--- a/docs/TG_Bora_App_FATEC_Franca.docx
+++ b/docs/TG_Bora_App_FATEC_Franca.docx
@@ -23,7 +23,7 @@
     </w:p>
     <w:p>
       <w:pPr>
-        <w:spacing w:before="1200"/>
+        <w:spacing w:before="1000"/>
       </w:pPr>
     </w:p>
     <w:p>
@@ -34,16 +34,15 @@
         <w:rPr>
           <w:b/>
           <w:sz w:val="26"/>
-          <w:highlight w:val="yellow"/>
         </w:rPr>
-        <w:t>LEONARDO PEREIRA</w:t>
+        <w:t>RENATA SARAIVA CLAUDINO</w:t>
         <w:br/>
-        <w:t>RENATA SARAIVA CLAUDINO</w:t>
+        <w:t>LEONARDO LOPES DOS SANTOS</w:t>
       </w:r>
     </w:p>
     <w:p>
       <w:pPr>
-        <w:spacing w:before="1600"/>
+        <w:spacing w:before="1400"/>
       </w:pPr>
     </w:p>
     <w:p>
@@ -54,9 +53,9 @@
         <w:rPr>
           <w:b/>
           <w:color w:val="0066FF"/>
-          <w:sz w:val="30"/>
+          <w:sz w:val="28"/>
         </w:rPr>
-        <w:t>BORA! APP — SOCIAL TECH DE CONEXÃO ESPORTIVA, REPUTAÇÃO MÚTUA, GESTÃO DE AMISTOSOS &amp; SEGURANÇA FEMININA</w:t>
+        <w:t>BORA! APP — SOCIAL TECH DE CONEXÃO ESPORTIVA, REPUTAÇÃO MÚTUA, GESTÃO DE AMISTOSOS, SEGURANÇA FEMININA &amp; COMPLIANCE ÉTICO</w:t>
       </w:r>
     </w:p>
     <w:p>
@@ -66,14 +65,14 @@
       <w:r>
         <w:rPr>
           <w:i/>
-          <w:sz w:val="24"/>
+          <w:sz w:val="22"/>
         </w:rPr>
-        <w:t>Plataforma Multiplataforma para Conexão Esportiva com Reputação Estilo Uber e Blindagem Geoespacial contra a Violência no Esporte</w:t>
+        <w:t>Plataforma com Reputação Multidimensional 360°, Súmulas Digitais, Arbitragem Qualificada, Espaço Seguro para Mulheres e Canal de Denúncias contra a Discriminação</w:t>
       </w:r>
     </w:p>
     <w:p>
       <w:pPr>
-        <w:spacing w:before="1400"/>
+        <w:spacing w:before="1200"/>
       </w:pPr>
     </w:p>
     <w:tbl>
@@ -124,7 +123,6 @@
               <w:rPr>
                 <w:b/>
                 <w:sz w:val="20"/>
-                <w:highlight w:val="yellow"/>
               </w:rPr>
               <w:t>Prof. Me. Carlos Eduardo de França Roland</w:t>
             </w:r>
@@ -134,7 +132,7 @@
     </w:tbl>
     <w:p>
       <w:pPr>
-        <w:spacing w:before="1600"/>
+        <w:spacing w:before="1400"/>
       </w:pPr>
     </w:p>
     <w:p>
@@ -164,9 +162,9 @@
         <w:rPr>
           <w:b/>
           <w:color w:val="0066FF"/>
-          <w:sz w:val="28"/>
+          <w:sz w:val="26"/>
         </w:rPr>
-        <w:t>BORA! APP — SOCIAL TECH DE CONEXÃO ESPORTIVA, REPUTAÇÃO MÚTUA, GESTÃO DE AMISTOSOS &amp; SEGURANÇA FEMININA</w:t>
+        <w:t>BORA! APP — SOCIAL TECH DE CONEXÃO ESPORTIVA, REPUTAÇÃO MÚTUA, GESTÃO DE AMISTOSOS, SEGURANÇA FEMININA &amp; COMPLIANCE ÉTICO</w:t>
       </w:r>
     </w:p>
     <w:p>
@@ -176,9 +174,8 @@
       <w:r>
         <w:rPr>
           <w:b/>
-          <w:highlight w:val="yellow"/>
         </w:rPr>
-        <w:t>Leonardo Pereira</w:t>
+        <w:t>Renata Saraiva Claudino</w:t>
       </w:r>
       <w:r>
         <w:rPr>
@@ -189,9 +186,8 @@
       <w:r>
         <w:rPr>
           <w:b/>
-          <w:highlight w:val="yellow"/>
         </w:rPr>
-        <w:t>Renata Saraiva Claudino</w:t>
+        <w:t>Leonardo Lopes dos Santos</w:t>
       </w:r>
       <w:r>
         <w:rPr>
@@ -202,7 +198,6 @@
       <w:r>
         <w:rPr>
           <w:b/>
-          <w:highlight w:val="yellow"/>
         </w:rPr>
         <w:t>Carlos Eduardo de França Roland</w:t>
       </w:r>
@@ -228,7 +223,7 @@
         <w:jc w:val="both"/>
       </w:pPr>
       <w:r>
-        <w:t>A prática de esportes coletivos amadores no Brasil é historicamente prejudicada pela desorganização de grupos informais em redes sociais, pela falta de quórum para fechamento de partidas e pela insegurança física, que atinge de forma crítica as mulheres em espaços públicos devido ao assédio. Este trabalho apresenta o desenvolvimento do Bora! App, uma social tech multiplataforma projetada para conectar praticantes de esportes e equipes amadoras através de geolocalização com PostGIS. A solução introduz duas inovações centrais: um sistema de reputação mútua 360° no estilo Uber (onde anfitriões aprovam atletas com base na nota média de 1 a 5 estrelas e todos se avaliam pós-jogo com moderação automática) e uma política ativa de blindagem geoespacial para mulheres (RN06), ocultando partidas femininas no mapa para usuários masculinos para prevenir assédio. A arquitetura segue o padrão Clean Architecture em quatro camadas com Node.js/Fastify, TypeScript, PostgreSQL 16 com extensão PostGIS, WebSockets e React com Material UI. Os testes e a validação demonstram alta performance geoespacial (ST_DWithin &lt; 800ms no P95), estrita conformidade com a LGPD e uma ferramenta de elevado impacto social no combate ao sedentarismo e à violência no esporte.</w:t>
+        <w:t>A prática de esportes coletivos amadores no Brasil é frequentemente comprometida pela informalidade, pelo cancelamento de partidas por falta de quórum, pela presença de jogadores antidesportivos e pela insegurança física, que atinge gravemente as mulheres em virtude do assédio em espaços públicos. Este trabalho apresenta o desenvolvimento do Bora! App, uma social tech multiplataforma de conexão esportiva por geolocalização nativa (PostGIS). O levantamento de requisitos foi conduzido por meio de questionário estritamente anônimo com ramificação lógica no Microsoft Forms, em total conformidade com o princípio de minimização de dados da Lei Geral de Proteção de Dados (LGPD - Lei nº 13.709/2018). O sistema introduz quatro pilares de inovação: (1) Reputação Multidimensional 360° no estilo Uber (avaliando atletas, anfitrião, infraestrutura do local e o clima de fair play do jogo); (2) Blindagem Geoespacial e Espaço Seguro para Mulheres (RN06), que oculta partidas femininas no mapa para usuários masculinos; (3) Profissionalização de Amistosos com Súmula Eletrônica Consensual (placar, gols, substituições e MVP) e integração com Árbitros Avaliados e Federados (RN07/RN09); e (4) Compliance Esportivo e Canal de Denúncias contra Machismo, Racismo e LGBTfobia com protocolo de suspensão imediata e banimento definitivo (RN08). A arquitetura adota Clean Architecture em quatro camadas com Node.js/Fastify, TypeScript, PostgreSQL 16 + PostGIS, WebSockets e React com Material UI. Os testes e a validação demonstram tempo de resposta espacial inferior a 800ms no P95, rigorosa conformidade com a LGPD e elevado impacto social na promoção de um esporte amador seguro e inclusivo.</w:t>
       </w:r>
     </w:p>
     <w:p>
@@ -242,7 +237,7 @@
         <w:t xml:space="preserve">Palavras-chave: </w:t>
       </w:r>
       <w:r>
-        <w:t>Amistosos. Conexão Esportiva. Geolocalização. Reputação Mútua. Segurança Feminina.</w:t>
+        <w:t>Amistosos Oficiais. Compliance Esportivo. Geolocalização. Lei Geral de Proteção de Dados (LGPD). Reputação Mútua. Segurança Feminina. Súmula Digital.</w:t>
       </w:r>
     </w:p>
     <w:p>
@@ -263,7 +258,7 @@
         <w:rPr>
           <w:i/>
         </w:rPr>
-        <w:t>The practice of amateur collective sports in Brazil is historically hindered by the disorganization of informal social media groups, lack of quorum to complete matches, and physical insecurity, which critically affects women in public sports facilities due to harassment. This paper presents the development of Bora! App, a cross-platform social tech designed to connect sports practitioners and amateur teams through geolocation using PostGIS. The solution introduces two core innovations: a 360° mutual reputation system Uber-style (where hosts approve athletes based on average rating from 1 to 5 stars and participants evaluate each other post-match with automatic moderation) and an active geospatial shielding policy for women (RN06), hiding female matches on the map from male users to prevent harassment. The architecture follows Clean Architecture across four decoupled layers utilizing Node.js/Fastify, TypeScript, PostgreSQL 16 with PostGIS extension, WebSockets, and React with Material UI. Automated tests demonstrate high geospatial performance (ST_DWithin &lt; 800ms at P95), strict LGPD compliance, and high social impact in combating sedentarism and violence in sports.</w:t>
+        <w:t>Amateur team sports practice in Brazil is frequently undermined by informality, lack of quorum, unsportsmanlike behavior, and physical insecurity, which critically affects women due to harassment in public spaces. This paper presents the development of Bora! App, a cross-platform sports social tech driven by native geolocation (PostGIS). Requirements elicitation was performed through a strictly anonymous branched survey on Microsoft Forms, in full compliance with the data minimization principle of the Brazilian General Data Protection Law (LGPD - Law 13,709/2018). The system establishes a high-trust ecosystem based on four core pillars: (1) 360° Multidimensional Reputation Uber-style (evaluating individual athlete behavior, match hosts, venue conditions, and match fair play atmosphere); (2) Geospatial Shielding and Safe Spaces for Women (RN06), hiding female matches on the map from male users; (3) Professionalization of Team Matches with Consensual Digital Match Reports (scores, goals, substitutions, and MVP) and integration with Community &amp; Federated Referees (RN07/RN09); and (4) Sports Compliance and Anti-Bias Reporting Channel against sexism, racism, and LGBTphobia with immediate suspension and permanent ban protocols (RN08). The architecture implements Clean Architecture in four layers using Node.js/Fastify, TypeScript, PostgreSQL 16 with PostGIS, WebSockets, and React with Material UI. Validation proves sub-800ms geospatial response at P95, strict LGPD compliance, and high social impact in promoting safe amateur sports.</w:t>
       </w:r>
     </w:p>
     <w:p>
@@ -280,12 +275,12 @@
         <w:rPr>
           <w:i/>
         </w:rPr>
-        <w:t>Amateur Matches. Geospatial Intelligence. Mutual Reputation. Sports Social Tech. Women's Safety.</w:t>
+        <w:t>Digital Match Report. General Data Protection Law (LGPD). Geospatial Intelligence. Multidimensional Reputation. Referees. Sports Compliance. Women's Safety.</w:t>
       </w:r>
     </w:p>
     <w:p>
       <w:pPr>
-        <w:spacing w:before="400"/>
+        <w:spacing w:before="300"/>
       </w:pPr>
     </w:p>
     <w:p>
@@ -296,7 +291,7 @@
         <w:rPr>
           <w:sz w:val="18"/>
         </w:rPr>
-        <w:t>1 Graduando em Análise e Desenvolvimento de Sistemas pela Fatec Dr. Thomaz Novelino – Franca/SP.</w:t>
+        <w:t>1 Graduanda em Análise e Desenvolvimento de Sistemas pela Fatec Dr. Thomaz Novelino – Franca/SP.</w:t>
       </w:r>
     </w:p>
     <w:p>
@@ -307,7 +302,7 @@
         <w:rPr>
           <w:sz w:val="18"/>
         </w:rPr>
-        <w:t>2 Graduanda em Análise e Desenvolvimento de Sistemas pela Fatec Dr. Thomaz Novelino – Franca/SP.</w:t>
+        <w:t>2 Graduando em Análise e Desenvolvimento de Sistemas pela Fatec Dr. Thomaz Novelino – Franca/SP.</w:t>
       </w:r>
     </w:p>
     <w:p>
@@ -341,7 +336,7 @@
         <w:jc w:val="both"/>
       </w:pPr>
       <w:r>
-        <w:t>A prática regular de esportes coletivos e atividades físicas é amplamente reconhecida como um dos principais pilares para a promoção da saúde física, do equilíbrio emocional e da integração comunitária (ORGANIZAÇÃO MUNDIAL DA SAÚDE, 2020). Não obstante esses benefícios, a sociedade contemporânea enfrenta níveis alarmantes de sedentarismo e isolamento social, agravados pelas dificuldades logísticas enfrentadas por atletas amadores para encontrar companhias, completar times e localizar espaços públicos ou privados disponíveis nas proximidades.</w:t>
+        <w:t>A prática regular de esportes coletivos e atividades físicas é reconhecida pela Organização Mundial da Saúde (OMS, 2020) como elemento fundamental para o combate às doenças crônicas, promoção da saúde mental e fortalecimento dos laços comunitários. Contudo, praticantes amadores enfrentam barreiras expressivas para manter uma rotina ativa: a dispersão de informações em redes sociais, a ausência de histórico de pontualidade e fair play entre desconhecidos, e o medo de assédio e violência física/verbal, que afasta de forma desproporcional as mulheres dos centros esportivos públicos.</w:t>
       </w:r>
     </w:p>
     <w:p>
@@ -349,30 +344,13 @@
         <w:jc w:val="both"/>
       </w:pPr>
       <w:r>
-        <w:t>Historicamente, a organização de partidas de futebol, vôlei, basquete e outras modalidades ocorre de forma dispersa em grupos de aplicativos de mensagens instantâneas (como WhatsApp). Esse modelo padece de três limitações severas: (a) a assimetria de informações, que impede a descoberta de novos eventos por pessoas fora dos grupos fechados; (b) a inexistência de histórico de pontualidade e conduta, permitindo desistências de última hora e comportamentos antidesportivos sem qualquer consequência; e (c) a insegurança e o receio de assédio, que afasta de forma desproporcional as mulheres de quadras e praças esportivas abertas.</w:t>
-      </w:r>
-    </w:p>
-    <w:p>
-      <w:pPr>
-        <w:jc w:val="both"/>
-      </w:pPr>
-      <w:r>
-        <w:t>Nesse cenário, emerge a questão problema deste trabalho: como uma plataforma baseada em geolocalização nativa, reputação mútua no estilo Uber e blindagem geoespacial pode democratizar o acesso à prática de esportes coletivos, garantindo a segurança de mulheres e a confiabilidade entre participantes? A hipótese formulada sustenta que a combinação de consultas espaciais ultrarrápidas no banco de dados (PostGIS), verificação de identidade com trava dupla de CPF, avaliação contínua de conduta 360° e políticas ativas de proteção feminina reduz drasticamente a taxa de abandono de jogos e fomenta comunidades esportivas saudáveis.</w:t>
-      </w:r>
-    </w:p>
-    <w:p>
-      <w:pPr>
-        <w:jc w:val="both"/>
-      </w:pPr>
-      <w:r>
-        <w:t>O objetivo geral deste projeto é projetar, documentar, desenvolver e testar o Bora! App, uma social tech voltada à conexão esportiva e gestão de amistosos amadores. Os objetivos específicos abrangem: (i) implementar consultas geoespaciais com ST_DWithin sobre índices GiST; (ii) estabelecer regras formais de negócio (RN01 a RN06) que protejam a privacidade (LGPD) e criem espaços seguros para mulheres; (iii) estruturar um backend modular fundamentado em Clean Architecture; e (iv) validar os artefatos com base na metodologia de Engenharia de Software III da FATEC Franca.</w:t>
+        <w:t>Nesse contexto, surge a questão problema deste trabalho: de que maneira uma plataforma baseada em geolocalização nativa, reputação multidimensional 360°, blindagem geoespacial feminina e compliance ético com canal de denúncias pode estruturar o esporte amador e garantir ambientes seguros e inclusivos? A hipótese central postula que a aplicação de inteligência espacial no banco de dados (PostGIS), aliada à verificação de identidade com trava de CPF, avaliação contínua de conduta de atletas, locais, anfitriões e arbitragem qualificada, e banimento sumário de atitudes discriminatórias (RN08), estabelece um ecossistema sustentável e seguro para a prática esportiva.</w:t>
       </w:r>
     </w:p>
     <w:p>
       <w:r>
         <w:rPr>
           <w:b/>
-          <w:sz w:val="26"/>
         </w:rPr>
         <w:t>1.1 Termo de Abertura do Projeto (TAP)</w:t>
       </w:r>
@@ -382,7 +360,7 @@
         <w:jc w:val="both"/>
       </w:pPr>
       <w:r>
-        <w:t>O Termo de Abertura do Projeto (TAP), ou Project Charter, é o instrumento formal preconizado pelo Guia PMBOK (PROJECT MANAGEMENT INSTITUTE, 2021) e por Kerzner (2017) para autorizar oficialmente o início de um empreendimento, delimitando seu escopo macro, justificativas, premissas, restrições, riscos e responsabilidades dos envolvidos. Apresenta-se, no Quadro 1, a síntese do TAP estruturado para o Bora! App.</w:t>
+        <w:t>O Termo de Abertura do Projeto (TAP), formalizado no Quadro 1, autoriza o desenvolvimento do Bora! App conforme diretrizes do Guia PMBOK (PMI, 2021) e Kerzner (2017).</w:t>
       </w:r>
     </w:p>
     <w:p>
@@ -442,7 +420,7 @@
               <w:spacing w:line="240" w:lineRule="auto"/>
             </w:pPr>
             <w:r>
-              <w:t>Bora! App — Social Tech de Conexão Esportiva, Reputação Mútua e Gestão de Amistosos.</w:t>
+              <w:t>Bora! App — Social Tech de Conexão Esportiva, Reputação Mútua, Gestão de Amistosos, Segurança Feminina &amp; Compliance Ético.</w:t>
             </w:r>
           </w:p>
         </w:tc>
@@ -486,7 +464,7 @@
               <w:spacing w:line="240" w:lineRule="auto"/>
             </w:pPr>
             <w:r>
-              <w:t>Superar o sedentarismo e a insegurança na organização de jogos amadores através de tecnologia geoespacial e reputação 360°.</w:t>
+              <w:t>Superar o sedentarismo e a insegurança na organização de jogos amadores através de tecnologia geoespacial, reputação 360° e proteção feminina.</w:t>
             </w:r>
           </w:p>
         </w:tc>
@@ -530,7 +508,7 @@
               <w:spacing w:line="240" w:lineRule="auto"/>
             </w:pPr>
             <w:r>
-              <w:t>Entregar um MVP funcional integrado ao PostGIS com 3 CRUDs, autenticação com trava de CPF, chat WebSocket e blindagem de segurança feminina no 2º semestre de 2026.</w:t>
+              <w:t>Entregar um MVP funcional integrado ao PostGIS com 3 CRUDs, autenticação com trava de CPF, súmula digital, canal de denúncias e módulo de arbitragem no 2º semestre de 2026.</w:t>
             </w:r>
           </w:p>
         </w:tc>
@@ -574,7 +552,7 @@
               <w:spacing w:line="240" w:lineRule="auto"/>
             </w:pPr>
             <w:r>
-              <w:t>Leonardo Pereira (Arquitetura/Backend/Dados) e Renata Saraiva Claudino (Líder de Projeto/UI/UX/Requisitos).</w:t>
+              <w:t>Renata Saraiva Claudino (Líder de Projeto/UI/UX/Requisitos) e Leonardo Lopes dos Santos (Arquitetura/Backend/Dados).</w:t>
             </w:r>
           </w:p>
         </w:tc>
@@ -750,7 +728,7 @@
               <w:spacing w:line="240" w:lineRule="auto"/>
             </w:pPr>
             <w:r>
-              <w:t>M1: TAP e Elicitação; M2: Modelagem e DDL; M3: Prototipagem Hi-Fi; M4: 3 CRUDs e Testes; M5: Homologação e Defesa de TG.</w:t>
+              <w:t>M1: TAP e Elicitação Anônima (LGPD); M2: Modelagem e DDL; M3: Prototipagem Hi-Fi; M4: 3 CRUDs, Súmulas e Testes; M5: Homologação e Defesa de TG.</w:t>
             </w:r>
           </w:p>
         </w:tc>
@@ -772,30 +750,11 @@
       </w:r>
     </w:p>
     <w:p>
-      <w:pPr>
-        <w:jc w:val="both"/>
-      </w:pPr>
-      <w:r>
-        <w:t>A análise de viabilidade de um produto de software consiste na avaliação estratégica de seu modelo de negócio, fatores internos e externos de competitividade e planejamento operacional de execução (CHIAVENATO, 2021). Para tanto, empregaram-se três metodologias consagradas: o Business Model Canvas (BMC), a Matriz SWOT e o Plano de Ação 5W2H.</w:t>
-      </w:r>
-    </w:p>
-    <w:p>
-      <w:pPr>
-        <w:spacing w:before="200"/>
-      </w:pPr>
       <w:r>
         <w:rPr>
           <w:b/>
         </w:rPr>
         <w:t>2.1 Canvas de Negócio (Business Model Canvas - BMC)</w:t>
-      </w:r>
-    </w:p>
-    <w:p>
-      <w:pPr>
-        <w:jc w:val="both"/>
-      </w:pPr>
-      <w:r>
-        <w:t>Conforme preconizado por Osterwalder e Pigneur (2011), o Business Model Canvas sintetiza a lógica de criação, entrega e captura de valor de uma organização em nove blocos inter-relacionados. No Quadro 2, apresentam-se os nove blocos desenvolvidos para o Bora! App.</w:t>
       </w:r>
     </w:p>
     <w:p>
@@ -855,7 +814,7 @@
               <w:spacing w:line="240" w:lineRule="auto"/>
             </w:pPr>
             <w:r>
-              <w:t>Atletas amadores (homens e mulheres de 16 a 45 anos), times amadores em busca de amistosos e gestores de quadras particulares.</w:t>
+              <w:t>Atletas amadores (homens e mulheres), times amadores, gestores de quadras privadas e árbitros esportivos.</w:t>
             </w:r>
           </w:p>
         </w:tc>
@@ -899,7 +858,7 @@
               <w:spacing w:line="240" w:lineRule="auto"/>
             </w:pPr>
             <w:r>
-              <w:t>Conexão esportiva ágil por geolocalização, avaliação mútua 360° estilo Uber e espaço seguro exclusivo para mulheres com mapa blindado.</w:t>
+              <w:t>Conexão esportiva ágil por PostGIS, reputação mútua 360°, espaço seguro para mulheres (mapa blindado), súmula digital e canal de denúncias contra preconceitos.</w:t>
             </w:r>
           </w:p>
         </w:tc>
@@ -987,7 +946,7 @@
               <w:spacing w:line="240" w:lineRule="auto"/>
             </w:pPr>
             <w:r>
-              <w:t>Autosserviço com moderação comunitária automatizada por nota média (&lt; 2.0 gera suspensão) e suporte digital.</w:t>
+              <w:t>Autosserviço com moderação comunitária automatizada por nota média (&lt; 2.0 gera suspensão) e ouvidoria ágil com banimento definitivo para discriminação.</w:t>
             </w:r>
           </w:p>
         </w:tc>
@@ -1031,7 +990,7 @@
               <w:spacing w:line="240" w:lineRule="auto"/>
             </w:pPr>
             <w:r>
-              <w:t>Gratuidade em locais públicos; taxa de intermediação e conveniência em reservas de quadras privadas parceiras no futuro.</w:t>
+              <w:t>Gratuidade em locais públicos; taxa de conveniência em reservas de quadras particulares parceiras e curadoria de arbitragem qualificada.</w:t>
             </w:r>
           </w:p>
         </w:tc>
@@ -1075,7 +1034,7 @@
               <w:spacing w:line="240" w:lineRule="auto"/>
             </w:pPr>
             <w:r>
-              <w:t>Motor geoespacial PostGIS, banco de dados PostgreSQL, algoritmos de reputação e esteira de CI/CD em nuvem.</w:t>
+              <w:t>Motor geoespacial PostGIS, banco de dados PostgreSQL, algoritmos de reputação, WebSockets e esteira de CI/CD em nuvem.</w:t>
             </w:r>
           </w:p>
         </w:tc>
@@ -1119,7 +1078,7 @@
               <w:spacing w:line="240" w:lineRule="auto"/>
             </w:pPr>
             <w:r>
-              <w:t>Desenvolvimento contínuo de software, curadoria e moderação de perfis, manutenção de segurança e geocodificação.</w:t>
+              <w:t>Desenvolvimento de software, curadoria de árbitros, moderação de denúncias e manutenção da segurança.</w:t>
             </w:r>
           </w:p>
         </w:tc>
@@ -1163,7 +1122,7 @@
               <w:spacing w:line="240" w:lineRule="auto"/>
             </w:pPr>
             <w:r>
-              <w:t>Centros Esportivos Públicos (CEPELs Franca), FEAC Franca, arenas de society privadas e provedores de mapas.</w:t>
+              <w:t>Centros Esportivos Públicos (CEPELs Franca), FEAC Franca, ligas e associações de árbitros e arenas esportivas privadas.</w:t>
             </w:r>
           </w:p>
         </w:tc>
@@ -1207,30 +1166,19 @@
               <w:spacing w:line="240" w:lineRule="auto"/>
             </w:pPr>
             <w:r>
-              <w:t>Servidores cloud (VPS / Docker), taxa de manutenção de banco de dados, domínio, segurança e horas técnicas de engenharia.</w:t>
+              <w:t>Servidores cloud (VPS / Docker), manutenção de banco de dados, domínio, segurança da informação e horas técnicas de engenharia.</w:t>
             </w:r>
           </w:p>
         </w:tc>
       </w:tr>
     </w:tbl>
     <w:p>
-      <w:pPr>
-        <w:spacing w:before="200"/>
-      </w:pPr>
       <w:r>
         <w:rPr>
           <w:b/>
         </w:rPr>
         <w:br/>
         <w:t>2.2 Matriz SWOT</w:t>
-      </w:r>
-    </w:p>
-    <w:p>
-      <w:pPr>
-        <w:jc w:val="both"/>
-      </w:pPr>
-      <w:r>
-        <w:t>A Matriz SWOT (Strengths, Weaknesses, Opportunities, Threats), concebida no âmbito do planejamento estratégico corporativo (KOTLER; KELLER, 2018), permite mapear as forças e fraquezas do ambiente interno em contraste com as oportunidades e ameaças do ambiente externo. A análise estratégica do Bora! App é apresentada no Quadro 3.</w:t>
       </w:r>
     </w:p>
     <w:p>
@@ -1272,15 +1220,15 @@
               <w:br/>
             </w:r>
             <w:r>
-              <w:t>• Motor geoespacial nativo PostGIS (GiST &lt; 800ms).</w:t>
+              <w:t>• Motor geoespacial PostGIS (GiST &lt; 800ms).</w:t>
               <w:br/>
-              <w:t>• Sistema de reputação 360° estilo Uber com moderação automática.</w:t>
+              <w:t>• Reputação 360° (atletas, anfitrião, local, clima e juiz).</w:t>
               <w:br/>
-              <w:t>• Espaço Seguro Feminino (RN06) com blindagem geoespacial.</w:t>
+              <w:t>• Espaço Seguro Feminino (RN06) com blindagem no mapa.</w:t>
               <w:br/>
-              <w:t>• Trava dupla com CPF (Módulo 11) + OTP 6 dígitos.</w:t>
+              <w:t>• Compliance Ético com canal de denúncias e banimento (RN08).</w:t>
               <w:br/>
-              <w:t>• Suporte a Amistosos de Equipes e Chat WebSocket.</w:t>
+              <w:t>• Súmula Digital Consensual e Arbitragem Qualificada (RN07/RN09).</w:t>
             </w:r>
           </w:p>
         </w:tc>
@@ -1306,9 +1254,9 @@
             <w:r>
               <w:t>• Dependência de efeito de rede inicial na região.</w:t>
               <w:br/>
-              <w:t>• Custo potencial de consumo de APIs de mapas em alta escala.</w:t>
+              <w:t>• Custo potencial de consumo de APIs de mapas em escala.</w:t>
               <w:br/>
-              <w:t>• Marca em estágio inicial de consolidação mercadológica.</w:t>
+              <w:t>• Processo de curadoria inicial de árbitros cadastrados.</w:t>
               <w:br/>
               <w:t>• Equipe acadêmica enxuta de dois desenvolvedores.</w:t>
             </w:r>
@@ -1336,13 +1284,13 @@
               <w:br/>
             </w:r>
             <w:r>
-              <w:t>• Políticas públicas de incentivo ao esporte feminino e apoio municipal.</w:t>
+              <w:t>• Políticas de incentivo ao esporte feminino e apoio da FEAC.</w:t>
               <w:br/>
-              <w:t>• Parceria com +12 CEPELs e centros esportivos de Franca/SP.</w:t>
+              <w:t>• Parceria com ligas de árbitros e +12 CEPELs de Franca/SP.</w:t>
               <w:br/>
-              <w:t>• Convênios comerciais B2B com quadras privadas de society.</w:t>
+              <w:t>• Convênios B2B com quadras particulares de society.</w:t>
               <w:br/>
-              <w:t>• Posicionamento de forte impacto social (combate ao sedentarismo e violência).</w:t>
+              <w:t>• Forte impacto social no combate ao assédio e preconceitos.</w:t>
             </w:r>
           </w:p>
         </w:tc>
@@ -1366,34 +1314,23 @@
               <w:br/>
             </w:r>
             <w:r>
-              <w:t>• Hábito consolidado de uso de grupos informais de WhatsApp.</w:t>
+              <w:t>• Hábito consolidado de grupos informais de WhatsApp.</w:t>
               <w:br/>
-              <w:t>• Entrada de aplicativos globais (Strava, Playtomic).</w:t>
+              <w:t>• Concorrentes globais de nicho (Strava, Playtomic).</w:t>
               <w:br/>
-              <w:t>• Riscos de conformidade LGPD no tratamento de geolocalização.</w:t>
+              <w:t>• Riscos de conformidade LGPD no tratamento de denúncias.</w:t>
             </w:r>
           </w:p>
         </w:tc>
       </w:tr>
     </w:tbl>
     <w:p>
-      <w:pPr>
-        <w:spacing w:before="200"/>
-      </w:pPr>
       <w:r>
         <w:rPr>
           <w:b/>
         </w:rPr>
         <w:br/>
-        <w:t>2.3 Plano de Ação 5W2H do Projeto</w:t>
-      </w:r>
-    </w:p>
-    <w:p>
-      <w:pPr>
-        <w:jc w:val="both"/>
-      </w:pPr>
-      <w:r>
-        <w:t>A metodologia 5W2H (What, Why, Who, Where, When, How, How Much) constitui uma ferramenta de gestão voltada à definição clara e objetiva das diretrizes operacionais de um projeto (DAYCHOUM, 2018). No Quadro 4, detalha-se o plano de ação construído para o Bora! App.</w:t>
+        <w:t>2.3 Plano de Ação 5W2H</w:t>
       </w:r>
     </w:p>
     <w:p>
@@ -1453,7 +1390,7 @@
               <w:spacing w:line="240" w:lineRule="auto"/>
             </w:pPr>
             <w:r>
-              <w:t>Desenvolver uma plataforma de conexão esportiva por geolocalização com reputação mútua, espaço seguro para mulheres e amistosos.</w:t>
+              <w:t>Plataforma de geolocalização esportiva com reputação multidimensional, espaço seguro para mulheres, súmulas oficiais e canal de denúncias.</w:t>
             </w:r>
           </w:p>
         </w:tc>
@@ -1497,7 +1434,7 @@
               <w:spacing w:line="240" w:lineRule="auto"/>
             </w:pPr>
             <w:r>
-              <w:t>Reduzir o sedentarismo e o assédio contra mulheres em práticas esportivas, facilitando a formação de jogos com pessoas verificadas.</w:t>
+              <w:t>Eliminar a falta de quórum, desestimular a violência em campo e erradicar o assédio, o machismo e o racismo no esporte amador.</w:t>
             </w:r>
           </w:p>
         </w:tc>
@@ -1541,7 +1478,7 @@
               <w:spacing w:line="240" w:lineRule="auto"/>
             </w:pPr>
             <w:r>
-              <w:t>Leonardo Pereira e Renata Saraiva Claudino (Alunos do 5º Semestre de ADS - FATEC Franca), orientados pelo Prof. Carlos Roland.</w:t>
+              <w:t>Renata Saraiva Claudino e Leonardo Lopes dos Santos (Alunos do 5º Semestre de ADS - FATEC Franca), orientados pelo Prof. Carlos Roland.</w:t>
             </w:r>
           </w:p>
         </w:tc>
@@ -1585,7 +1522,7 @@
               <w:spacing w:line="240" w:lineRule="auto"/>
             </w:pPr>
             <w:r>
-              <w:t>Franca/SP (abrangendo CEPELs públicos e quadras particulares), estruturado em arquitetura em nuvem expansível nacionalmente.</w:t>
+              <w:t>Franca/SP (CEPELs públicos e quadras particulares), estruturado em arquitetura em nuvem expansível nacionalmente.</w:t>
             </w:r>
           </w:p>
         </w:tc>
@@ -1629,7 +1566,7 @@
               <w:spacing w:line="240" w:lineRule="auto"/>
             </w:pPr>
             <w:r>
-              <w:t>Execução ao longo do ano letivo de 2026, com entregas parciais de requisitos, banco, protótipos e CRUDs.</w:t>
+              <w:t>Desenvolvimento, testes automatizados e defesa de TG no ano letivo de 2026.</w:t>
             </w:r>
           </w:p>
         </w:tc>
@@ -1673,7 +1610,7 @@
               <w:spacing w:line="240" w:lineRule="auto"/>
             </w:pPr>
             <w:r>
-              <w:t>Utilizando Clean Architecture em 4 camadas, Fastify/Node.js, TypeScript, PostgreSQL 16 + PostGIS, WebSockets e React.</w:t>
+              <w:t>Clean Architecture em 4 camadas, Fastify/Node.js, TypeScript, PostgreSQL 16 + PostGIS, WebSockets e React com Material UI.</w:t>
             </w:r>
           </w:p>
         </w:tc>
@@ -1735,7 +1672,15 @@
           <w:color w:val="0066FF"/>
           <w:sz w:val="28"/>
         </w:rPr>
-        <w:t>3 Levantamento de Requisitos</w:t>
+        <w:t>3 Levantamento de Requisitos e Modelagem</w:t>
+      </w:r>
+    </w:p>
+    <w:p>
+      <w:r>
+        <w:rPr>
+          <w:b/>
+        </w:rPr>
+        <w:t>3.1 Elicitação de Requisitos e Conformidade com a LGPD (Pesquisa Anônima)</w:t>
       </w:r>
     </w:p>
     <w:p>
@@ -1743,15 +1688,7 @@
         <w:jc w:val="both"/>
       </w:pPr>
       <w:r>
-        <w:t>A Engenharia de Requisitos compreende o conjunto disciplinado de atividades voltadas a descobrir, analisar, documentar e verificar os serviços que um sistema de software deve fornecer e as restrições sob as quais deve operar (SOMMERVILLE, 2019; PRESSMAN; MAXIM, 2021). Esta seção documenta a elicitação, modelagem BPMN, requisitos funcionais, não funcionais, regras de negócio, casos de uso, diagramas UML, matrizes de rastreabilidade e modelo de dados do Bora! App.</w:t>
-      </w:r>
-    </w:p>
-    <w:p>
-      <w:r>
-        <w:rPr>
-          <w:b/>
-        </w:rPr>
-        <w:t>3.1 Elicitação e Especificação dos Requisitos</w:t>
+        <w:t>A elicitação de requisitos do Bora! App foi executada por meio de um questionário estruturado com ramificação lógica (branching) aplicado digitalmente a praticantes de esportes amadores. Em estrita conformidade com a Lei Geral de Proteção de Dados Pessoais (LGPD — Lei nº 13.709/2018, Art. 6º, inciso III — Princípio da Minimização de Dados), a pesquisa foi conduzida de forma &lt;b&gt;estritamente anônima&lt;/b&gt;, prescindindo de coleta de nomes, telefones, e-mails ou quaisquer dados identificadores diretos.</w:t>
       </w:r>
     </w:p>
     <w:p>
@@ -1759,7 +1696,7 @@
         <w:jc w:val="both"/>
       </w:pPr>
       <w:r>
-        <w:t>Para a elicitação de requisitos, utilizou-se a técnica de questionários estruturados aplicados a praticantes de esportes da cidade de Franca/SP, com destaque para a aplicação de um recorte específico sobre segurança de gênero e barreiras enfrentadas por mulheres no esporte público. A íntegra das perguntas e percentuais de respostas encontra-se compilada no Apêndice 2 deste documento. Os resultados revelaram que 94% das participantes consideram vital a existência de um filtro de jogos exclusivos femininos com blindagem geoespacial (RN06) e 92% destacaram a importância da avaliação mútua no estilo Uber para afastar atletas faltosos ou violentos.</w:t>
+        <w:t>A garantia de anonimato absoluto fundamenta-se em duas justificativas metodológicas essenciais: (1) Eliminação do viés de inibição social (social desirability bias), assegurando respostas autênticas em questões altamente sensíveis, tais como o histórico de assédio/importunação sexual vivenciado por mulheres em espaços públicos e a adesão ao banimento definitivo para atos de racismo, machismo, homofobia e agressão física; e (2) Otimização da taxa de conversão da pesquisa, reduzindo o atrito e a desistência dos respondentes ao focar exclusivamente nas variáveis quantitativas e comportamentais necessárias para a Engenharia de Software. O roteiro de 12 perguntas encontra-se no Apêndice 2.</w:t>
       </w:r>
     </w:p>
     <w:p>
@@ -1768,7 +1705,7 @@
           <w:b/>
         </w:rPr>
         <w:br/>
-        <w:t>3.2 Modelagem de Processos de Negócio (BPMN)</w:t>
+        <w:t>3.2 Resultados e Análise Quantitativa da Pesquisa de Campo (N = 31)</w:t>
       </w:r>
     </w:p>
     <w:p>
@@ -1776,7 +1713,7 @@
         <w:jc w:val="both"/>
       </w:pPr>
       <w:r>
-        <w:t>A notação BPMN (Business Process Model and Notation), padronizada pela Object Management Group (OMG, 2014) e detalhada por Dumas et al. (2018), provê uma representação gráfica e padronizada dos fluxos de trabalho operacionais de uma organização. No Bora! App, o modelo de processos compreende quatro macroprocessos integrados: (1) Autenticação e Verificação de Identidade com OTP de 6 dígitos; (2) Descoberta no Mapa com Blindagem Geoespacial Feminina (RN06); (3) Solicitação de Vaga e Aprovação pelo Anfitrião com Análise de Reputação (RN01/RN02); e (4) Pós-Jogo com Avaliação Mútua 360° e Moderação Automática (RN05).</w:t>
+        <w:t>A pesquisa de campo obteve uma amostra qualificada de 31 praticantes e entusiastas de esportes coletivos e individuais. Os dados tabulados no Quadro 4.1 revelam as principais dores, preferências e necessidades operacionais do público-alvo, fornecendo sustentação empírica direta para a definição do escopo, requisitos funcionais e regras de negócio do Bora! App.</w:t>
       </w:r>
     </w:p>
     <w:p>
@@ -1784,16 +1721,988 @@
         <w:rPr>
           <w:b/>
         </w:rPr>
+        <w:t>Quadro 4.1 – Resultados Consolidados da Pesquisa de Elicitação de Requisitos</w:t>
+      </w:r>
+    </w:p>
+    <w:tbl>
+      <w:tblPr>
+        <w:tblW w:type="auto" w:w="0"/>
+        <w:jc w:val="center"/>
+        <w:tblLook w:firstColumn="1" w:firstRow="1" w:lastColumn="0" w:lastRow="0" w:noHBand="0" w:noVBand="1" w:val="04A0"/>
+      </w:tblPr>
+      <w:tblGrid>
+        <w:gridCol w:w="3134"/>
+        <w:gridCol w:w="3134"/>
+        <w:gridCol w:w="3134"/>
+      </w:tblGrid>
+      <w:tr>
+        <w:tc>
+          <w:tcPr>
+            <w:tcW w:type="dxa" w:w="3888"/>
+            <w:shd w:fill="F1F5F9"/>
+            <w:tcMar>
+              <w:top w:w="100" w:type="dxa"/>
+              <w:bottom w:w="100" w:type="dxa"/>
+              <w:left w:w="150" w:type="dxa"/>
+              <w:right w:w="150" w:type="dxa"/>
+            </w:tcMar>
+          </w:tcPr>
+          <w:p>
+            <w:pPr>
+              <w:spacing w:line="240" w:lineRule="auto"/>
+            </w:pPr>
+            <w:r>
+              <w:rPr>
+                <w:b/>
+              </w:rPr>
+              <w:t>Q1. Faixa Etária</w:t>
+            </w:r>
+          </w:p>
+        </w:tc>
+        <w:tc>
+          <w:tcPr>
+            <w:tcW w:type="dxa" w:w="5760"/>
+            <w:shd w:fill="F1F5F9"/>
+            <w:tcMar>
+              <w:top w:w="100" w:type="dxa"/>
+              <w:bottom w:w="100" w:type="dxa"/>
+              <w:left w:w="150" w:type="dxa"/>
+              <w:right w:w="150" w:type="dxa"/>
+            </w:tcMar>
+          </w:tcPr>
+          <w:p>
+            <w:pPr>
+              <w:spacing w:line="240" w:lineRule="auto"/>
+            </w:pPr>
+            <w:r>
+              <w:t>Respostas: 26 a 35 anos (64,5%); 18 a 25 anos (16,1%); 36 a 45 anos (12,9%); Mais de 45 anos (6,5%).</w:t>
+            </w:r>
+          </w:p>
+        </w:tc>
+        <w:tc>
+          <w:tcPr>
+            <w:tcW w:type="dxa" w:w="3134"/>
+            <w:shd w:fill="F1F5F9"/>
+          </w:tcPr>
+          <w:p/>
+        </w:tc>
+      </w:tr>
+      <w:tr>
+        <w:tc>
+          <w:tcPr>
+            <w:tcW w:type="dxa" w:w="9402"/>
+            <w:gridSpan w:val="3"/>
+            <w:tcMar>
+              <w:top w:w="100" w:type="dxa"/>
+              <w:bottom w:w="100" w:type="dxa"/>
+              <w:left w:w="150" w:type="dxa"/>
+              <w:right w:w="150" w:type="dxa"/>
+            </w:tcMar>
+          </w:tcPr>
+          <w:p>
+            <w:pPr>
+              <w:spacing w:line="240" w:lineRule="auto"/>
+            </w:pPr>
+            <w:r>
+              <w:rPr>
+                <w:b/>
+              </w:rPr>
+              <w:t xml:space="preserve">Impacto na Engenharia de Software: </w:t>
+            </w:r>
+            <w:r>
+              <w:t>Predomínio de jovens adultos economicamente ativos, orientando a interface para fluidez mobile e agilidade no aceite.</w:t>
+            </w:r>
+          </w:p>
+        </w:tc>
+      </w:tr>
+      <w:tr>
+        <w:tc>
+          <w:tcPr>
+            <w:tcW w:type="dxa" w:w="3888"/>
+            <w:shd w:fill="F1F5F9"/>
+            <w:tcMar>
+              <w:top w:w="100" w:type="dxa"/>
+              <w:bottom w:w="100" w:type="dxa"/>
+              <w:left w:w="150" w:type="dxa"/>
+              <w:right w:w="150" w:type="dxa"/>
+            </w:tcMar>
+          </w:tcPr>
+          <w:p>
+            <w:pPr>
+              <w:spacing w:line="240" w:lineRule="auto"/>
+            </w:pPr>
+            <w:r>
+              <w:rPr>
+                <w:b/>
+              </w:rPr>
+              <w:t>Q2. Modalidades Mais Praticadas / Desejadas</w:t>
+            </w:r>
+          </w:p>
+        </w:tc>
+        <w:tc>
+          <w:tcPr>
+            <w:tcW w:type="dxa" w:w="5760"/>
+            <w:shd w:fill="F1F5F9"/>
+            <w:tcMar>
+              <w:top w:w="100" w:type="dxa"/>
+              <w:bottom w:w="100" w:type="dxa"/>
+              <w:left w:w="150" w:type="dxa"/>
+              <w:right w:w="150" w:type="dxa"/>
+            </w:tcMar>
+          </w:tcPr>
+          <w:p>
+            <w:pPr>
+              <w:spacing w:line="240" w:lineRule="auto"/>
+            </w:pPr>
+            <w:r>
+              <w:t>Respostas: Futebol / Society (41,9%); Vôlei / Futevôlei (41,9%); Futsal (25,8%); Beach Tennis (19,4%); Basquete (19,4%); Outros (45,2%).</w:t>
+            </w:r>
+          </w:p>
+        </w:tc>
+        <w:tc>
+          <w:tcPr>
+            <w:tcW w:type="dxa" w:w="3134"/>
+            <w:shd w:fill="F1F5F9"/>
+          </w:tcPr>
+          <w:p/>
+        </w:tc>
+      </w:tr>
+      <w:tr>
+        <w:tc>
+          <w:tcPr>
+            <w:tcW w:type="dxa" w:w="9402"/>
+            <w:gridSpan w:val="3"/>
+            <w:tcMar>
+              <w:top w:w="100" w:type="dxa"/>
+              <w:bottom w:w="100" w:type="dxa"/>
+              <w:left w:w="150" w:type="dxa"/>
+              <w:right w:w="150" w:type="dxa"/>
+            </w:tcMar>
+          </w:tcPr>
+          <w:p>
+            <w:pPr>
+              <w:spacing w:line="240" w:lineRule="auto"/>
+            </w:pPr>
+            <w:r>
+              <w:rPr>
+                <w:b/>
+              </w:rPr>
+              <w:t xml:space="preserve">Impacto na Engenharia de Software: </w:t>
+            </w:r>
+            <w:r>
+              <w:t>Necessidade de arquitetura multiesportiva flexível e filtros de modalidade dinâmicos no mapa.</w:t>
+            </w:r>
+          </w:p>
+        </w:tc>
+      </w:tr>
+      <w:tr>
+        <w:tc>
+          <w:tcPr>
+            <w:tcW w:type="dxa" w:w="3888"/>
+            <w:shd w:fill="F1F5F9"/>
+            <w:tcMar>
+              <w:top w:w="100" w:type="dxa"/>
+              <w:bottom w:w="100" w:type="dxa"/>
+              <w:left w:w="150" w:type="dxa"/>
+              <w:right w:w="150" w:type="dxa"/>
+            </w:tcMar>
+          </w:tcPr>
+          <w:p>
+            <w:pPr>
+              <w:spacing w:line="240" w:lineRule="auto"/>
+            </w:pPr>
+            <w:r>
+              <w:rPr>
+                <w:b/>
+              </w:rPr>
+              <w:t>Q3. Principal Obstáculo para Prática Regular</w:t>
+            </w:r>
+          </w:p>
+        </w:tc>
+        <w:tc>
+          <w:tcPr>
+            <w:tcW w:type="dxa" w:w="5760"/>
+            <w:shd w:fill="F1F5F9"/>
+            <w:tcMar>
+              <w:top w:w="100" w:type="dxa"/>
+              <w:bottom w:w="100" w:type="dxa"/>
+              <w:left w:w="150" w:type="dxa"/>
+              <w:right w:w="150" w:type="dxa"/>
+            </w:tcMar>
+          </w:tcPr>
+          <w:p>
+            <w:pPr>
+              <w:spacing w:line="240" w:lineRule="auto"/>
+            </w:pPr>
+            <w:r>
+              <w:t>Respostas: Falta de tempo (35,5%); Dificuldade de locais/horários (25,8%); Falta de companhia/time incompleto (25,8%); Insegurança (12,9%).</w:t>
+            </w:r>
+          </w:p>
+        </w:tc>
+        <w:tc>
+          <w:tcPr>
+            <w:tcW w:type="dxa" w:w="3134"/>
+            <w:shd w:fill="F1F5F9"/>
+          </w:tcPr>
+          <w:p/>
+        </w:tc>
+      </w:tr>
+      <w:tr>
+        <w:tc>
+          <w:tcPr>
+            <w:tcW w:type="dxa" w:w="9402"/>
+            <w:gridSpan w:val="3"/>
+            <w:tcMar>
+              <w:top w:w="100" w:type="dxa"/>
+              <w:bottom w:w="100" w:type="dxa"/>
+              <w:left w:w="150" w:type="dxa"/>
+              <w:right w:w="150" w:type="dxa"/>
+            </w:tcMar>
+          </w:tcPr>
+          <w:p>
+            <w:pPr>
+              <w:spacing w:line="240" w:lineRule="auto"/>
+            </w:pPr>
+            <w:r>
+              <w:rPr>
+                <w:b/>
+              </w:rPr>
+              <w:t xml:space="preserve">Impacto na Engenharia de Software: </w:t>
+            </w:r>
+            <w:r>
+              <w:t>Justifica a criação do mural de vagas avulsas e mapa em tempo real para fechamento rápido de quórum.</w:t>
+            </w:r>
+          </w:p>
+        </w:tc>
+      </w:tr>
+      <w:tr>
+        <w:tc>
+          <w:tcPr>
+            <w:tcW w:type="dxa" w:w="3888"/>
+            <w:shd w:fill="F1F5F9"/>
+            <w:tcMar>
+              <w:top w:w="100" w:type="dxa"/>
+              <w:bottom w:w="100" w:type="dxa"/>
+              <w:left w:w="150" w:type="dxa"/>
+              <w:right w:w="150" w:type="dxa"/>
+            </w:tcMar>
+          </w:tcPr>
+          <w:p>
+            <w:pPr>
+              <w:spacing w:line="240" w:lineRule="auto"/>
+            </w:pPr>
+            <w:r>
+              <w:rPr>
+                <w:b/>
+              </w:rPr>
+              <w:t>Q4. Raio Máximo de Deslocamento</w:t>
+            </w:r>
+          </w:p>
+        </w:tc>
+        <w:tc>
+          <w:tcPr>
+            <w:tcW w:type="dxa" w:w="5760"/>
+            <w:shd w:fill="F1F5F9"/>
+            <w:tcMar>
+              <w:top w:w="100" w:type="dxa"/>
+              <w:bottom w:w="100" w:type="dxa"/>
+              <w:left w:w="150" w:type="dxa"/>
+              <w:right w:w="150" w:type="dxa"/>
+            </w:tcMar>
+          </w:tcPr>
+          <w:p>
+            <w:pPr>
+              <w:spacing w:line="240" w:lineRule="auto"/>
+            </w:pPr>
+            <w:r>
+              <w:t>Respostas: Até 5 km (51,6%); Mais de 10 km (22,6%); Até 2 km / Bairro (19,4%); Até 10 km (6,5%).</w:t>
+            </w:r>
+          </w:p>
+        </w:tc>
+        <w:tc>
+          <w:tcPr>
+            <w:tcW w:type="dxa" w:w="3134"/>
+            <w:shd w:fill="F1F5F9"/>
+          </w:tcPr>
+          <w:p/>
+        </w:tc>
+      </w:tr>
+      <w:tr>
+        <w:tc>
+          <w:tcPr>
+            <w:tcW w:type="dxa" w:w="9402"/>
+            <w:gridSpan w:val="3"/>
+            <w:tcMar>
+              <w:top w:w="100" w:type="dxa"/>
+              <w:bottom w:w="100" w:type="dxa"/>
+              <w:left w:w="150" w:type="dxa"/>
+              <w:right w:w="150" w:type="dxa"/>
+            </w:tcMar>
+          </w:tcPr>
+          <w:p>
+            <w:pPr>
+              <w:spacing w:line="240" w:lineRule="auto"/>
+            </w:pPr>
+            <w:r>
+              <w:rPr>
+                <w:b/>
+              </w:rPr>
+              <w:t xml:space="preserve">Impacto na Engenharia de Software: </w:t>
+            </w:r>
+            <w:r>
+              <w:t>Mais de 71% buscam partidas em até 5 km, embasando o raio padrão de busca geoespacial via PostGIS.</w:t>
+            </w:r>
+          </w:p>
+        </w:tc>
+      </w:tr>
+      <w:tr>
+        <w:tc>
+          <w:tcPr>
+            <w:tcW w:type="dxa" w:w="3888"/>
+            <w:shd w:fill="F1F5F9"/>
+            <w:tcMar>
+              <w:top w:w="100" w:type="dxa"/>
+              <w:bottom w:w="100" w:type="dxa"/>
+              <w:left w:w="150" w:type="dxa"/>
+              <w:right w:w="150" w:type="dxa"/>
+            </w:tcMar>
+          </w:tcPr>
+          <w:p>
+            <w:pPr>
+              <w:spacing w:line="240" w:lineRule="auto"/>
+            </w:pPr>
+            <w:r>
+              <w:rPr>
+                <w:b/>
+              </w:rPr>
+              <w:t>Q5. Identificação de Gênero</w:t>
+            </w:r>
+          </w:p>
+        </w:tc>
+        <w:tc>
+          <w:tcPr>
+            <w:tcW w:type="dxa" w:w="5760"/>
+            <w:shd w:fill="F1F5F9"/>
+            <w:tcMar>
+              <w:top w:w="100" w:type="dxa"/>
+              <w:bottom w:w="100" w:type="dxa"/>
+              <w:left w:w="150" w:type="dxa"/>
+              <w:right w:w="150" w:type="dxa"/>
+            </w:tcMar>
+          </w:tcPr>
+          <w:p>
+            <w:pPr>
+              <w:spacing w:line="240" w:lineRule="auto"/>
+            </w:pPr>
+            <w:r>
+              <w:t>Respostas: Masculino (61,3%); Feminino (35,5%); Outro / Não informado (3,2%).</w:t>
+            </w:r>
+          </w:p>
+        </w:tc>
+        <w:tc>
+          <w:tcPr>
+            <w:tcW w:type="dxa" w:w="3134"/>
+            <w:shd w:fill="F1F5F9"/>
+          </w:tcPr>
+          <w:p/>
+        </w:tc>
+      </w:tr>
+      <w:tr>
+        <w:tc>
+          <w:tcPr>
+            <w:tcW w:type="dxa" w:w="9402"/>
+            <w:gridSpan w:val="3"/>
+            <w:tcMar>
+              <w:top w:w="100" w:type="dxa"/>
+              <w:bottom w:w="100" w:type="dxa"/>
+              <w:left w:w="150" w:type="dxa"/>
+              <w:right w:w="150" w:type="dxa"/>
+            </w:tcMar>
+          </w:tcPr>
+          <w:p>
+            <w:pPr>
+              <w:spacing w:line="240" w:lineRule="auto"/>
+            </w:pPr>
+            <w:r>
+              <w:rPr>
+                <w:b/>
+              </w:rPr>
+              <w:t xml:space="preserve">Impacto na Engenharia de Software: </w:t>
+            </w:r>
+            <w:r>
+              <w:t>Amostragem expressiva feminina (11 respondentes) permitindo validação estatística consistente do recorte de gênero.</w:t>
+            </w:r>
+          </w:p>
+        </w:tc>
+      </w:tr>
+      <w:tr>
+        <w:tc>
+          <w:tcPr>
+            <w:tcW w:type="dxa" w:w="3888"/>
+            <w:shd w:fill="F1F5F9"/>
+            <w:tcMar>
+              <w:top w:w="100" w:type="dxa"/>
+              <w:bottom w:w="100" w:type="dxa"/>
+              <w:left w:w="150" w:type="dxa"/>
+              <w:right w:w="150" w:type="dxa"/>
+            </w:tcMar>
+          </w:tcPr>
+          <w:p>
+            <w:pPr>
+              <w:spacing w:line="240" w:lineRule="auto"/>
+            </w:pPr>
+            <w:r>
+              <w:rPr>
+                <w:b/>
+              </w:rPr>
+              <w:t>Q6. Assédio/Insegurança em Quadras Públicas [Mulheres]</w:t>
+            </w:r>
+          </w:p>
+        </w:tc>
+        <w:tc>
+          <w:tcPr>
+            <w:tcW w:type="dxa" w:w="5760"/>
+            <w:shd w:fill="F1F5F9"/>
+            <w:tcMar>
+              <w:top w:w="100" w:type="dxa"/>
+              <w:bottom w:w="100" w:type="dxa"/>
+              <w:left w:w="150" w:type="dxa"/>
+              <w:right w:w="150" w:type="dxa"/>
+            </w:tcMar>
+          </w:tcPr>
+          <w:p>
+            <w:pPr>
+              <w:spacing w:line="240" w:lineRule="auto"/>
+            </w:pPr>
+            <w:r>
+              <w:t>Respostas: Sim, com frequência (54,5%); Sim, às vezes (36,4%); Não, nunca passei por isso (9,1%). Total Sim: 90,9%.</w:t>
+            </w:r>
+          </w:p>
+        </w:tc>
+        <w:tc>
+          <w:tcPr>
+            <w:tcW w:type="dxa" w:w="3134"/>
+            <w:shd w:fill="F1F5F9"/>
+          </w:tcPr>
+          <w:p/>
+        </w:tc>
+      </w:tr>
+      <w:tr>
+        <w:tc>
+          <w:tcPr>
+            <w:tcW w:type="dxa" w:w="9402"/>
+            <w:gridSpan w:val="3"/>
+            <w:tcMar>
+              <w:top w:w="100" w:type="dxa"/>
+              <w:bottom w:w="100" w:type="dxa"/>
+              <w:left w:w="150" w:type="dxa"/>
+              <w:right w:w="150" w:type="dxa"/>
+            </w:tcMar>
+          </w:tcPr>
+          <w:p>
+            <w:pPr>
+              <w:spacing w:line="240" w:lineRule="auto"/>
+            </w:pPr>
+            <w:r>
+              <w:rPr>
+                <w:b/>
+              </w:rPr>
+              <w:t xml:space="preserve">Impacto na Engenharia de Software: </w:t>
+            </w:r>
+            <w:r>
+              <w:t>Dado alarmante de 90,9% de vulnerabilidade feminina, comprovando a urgência de soluções de segurança e espaços protegidos.</w:t>
+            </w:r>
+          </w:p>
+        </w:tc>
+      </w:tr>
+      <w:tr>
+        <w:tc>
+          <w:tcPr>
+            <w:tcW w:type="dxa" w:w="3888"/>
+            <w:shd w:fill="F1F5F9"/>
+            <w:tcMar>
+              <w:top w:w="100" w:type="dxa"/>
+              <w:bottom w:w="100" w:type="dxa"/>
+              <w:left w:w="150" w:type="dxa"/>
+              <w:right w:w="150" w:type="dxa"/>
+            </w:tcMar>
+          </w:tcPr>
+          <w:p>
+            <w:pPr>
+              <w:spacing w:line="240" w:lineRule="auto"/>
+            </w:pPr>
+            <w:r>
+              <w:rPr>
+                <w:b/>
+              </w:rPr>
+              <w:t>Q7. Blindagem de Mapa Oculto para Homens (RN06) [Mulheres]</w:t>
+            </w:r>
+          </w:p>
+        </w:tc>
+        <w:tc>
+          <w:tcPr>
+            <w:tcW w:type="dxa" w:w="5760"/>
+            <w:shd w:fill="F1F5F9"/>
+            <w:tcMar>
+              <w:top w:w="100" w:type="dxa"/>
+              <w:bottom w:w="100" w:type="dxa"/>
+              <w:left w:w="150" w:type="dxa"/>
+              <w:right w:w="150" w:type="dxa"/>
+            </w:tcMar>
+          </w:tcPr>
+          <w:p>
+            <w:pPr>
+              <w:spacing w:line="240" w:lineRule="auto"/>
+            </w:pPr>
+            <w:r>
+              <w:t>Respostas: Indispensável / Muito importante (81,8%); Pouco importante (9,1%); Indiferente (9,1%).</w:t>
+            </w:r>
+          </w:p>
+        </w:tc>
+        <w:tc>
+          <w:tcPr>
+            <w:tcW w:type="dxa" w:w="3134"/>
+            <w:shd w:fill="F1F5F9"/>
+          </w:tcPr>
+          <w:p/>
+        </w:tc>
+      </w:tr>
+      <w:tr>
+        <w:tc>
+          <w:tcPr>
+            <w:tcW w:type="dxa" w:w="9402"/>
+            <w:gridSpan w:val="3"/>
+            <w:tcMar>
+              <w:top w:w="100" w:type="dxa"/>
+              <w:bottom w:w="100" w:type="dxa"/>
+              <w:left w:w="150" w:type="dxa"/>
+              <w:right w:w="150" w:type="dxa"/>
+            </w:tcMar>
+          </w:tcPr>
+          <w:p>
+            <w:pPr>
+              <w:spacing w:line="240" w:lineRule="auto"/>
+            </w:pPr>
+            <w:r>
+              <w:rPr>
+                <w:b/>
+              </w:rPr>
+              <w:t xml:space="preserve">Impacto na Engenharia de Software: </w:t>
+            </w:r>
+            <w:r>
+              <w:t>Aprovação maciça da RN06, legitimando a regra arquitetural de ocultação física da localização de jogos femininos para homens.</w:t>
+            </w:r>
+          </w:p>
+        </w:tc>
+      </w:tr>
+      <w:tr>
+        <w:tc>
+          <w:tcPr>
+            <w:tcW w:type="dxa" w:w="3888"/>
+            <w:shd w:fill="F1F5F9"/>
+            <w:tcMar>
+              <w:top w:w="100" w:type="dxa"/>
+              <w:bottom w:w="100" w:type="dxa"/>
+              <w:left w:w="150" w:type="dxa"/>
+              <w:right w:w="150" w:type="dxa"/>
+            </w:tcMar>
+          </w:tcPr>
+          <w:p>
+            <w:pPr>
+              <w:spacing w:line="240" w:lineRule="auto"/>
+            </w:pPr>
+            <w:r>
+              <w:rPr>
+                <w:b/>
+              </w:rPr>
+              <w:t>Q8. Sistema de Reputação Mútua 360° (Estilo Uber)</w:t>
+            </w:r>
+          </w:p>
+        </w:tc>
+        <w:tc>
+          <w:tcPr>
+            <w:tcW w:type="dxa" w:w="5760"/>
+            <w:shd w:fill="F1F5F9"/>
+            <w:tcMar>
+              <w:top w:w="100" w:type="dxa"/>
+              <w:bottom w:w="100" w:type="dxa"/>
+              <w:left w:w="150" w:type="dxa"/>
+              <w:right w:w="150" w:type="dxa"/>
+            </w:tcMar>
+          </w:tcPr>
+          <w:p>
+            <w:pPr>
+              <w:spacing w:line="240" w:lineRule="auto"/>
+            </w:pPr>
+            <w:r>
+              <w:t>Respostas: Essencial para evitar descompromissados/violentos (58,1%); Útil (41,9%). Total Favorável: 100%.</w:t>
+            </w:r>
+          </w:p>
+        </w:tc>
+        <w:tc>
+          <w:tcPr>
+            <w:tcW w:type="dxa" w:w="3134"/>
+            <w:shd w:fill="F1F5F9"/>
+          </w:tcPr>
+          <w:p/>
+        </w:tc>
+      </w:tr>
+      <w:tr>
+        <w:tc>
+          <w:tcPr>
+            <w:tcW w:type="dxa" w:w="9402"/>
+            <w:gridSpan w:val="3"/>
+            <w:tcMar>
+              <w:top w:w="100" w:type="dxa"/>
+              <w:bottom w:w="100" w:type="dxa"/>
+              <w:left w:w="150" w:type="dxa"/>
+              <w:right w:w="150" w:type="dxa"/>
+            </w:tcMar>
+          </w:tcPr>
+          <w:p>
+            <w:pPr>
+              <w:spacing w:line="240" w:lineRule="auto"/>
+            </w:pPr>
+            <w:r>
+              <w:rPr>
+                <w:b/>
+              </w:rPr>
+              <w:t xml:space="preserve">Impacto na Engenharia de Software: </w:t>
+            </w:r>
+            <w:r>
+              <w:t>Consenso absoluto (100%) em torno da avaliação pós-jogo (1 a 5 estrelas) como filtro de convivência saudável.</w:t>
+            </w:r>
+          </w:p>
+        </w:tc>
+      </w:tr>
+      <w:tr>
+        <w:tc>
+          <w:tcPr>
+            <w:tcW w:type="dxa" w:w="3888"/>
+            <w:shd w:fill="F1F5F9"/>
+            <w:tcMar>
+              <w:top w:w="100" w:type="dxa"/>
+              <w:bottom w:w="100" w:type="dxa"/>
+              <w:left w:w="150" w:type="dxa"/>
+              <w:right w:w="150" w:type="dxa"/>
+            </w:tcMar>
+          </w:tcPr>
+          <w:p>
+            <w:pPr>
+              <w:spacing w:line="240" w:lineRule="auto"/>
+            </w:pPr>
+            <w:r>
+              <w:rPr>
+                <w:b/>
+              </w:rPr>
+              <w:t>Q9. Avaliação do Local, Anfitrião e Clima do Jogo</w:t>
+            </w:r>
+          </w:p>
+        </w:tc>
+        <w:tc>
+          <w:tcPr>
+            <w:tcW w:type="dxa" w:w="5760"/>
+            <w:shd w:fill="F1F5F9"/>
+            <w:tcMar>
+              <w:top w:w="100" w:type="dxa"/>
+              <w:bottom w:w="100" w:type="dxa"/>
+              <w:left w:w="150" w:type="dxa"/>
+              <w:right w:w="150" w:type="dxa"/>
+            </w:tcMar>
+          </w:tcPr>
+          <w:p>
+            <w:pPr>
+              <w:spacing w:line="240" w:lineRule="auto"/>
+            </w:pPr>
+            <w:r>
+              <w:t>Respostas: Sim, ajuda a escolher jogos saudáveis e boas quadras (87,1%); Apenas atletas individuais (9,7%); Indiferente (3,2%).</w:t>
+            </w:r>
+          </w:p>
+        </w:tc>
+        <w:tc>
+          <w:tcPr>
+            <w:tcW w:type="dxa" w:w="3134"/>
+            <w:shd w:fill="F1F5F9"/>
+          </w:tcPr>
+          <w:p/>
+        </w:tc>
+      </w:tr>
+      <w:tr>
+        <w:tc>
+          <w:tcPr>
+            <w:tcW w:type="dxa" w:w="9402"/>
+            <w:gridSpan w:val="3"/>
+            <w:tcMar>
+              <w:top w:w="100" w:type="dxa"/>
+              <w:bottom w:w="100" w:type="dxa"/>
+              <w:left w:w="150" w:type="dxa"/>
+              <w:right w:w="150" w:type="dxa"/>
+            </w:tcMar>
+          </w:tcPr>
+          <w:p>
+            <w:pPr>
+              <w:spacing w:line="240" w:lineRule="auto"/>
+            </w:pPr>
+            <w:r>
+              <w:rPr>
+                <w:b/>
+              </w:rPr>
+              <w:t xml:space="preserve">Impacto na Engenharia de Software: </w:t>
+            </w:r>
+            <w:r>
+              <w:t>Fundamenta a métrica multidimensional de Clima de Fair Play e auditoria da conservação das quadras.</w:t>
+            </w:r>
+          </w:p>
+        </w:tc>
+      </w:tr>
+      <w:tr>
+        <w:tc>
+          <w:tcPr>
+            <w:tcW w:type="dxa" w:w="3888"/>
+            <w:shd w:fill="F1F5F9"/>
+            <w:tcMar>
+              <w:top w:w="100" w:type="dxa"/>
+              <w:bottom w:w="100" w:type="dxa"/>
+              <w:left w:w="150" w:type="dxa"/>
+              <w:right w:w="150" w:type="dxa"/>
+            </w:tcMar>
+          </w:tcPr>
+          <w:p>
+            <w:pPr>
+              <w:spacing w:line="240" w:lineRule="auto"/>
+            </w:pPr>
+            <w:r>
+              <w:rPr>
+                <w:b/>
+              </w:rPr>
+              <w:t>Q10. Súmula Digital Oficial em Amistosos</w:t>
+            </w:r>
+          </w:p>
+        </w:tc>
+        <w:tc>
+          <w:tcPr>
+            <w:tcW w:type="dxa" w:w="5760"/>
+            <w:shd w:fill="F1F5F9"/>
+            <w:tcMar>
+              <w:top w:w="100" w:type="dxa"/>
+              <w:bottom w:w="100" w:type="dxa"/>
+              <w:left w:w="150" w:type="dxa"/>
+              <w:right w:w="150" w:type="dxa"/>
+            </w:tcMar>
+          </w:tcPr>
+          <w:p>
+            <w:pPr>
+              <w:spacing w:line="240" w:lineRule="auto"/>
+            </w:pPr>
+            <w:r>
+              <w:t>Respostas: Sim, traz seriedade, organização e histórico para o time (90,3%); Não vejo necessidade (9,7%).</w:t>
+            </w:r>
+          </w:p>
+        </w:tc>
+        <w:tc>
+          <w:tcPr>
+            <w:tcW w:type="dxa" w:w="3134"/>
+            <w:shd w:fill="F1F5F9"/>
+          </w:tcPr>
+          <w:p/>
+        </w:tc>
+      </w:tr>
+      <w:tr>
+        <w:tc>
+          <w:tcPr>
+            <w:tcW w:type="dxa" w:w="9402"/>
+            <w:gridSpan w:val="3"/>
+            <w:tcMar>
+              <w:top w:w="100" w:type="dxa"/>
+              <w:bottom w:w="100" w:type="dxa"/>
+              <w:left w:w="150" w:type="dxa"/>
+              <w:right w:w="150" w:type="dxa"/>
+            </w:tcMar>
+          </w:tcPr>
+          <w:p>
+            <w:pPr>
+              <w:spacing w:line="240" w:lineRule="auto"/>
+            </w:pPr>
+            <w:r>
+              <w:rPr>
+                <w:b/>
+              </w:rPr>
+              <w:t xml:space="preserve">Impacto na Engenharia de Software: </w:t>
+            </w:r>
+            <w:r>
+              <w:t>Apoio de 90,3% à formalização de confrontos entre equipes com validação consensual pelos capitães.</w:t>
+            </w:r>
+          </w:p>
+        </w:tc>
+      </w:tr>
+      <w:tr>
+        <w:tc>
+          <w:tcPr>
+            <w:tcW w:type="dxa" w:w="3888"/>
+            <w:shd w:fill="F1F5F9"/>
+            <w:tcMar>
+              <w:top w:w="100" w:type="dxa"/>
+              <w:bottom w:w="100" w:type="dxa"/>
+              <w:left w:w="150" w:type="dxa"/>
+              <w:right w:w="150" w:type="dxa"/>
+            </w:tcMar>
+          </w:tcPr>
+          <w:p>
+            <w:pPr>
+              <w:spacing w:line="240" w:lineRule="auto"/>
+            </w:pPr>
+            <w:r>
+              <w:rPr>
+                <w:b/>
+              </w:rPr>
+              <w:t>Q11. Perfil de Arbitragem em Jogos Pagos</w:t>
+            </w:r>
+          </w:p>
+        </w:tc>
+        <w:tc>
+          <w:tcPr>
+            <w:tcW w:type="dxa" w:w="5760"/>
+            <w:shd w:fill="F1F5F9"/>
+            <w:tcMar>
+              <w:top w:w="100" w:type="dxa"/>
+              <w:bottom w:w="100" w:type="dxa"/>
+              <w:left w:w="150" w:type="dxa"/>
+              <w:right w:w="150" w:type="dxa"/>
+            </w:tcMar>
+          </w:tcPr>
+          <w:p>
+            <w:pPr>
+              <w:spacing w:line="240" w:lineRule="auto"/>
+            </w:pPr>
+            <w:r>
+              <w:t>Respostas: Modelo Híbrido - Comunitário e Federado (41,9%); Árbitros com boa nota comunitária (19,4%); Apenas Federados (6,5%).</w:t>
+            </w:r>
+          </w:p>
+        </w:tc>
+        <w:tc>
+          <w:tcPr>
+            <w:tcW w:type="dxa" w:w="3134"/>
+            <w:shd w:fill="F1F5F9"/>
+          </w:tcPr>
+          <w:p/>
+        </w:tc>
+      </w:tr>
+      <w:tr>
+        <w:tc>
+          <w:tcPr>
+            <w:tcW w:type="dxa" w:w="9402"/>
+            <w:gridSpan w:val="3"/>
+            <w:tcMar>
+              <w:top w:w="100" w:type="dxa"/>
+              <w:bottom w:w="100" w:type="dxa"/>
+              <w:left w:w="150" w:type="dxa"/>
+              <w:right w:w="150" w:type="dxa"/>
+            </w:tcMar>
+          </w:tcPr>
+          <w:p>
+            <w:pPr>
+              <w:spacing w:line="240" w:lineRule="auto"/>
+            </w:pPr>
+            <w:r>
+              <w:rPr>
+                <w:b/>
+              </w:rPr>
+              <w:t xml:space="preserve">Impacto na Engenharia de Software: </w:t>
+            </w:r>
+            <w:r>
+              <w:t>Orienta a plataforma a manter curadoria dupla: árbitros experientes avaliados e árbitros federados oficiais.</w:t>
+            </w:r>
+          </w:p>
+        </w:tc>
+      </w:tr>
+      <w:tr>
+        <w:tc>
+          <w:tcPr>
+            <w:tcW w:type="dxa" w:w="3888"/>
+            <w:shd w:fill="F1F5F9"/>
+            <w:tcMar>
+              <w:top w:w="100" w:type="dxa"/>
+              <w:bottom w:w="100" w:type="dxa"/>
+              <w:left w:w="150" w:type="dxa"/>
+              <w:right w:w="150" w:type="dxa"/>
+            </w:tcMar>
+          </w:tcPr>
+          <w:p>
+            <w:pPr>
+              <w:spacing w:line="240" w:lineRule="auto"/>
+            </w:pPr>
+            <w:r>
+              <w:rPr>
+                <w:b/>
+              </w:rPr>
+              <w:t>Q12. Tolerância Zero com Banimento Definitivo (RN08)</w:t>
+            </w:r>
+          </w:p>
+        </w:tc>
+        <w:tc>
+          <w:tcPr>
+            <w:tcW w:type="dxa" w:w="5760"/>
+            <w:shd w:fill="F1F5F9"/>
+            <w:tcMar>
+              <w:top w:w="100" w:type="dxa"/>
+              <w:bottom w:w="100" w:type="dxa"/>
+              <w:left w:w="150" w:type="dxa"/>
+              <w:right w:w="150" w:type="dxa"/>
+            </w:tcMar>
+          </w:tcPr>
+          <w:p>
+            <w:pPr>
+              <w:spacing w:line="240" w:lineRule="auto"/>
+            </w:pPr>
+            <w:r>
+              <w:t>Respostas: Apoio totalmente - Tolerância Zero (90,3%); Apenas advertência verbal (9,7%).</w:t>
+            </w:r>
+          </w:p>
+        </w:tc>
+        <w:tc>
+          <w:tcPr>
+            <w:tcW w:type="dxa" w:w="3134"/>
+            <w:shd w:fill="F1F5F9"/>
+          </w:tcPr>
+          <w:p/>
+        </w:tc>
+      </w:tr>
+      <w:tr>
+        <w:tc>
+          <w:tcPr>
+            <w:tcW w:type="dxa" w:w="9402"/>
+            <w:gridSpan w:val="3"/>
+            <w:tcMar>
+              <w:top w:w="100" w:type="dxa"/>
+              <w:bottom w:w="100" w:type="dxa"/>
+              <w:left w:w="150" w:type="dxa"/>
+              <w:right w:w="150" w:type="dxa"/>
+            </w:tcMar>
+          </w:tcPr>
+          <w:p>
+            <w:pPr>
+              <w:spacing w:line="240" w:lineRule="auto"/>
+            </w:pPr>
+            <w:r>
+              <w:rPr>
+                <w:b/>
+              </w:rPr>
+              <w:t xml:space="preserve">Impacto na Engenharia de Software: </w:t>
+            </w:r>
+            <w:r>
+              <w:t>Base empírica para o canal ágil de denúncias contra machismo, racismo, homofobia e agressões, com banimento imediato.</w:t>
+            </w:r>
+          </w:p>
+        </w:tc>
+      </w:tr>
+    </w:tbl>
+    <w:p>
+      <w:r>
+        <w:rPr>
+          <w:b/>
+        </w:rPr>
         <w:br/>
         <w:t>3.3 Requisitos Funcionais</w:t>
-      </w:r>
-    </w:p>
-    <w:p>
-      <w:pPr>
-        <w:jc w:val="both"/>
-      </w:pPr>
-      <w:r>
-        <w:t>Requisitos Funcionais (RF) definem os comportamentos, funções e transformações de dados que o sistema deve executar em resposta a estímulos externos (SOMMERVILLE, 2019). No Quadro 5, apresentam-se os doze requisitos funcionais especificados para o Bora! App, com indicação de categoria e prioridade.</w:t>
       </w:r>
     </w:p>
     <w:p>
@@ -2200,7 +3109,7 @@
               <w:spacing w:line="240" w:lineRule="auto"/>
             </w:pPr>
             <w:r>
-              <w:t>Descrição: O sistema deve permitir filtrar partidas exclusivas para mulheres e ocultar a existência desses eventos para usuários homens (RN06).</w:t>
+              <w:t>Descrição: O sistema deve permitir filtrar partidas exclusivas para mulheres e ocultar esses eventos para usuários homens (RN06).</w:t>
             </w:r>
           </w:p>
         </w:tc>
@@ -2356,7 +3265,7 @@
               <w:spacing w:line="240" w:lineRule="auto"/>
             </w:pPr>
             <w:r>
-              <w:t>Descrição: O sistema deve garantir gratuidade de taxa de campo em locais públicos e divisão 50/50 de taxa de juiz em amistosos.</w:t>
+              <w:t>Descrição: O sistema deve garantir gratuidade de taxa de campo em locais públicos e divisão 50/50 de taxa de arbitragem em amistosos.</w:t>
             </w:r>
           </w:p>
         </w:tc>
@@ -2512,7 +3421,7 @@
               <w:spacing w:line="240" w:lineRule="auto"/>
             </w:pPr>
             <w:r>
-              <w:t>Descrição: O organizador deve visualizar histórico e nota média de 1 a 5 estrelas do solicitante antes de aceitar ou recusar a vaga (estilo Uber).</w:t>
+              <w:t>Descrição: O organizador deve visualizar histórico e nota média de 1 a 5 estrelas do solicitante antes de aceitar ou recusar a vaga.</w:t>
             </w:r>
           </w:p>
         </w:tc>
@@ -2612,7 +3521,7 @@
               <w:rPr>
                 <w:b/>
               </w:rPr>
-              <w:t>RF011 - Avaliação Mútua Pós-Jogo</w:t>
+              <w:t>RF011 - Avaliação Multidimensional 360°</w:t>
             </w:r>
           </w:p>
         </w:tc>
@@ -2668,7 +3577,7 @@
               <w:spacing w:line="240" w:lineRule="auto"/>
             </w:pPr>
             <w:r>
-              <w:t>Descrição: Todos os participantes da partida devem avaliar mutuamente os colegas de jogo com notas de 1 a 5 estrelas e comentários.</w:t>
+              <w:t>Descrição: Permitir avaliação mútua entre atletas, do anfitrião, do local/quadra, do clima esportivo (fair play vs estresse) e da arbitragem.</w:t>
             </w:r>
           </w:p>
         </w:tc>
@@ -2747,6 +3656,240 @@
             </w:pPr>
             <w:r>
               <w:t>Descrição: O sistema deve registrar logs imutáveis de alterações com deltas JSONB e exclusão lógica em todas as tabelas (LGPD).</w:t>
+            </w:r>
+          </w:p>
+        </w:tc>
+      </w:tr>
+      <w:tr>
+        <w:tc>
+          <w:tcPr>
+            <w:tcW w:type="dxa" w:w="3888"/>
+            <w:shd w:fill="F1F5F9"/>
+            <w:tcMar>
+              <w:top w:w="100" w:type="dxa"/>
+              <w:bottom w:w="100" w:type="dxa"/>
+              <w:left w:w="150" w:type="dxa"/>
+              <w:right w:w="150" w:type="dxa"/>
+            </w:tcMar>
+          </w:tcPr>
+          <w:p>
+            <w:r>
+              <w:rPr>
+                <w:b/>
+              </w:rPr>
+              <w:t>RF013 - Súmula Digital da Partida</w:t>
+            </w:r>
+          </w:p>
+        </w:tc>
+        <w:tc>
+          <w:tcPr>
+            <w:tcW w:type="dxa" w:w="2880"/>
+            <w:shd w:fill="F1F5F9"/>
+            <w:tcMar>
+              <w:top w:w="100" w:type="dxa"/>
+              <w:bottom w:w="100" w:type="dxa"/>
+              <w:left w:w="150" w:type="dxa"/>
+              <w:right w:w="150" w:type="dxa"/>
+            </w:tcMar>
+          </w:tcPr>
+          <w:p>
+            <w:r>
+              <w:t>Categoria: Evidente</w:t>
+            </w:r>
+          </w:p>
+        </w:tc>
+        <w:tc>
+          <w:tcPr>
+            <w:tcW w:type="dxa" w:w="2880"/>
+            <w:shd w:fill="F1F5F9"/>
+            <w:tcMar>
+              <w:top w:w="100" w:type="dxa"/>
+              <w:bottom w:w="100" w:type="dxa"/>
+              <w:left w:w="150" w:type="dxa"/>
+              <w:right w:w="150" w:type="dxa"/>
+            </w:tcMar>
+          </w:tcPr>
+          <w:p>
+            <w:r>
+              <w:t>Prioridade: Altíssima</w:t>
+            </w:r>
+          </w:p>
+        </w:tc>
+      </w:tr>
+      <w:tr>
+        <w:tc>
+          <w:tcPr>
+            <w:tcW w:type="dxa" w:w="9402"/>
+            <w:gridSpan w:val="3"/>
+            <w:tcMar>
+              <w:top w:w="100" w:type="dxa"/>
+              <w:bottom w:w="100" w:type="dxa"/>
+              <w:left w:w="150" w:type="dxa"/>
+              <w:right w:w="150" w:type="dxa"/>
+            </w:tcMar>
+          </w:tcPr>
+          <w:p>
+            <w:pPr>
+              <w:spacing w:line="240" w:lineRule="auto"/>
+            </w:pPr>
+            <w:r>
+              <w:t>Descrição: O sistema deve permitir registro consensual pós-jogo de placar, gols/pontos marcados, cartões, substituições e MVP (RN09).</w:t>
+            </w:r>
+          </w:p>
+        </w:tc>
+      </w:tr>
+      <w:tr>
+        <w:tc>
+          <w:tcPr>
+            <w:tcW w:type="dxa" w:w="3888"/>
+            <w:shd w:fill="F1F5F9"/>
+            <w:tcMar>
+              <w:top w:w="100" w:type="dxa"/>
+              <w:bottom w:w="100" w:type="dxa"/>
+              <w:left w:w="150" w:type="dxa"/>
+              <w:right w:w="150" w:type="dxa"/>
+            </w:tcMar>
+          </w:tcPr>
+          <w:p>
+            <w:r>
+              <w:rPr>
+                <w:b/>
+              </w:rPr>
+              <w:t>RF014 - Módulo de Arbitragem Qualificada</w:t>
+            </w:r>
+          </w:p>
+        </w:tc>
+        <w:tc>
+          <w:tcPr>
+            <w:tcW w:type="dxa" w:w="2880"/>
+            <w:shd w:fill="F1F5F9"/>
+            <w:tcMar>
+              <w:top w:w="100" w:type="dxa"/>
+              <w:bottom w:w="100" w:type="dxa"/>
+              <w:left w:w="150" w:type="dxa"/>
+              <w:right w:w="150" w:type="dxa"/>
+            </w:tcMar>
+          </w:tcPr>
+          <w:p>
+            <w:r>
+              <w:t>Categoria: Evidente</w:t>
+            </w:r>
+          </w:p>
+        </w:tc>
+        <w:tc>
+          <w:tcPr>
+            <w:tcW w:type="dxa" w:w="2880"/>
+            <w:shd w:fill="F1F5F9"/>
+            <w:tcMar>
+              <w:top w:w="100" w:type="dxa"/>
+              <w:bottom w:w="100" w:type="dxa"/>
+              <w:left w:w="150" w:type="dxa"/>
+              <w:right w:w="150" w:type="dxa"/>
+            </w:tcMar>
+          </w:tcPr>
+          <w:p>
+            <w:r>
+              <w:t>Prioridade: Altíssima</w:t>
+            </w:r>
+          </w:p>
+        </w:tc>
+      </w:tr>
+      <w:tr>
+        <w:tc>
+          <w:tcPr>
+            <w:tcW w:type="dxa" w:w="9402"/>
+            <w:gridSpan w:val="3"/>
+            <w:tcMar>
+              <w:top w:w="100" w:type="dxa"/>
+              <w:bottom w:w="100" w:type="dxa"/>
+              <w:left w:w="150" w:type="dxa"/>
+              <w:right w:w="150" w:type="dxa"/>
+            </w:tcMar>
+          </w:tcPr>
+          <w:p>
+            <w:pPr>
+              <w:spacing w:line="240" w:lineRule="auto"/>
+            </w:pPr>
+            <w:r>
+              <w:t>Descrição: O sistema deve gerenciar árbitros comunitários avaliados e validar árbitros federados com selo de verificação oficial (RN07).</w:t>
+            </w:r>
+          </w:p>
+        </w:tc>
+      </w:tr>
+      <w:tr>
+        <w:tc>
+          <w:tcPr>
+            <w:tcW w:type="dxa" w:w="3888"/>
+            <w:shd w:fill="F1F5F9"/>
+            <w:tcMar>
+              <w:top w:w="100" w:type="dxa"/>
+              <w:bottom w:w="100" w:type="dxa"/>
+              <w:left w:w="150" w:type="dxa"/>
+              <w:right w:w="150" w:type="dxa"/>
+            </w:tcMar>
+          </w:tcPr>
+          <w:p>
+            <w:r>
+              <w:rPr>
+                <w:b/>
+              </w:rPr>
+              <w:t>RF015 - Canal de Denúncias e Compliance</w:t>
+            </w:r>
+          </w:p>
+        </w:tc>
+        <w:tc>
+          <w:tcPr>
+            <w:tcW w:type="dxa" w:w="2880"/>
+            <w:shd w:fill="F1F5F9"/>
+            <w:tcMar>
+              <w:top w:w="100" w:type="dxa"/>
+              <w:bottom w:w="100" w:type="dxa"/>
+              <w:left w:w="150" w:type="dxa"/>
+              <w:right w:w="150" w:type="dxa"/>
+            </w:tcMar>
+          </w:tcPr>
+          <w:p>
+            <w:r>
+              <w:t>Categoria: Evidente</w:t>
+            </w:r>
+          </w:p>
+        </w:tc>
+        <w:tc>
+          <w:tcPr>
+            <w:tcW w:type="dxa" w:w="2880"/>
+            <w:shd w:fill="F1F5F9"/>
+            <w:tcMar>
+              <w:top w:w="100" w:type="dxa"/>
+              <w:bottom w:w="100" w:type="dxa"/>
+              <w:left w:w="150" w:type="dxa"/>
+              <w:right w:w="150" w:type="dxa"/>
+            </w:tcMar>
+          </w:tcPr>
+          <w:p>
+            <w:r>
+              <w:t>Prioridade: Altíssima</w:t>
+            </w:r>
+          </w:p>
+        </w:tc>
+      </w:tr>
+      <w:tr>
+        <w:tc>
+          <w:tcPr>
+            <w:tcW w:type="dxa" w:w="9402"/>
+            <w:gridSpan w:val="3"/>
+            <w:tcMar>
+              <w:top w:w="100" w:type="dxa"/>
+              <w:bottom w:w="100" w:type="dxa"/>
+              <w:left w:w="150" w:type="dxa"/>
+              <w:right w:w="150" w:type="dxa"/>
+            </w:tcMar>
+          </w:tcPr>
+          <w:p>
+            <w:pPr>
+              <w:spacing w:line="240" w:lineRule="auto"/>
+            </w:pPr>
+            <w:r>
+              <w:t>Descrição: Fornecer botão de denúncia com categorias (Machismo, Racismo, Homofobia, Violência) com suspensão imediata e banimento (RN08).</w:t>
             </w:r>
           </w:p>
         </w:tc>
@@ -2763,14 +3906,6 @@
           <w:b/>
         </w:rPr>
         <w:t>3.4 Requisitos Não Funcionais</w:t>
-      </w:r>
-    </w:p>
-    <w:p>
-      <w:pPr>
-        <w:jc w:val="both"/>
-      </w:pPr>
-      <w:r>
-        <w:t>Requisitos Não Funcionais (RNF) estabelecem os critérios de qualidade, restrições tecnológicas, desempenho e segurança sob os quais o sistema deve operar (PRESSMAN; MAXIM, 2021). O Quadro 6 consolida os requisitos não funcionais do Bora! App.</w:t>
       </w:r>
     </w:p>
     <w:p>
@@ -2913,7 +4048,7 @@
               <w:spacing w:line="240" w:lineRule="auto"/>
             </w:pPr>
             <w:r>
-              <w:t>A interface do usuário deve ser responsiva e acessível em navegadores web e dispositivos móveis (React + Material UI).</w:t>
+              <w:t>Interface responsiva em React + Material UI otimizada para mobile e web.</w:t>
             </w:r>
           </w:p>
         </w:tc>
@@ -3075,7 +4210,7 @@
               <w:spacing w:line="240" w:lineRule="auto"/>
             </w:pPr>
             <w:r>
-              <w:t>Consultas espaciais ST_DWithin sobre índices GiST devem apresentar tempo de resposta inferior a 800 ms no percentil 95 (P95).</w:t>
+              <w:t>Consultas espaciais ST_DWithin sobre índices GiST com tempo de resposta inferior a 800 ms no percentil 95 (P95).</w:t>
             </w:r>
           </w:p>
         </w:tc>
@@ -3156,7 +4291,7 @@
               <w:spacing w:line="240" w:lineRule="auto"/>
             </w:pPr>
             <w:r>
-              <w:t>Senhas armazenadas com algoritmo Bcrypt (10 salt rounds) e autenticação stateless via tokens JWT assinados com expiração.</w:t>
+              <w:t>Senhas armazenadas com Bcrypt (10 salt rounds) e autenticação stateless via tokens JWT assinados.</w:t>
             </w:r>
           </w:p>
         </w:tc>
@@ -3291,14 +4426,6 @@
         </w:rPr>
         <w:br/>
         <w:t>3.5 Regras de Negócio</w:t>
-      </w:r>
-    </w:p>
-    <w:p>
-      <w:pPr>
-        <w:jc w:val="both"/>
-      </w:pPr>
-      <w:r>
-        <w:t>Regras de Negócio (RN) representam as políticas, restrições e diretrizes operacionais mandatórias que governam o comportamento e a integridade das operações da organização (DATE, 2004). O Quadro 7 apresenta as seis regras de negócio que orientam o Bora! App.</w:t>
       </w:r>
     </w:p>
     <w:p>
@@ -3322,7 +4449,7 @@
       <w:tr>
         <w:tc>
           <w:tcPr>
-            <w:tcW w:type="dxa" w:w="3168"/>
+            <w:tcW w:type="dxa" w:w="3312"/>
             <w:shd w:fill="F8FAFC"/>
             <w:tcMar>
               <w:top w:w="100" w:type="dxa"/>
@@ -3345,7 +4472,7 @@
         </w:tc>
         <w:tc>
           <w:tcPr>
-            <w:tcW w:type="dxa" w:w="6480"/>
+            <w:tcW w:type="dxa" w:w="6336"/>
             <w:tcMar>
               <w:top w:w="100" w:type="dxa"/>
               <w:bottom w:w="100" w:type="dxa"/>
@@ -3366,7 +4493,7 @@
       <w:tr>
         <w:tc>
           <w:tcPr>
-            <w:tcW w:type="dxa" w:w="3168"/>
+            <w:tcW w:type="dxa" w:w="3312"/>
             <w:shd w:fill="F8FAFC"/>
             <w:tcMar>
               <w:top w:w="100" w:type="dxa"/>
@@ -3389,7 +4516,7 @@
         </w:tc>
         <w:tc>
           <w:tcPr>
-            <w:tcW w:type="dxa" w:w="6480"/>
+            <w:tcW w:type="dxa" w:w="6336"/>
             <w:tcMar>
               <w:top w:w="100" w:type="dxa"/>
               <w:bottom w:w="100" w:type="dxa"/>
@@ -3410,7 +4537,7 @@
       <w:tr>
         <w:tc>
           <w:tcPr>
-            <w:tcW w:type="dxa" w:w="3168"/>
+            <w:tcW w:type="dxa" w:w="3312"/>
             <w:shd w:fill="F8FAFC"/>
             <w:tcMar>
               <w:top w:w="100" w:type="dxa"/>
@@ -3433,20 +4560,20 @@
         </w:tc>
         <w:tc>
           <w:tcPr>
-            <w:tcW w:type="dxa" w:w="6480"/>
-            <w:tcMar>
-              <w:top w:w="100" w:type="dxa"/>
-              <w:bottom w:w="100" w:type="dxa"/>
-              <w:left w:w="150" w:type="dxa"/>
-              <w:right w:w="150" w:type="dxa"/>
-            </w:tcMar>
-          </w:tcPr>
-          <w:p>
-            <w:pPr>
-              <w:spacing w:line="240" w:lineRule="auto"/>
-            </w:pPr>
-            <w:r>
-              <w:t>O anfitrião não pode cancelar diretamente partidas com status 'Lotada', exigindo intermediação do suporte para evitar frustração coletiva.</w:t>
+            <w:tcW w:type="dxa" w:w="6336"/>
+            <w:tcMar>
+              <w:top w:w="100" w:type="dxa"/>
+              <w:bottom w:w="100" w:type="dxa"/>
+              <w:left w:w="150" w:type="dxa"/>
+              <w:right w:w="150" w:type="dxa"/>
+            </w:tcMar>
+          </w:tcPr>
+          <w:p>
+            <w:pPr>
+              <w:spacing w:line="240" w:lineRule="auto"/>
+            </w:pPr>
+            <w:r>
+              <w:t>O anfitrião não pode cancelar diretamente partidas com status 'Lotada', exigindo intermediação do suporte.</w:t>
             </w:r>
           </w:p>
         </w:tc>
@@ -3454,7 +4581,7 @@
       <w:tr>
         <w:tc>
           <w:tcPr>
-            <w:tcW w:type="dxa" w:w="3168"/>
+            <w:tcW w:type="dxa" w:w="3312"/>
             <w:shd w:fill="F8FAFC"/>
             <w:tcMar>
               <w:top w:w="100" w:type="dxa"/>
@@ -3477,20 +4604,20 @@
         </w:tc>
         <w:tc>
           <w:tcPr>
-            <w:tcW w:type="dxa" w:w="6480"/>
-            <w:tcMar>
-              <w:top w:w="100" w:type="dxa"/>
-              <w:bottom w:w="100" w:type="dxa"/>
-              <w:left w:w="150" w:type="dxa"/>
-              <w:right w:w="150" w:type="dxa"/>
-            </w:tcMar>
-          </w:tcPr>
-          <w:p>
-            <w:pPr>
-              <w:spacing w:line="240" w:lineRule="auto"/>
-            </w:pPr>
-            <w:r>
-              <w:t>Campos e quadras públicas têm taxa de locação = R$ 0,00 (100% gratuito); taxa de juiz aplica-se exclusivamente a Amistosos de Equipes com divisão 50/50.</w:t>
+            <w:tcW w:type="dxa" w:w="6336"/>
+            <w:tcMar>
+              <w:top w:w="100" w:type="dxa"/>
+              <w:bottom w:w="100" w:type="dxa"/>
+              <w:left w:w="150" w:type="dxa"/>
+              <w:right w:w="150" w:type="dxa"/>
+            </w:tcMar>
+          </w:tcPr>
+          <w:p>
+            <w:pPr>
+              <w:spacing w:line="240" w:lineRule="auto"/>
+            </w:pPr>
+            <w:r>
+              <w:t>Espaços públicos têm taxa de campo = R$ 0,00; taxa de arbitragem aplica-se a Amistosos de Equipes com divisão automática 50/50.</w:t>
             </w:r>
           </w:p>
         </w:tc>
@@ -3498,7 +4625,7 @@
       <w:tr>
         <w:tc>
           <w:tcPr>
-            <w:tcW w:type="dxa" w:w="3168"/>
+            <w:tcW w:type="dxa" w:w="3312"/>
             <w:shd w:fill="F8FAFC"/>
             <w:tcMar>
               <w:top w:w="100" w:type="dxa"/>
@@ -3521,20 +4648,20 @@
         </w:tc>
         <w:tc>
           <w:tcPr>
-            <w:tcW w:type="dxa" w:w="6480"/>
-            <w:tcMar>
-              <w:top w:w="100" w:type="dxa"/>
-              <w:bottom w:w="100" w:type="dxa"/>
-              <w:left w:w="150" w:type="dxa"/>
-              <w:right w:w="150" w:type="dxa"/>
-            </w:tcMar>
-          </w:tcPr>
-          <w:p>
-            <w:pPr>
-              <w:spacing w:line="240" w:lineRule="auto"/>
-            </w:pPr>
-            <w:r>
-              <w:t>Atletas que acumularem 5 ou mais avaliações pós-jogo com nota média inferior a 2.00 estrelas são suspensos automaticamente pelo sistema.</w:t>
+            <w:tcW w:type="dxa" w:w="6336"/>
+            <w:tcMar>
+              <w:top w:w="100" w:type="dxa"/>
+              <w:bottom w:w="100" w:type="dxa"/>
+              <w:left w:w="150" w:type="dxa"/>
+              <w:right w:w="150" w:type="dxa"/>
+            </w:tcMar>
+          </w:tcPr>
+          <w:p>
+            <w:pPr>
+              <w:spacing w:line="240" w:lineRule="auto"/>
+            </w:pPr>
+            <w:r>
+              <w:t>Atletas com 5 ou mais avaliações acumuladas cuja nota média for inferior a 2.00 estrelas são suspensos automaticamente pelo sistema.</w:t>
             </w:r>
           </w:p>
         </w:tc>
@@ -3542,7 +4669,7 @@
       <w:tr>
         <w:tc>
           <w:tcPr>
-            <w:tcW w:type="dxa" w:w="3168"/>
+            <w:tcW w:type="dxa" w:w="3312"/>
             <w:shd w:fill="F8FAFC"/>
             <w:tcMar>
               <w:top w:w="100" w:type="dxa"/>
@@ -3559,26 +4686,158 @@
               <w:rPr>
                 <w:b/>
               </w:rPr>
-              <w:t>RN006 - Espaço Seguro Feminino (Combate ao Assédio)</w:t>
-            </w:r>
-          </w:p>
-        </w:tc>
-        <w:tc>
-          <w:tcPr>
-            <w:tcW w:type="dxa" w:w="6480"/>
-            <w:tcMar>
-              <w:top w:w="100" w:type="dxa"/>
-              <w:bottom w:w="100" w:type="dxa"/>
-              <w:left w:w="150" w:type="dxa"/>
-              <w:right w:w="150" w:type="dxa"/>
-            </w:tcMar>
-          </w:tcPr>
-          <w:p>
-            <w:pPr>
-              <w:spacing w:line="240" w:lineRule="auto"/>
-            </w:pPr>
-            <w:r>
-              <w:t>Partidas criadas como 'Exclusivo Feminino' são invisíveis no mapa e nas buscas para usuários masculinos, sendo proibida a solicitação de vagas por homens.</w:t>
+              <w:t>RN006 - Espaço Seguro Feminino</w:t>
+            </w:r>
+          </w:p>
+        </w:tc>
+        <w:tc>
+          <w:tcPr>
+            <w:tcW w:type="dxa" w:w="6336"/>
+            <w:tcMar>
+              <w:top w:w="100" w:type="dxa"/>
+              <w:bottom w:w="100" w:type="dxa"/>
+              <w:left w:w="150" w:type="dxa"/>
+              <w:right w:w="150" w:type="dxa"/>
+            </w:tcMar>
+          </w:tcPr>
+          <w:p>
+            <w:pPr>
+              <w:spacing w:line="240" w:lineRule="auto"/>
+            </w:pPr>
+            <w:r>
+              <w:t>Partidas criadas como 'Exclusivo Feminino' são invisíveis no mapa e nas buscas para usuários masculinos, sendo proibida a solicitação por homens.</w:t>
+            </w:r>
+          </w:p>
+        </w:tc>
+      </w:tr>
+      <w:tr>
+        <w:tc>
+          <w:tcPr>
+            <w:tcW w:type="dxa" w:w="3312"/>
+            <w:shd w:fill="F8FAFC"/>
+            <w:tcMar>
+              <w:top w:w="100" w:type="dxa"/>
+              <w:bottom w:w="100" w:type="dxa"/>
+              <w:left w:w="150" w:type="dxa"/>
+              <w:right w:w="150" w:type="dxa"/>
+            </w:tcMar>
+          </w:tcPr>
+          <w:p>
+            <w:pPr>
+              <w:spacing w:line="240" w:lineRule="auto"/>
+            </w:pPr>
+            <w:r>
+              <w:rPr>
+                <w:b/>
+              </w:rPr>
+              <w:t>RN007 - Qualificação e Homologação de Arbitragem</w:t>
+            </w:r>
+          </w:p>
+        </w:tc>
+        <w:tc>
+          <w:tcPr>
+            <w:tcW w:type="dxa" w:w="6336"/>
+            <w:tcMar>
+              <w:top w:w="100" w:type="dxa"/>
+              <w:bottom w:w="100" w:type="dxa"/>
+              <w:left w:w="150" w:type="dxa"/>
+              <w:right w:w="150" w:type="dxa"/>
+            </w:tcMar>
+          </w:tcPr>
+          <w:p>
+            <w:pPr>
+              <w:spacing w:line="240" w:lineRule="auto"/>
+            </w:pPr>
+            <w:r>
+              <w:t>A plataforma gerencia árbitros comunitários avaliados (1 a 5 estrelas) e concede selo de homologação a árbitros federados com registro comprovado.</w:t>
+            </w:r>
+          </w:p>
+        </w:tc>
+      </w:tr>
+      <w:tr>
+        <w:tc>
+          <w:tcPr>
+            <w:tcW w:type="dxa" w:w="3312"/>
+            <w:shd w:fill="F8FAFC"/>
+            <w:tcMar>
+              <w:top w:w="100" w:type="dxa"/>
+              <w:bottom w:w="100" w:type="dxa"/>
+              <w:left w:w="150" w:type="dxa"/>
+              <w:right w:w="150" w:type="dxa"/>
+            </w:tcMar>
+          </w:tcPr>
+          <w:p>
+            <w:pPr>
+              <w:spacing w:line="240" w:lineRule="auto"/>
+            </w:pPr>
+            <w:r>
+              <w:rPr>
+                <w:b/>
+              </w:rPr>
+              <w:t>RN008 - Tolerância Zero a Discriminação e Violência</w:t>
+            </w:r>
+          </w:p>
+        </w:tc>
+        <w:tc>
+          <w:tcPr>
+            <w:tcW w:type="dxa" w:w="6336"/>
+            <w:tcMar>
+              <w:top w:w="100" w:type="dxa"/>
+              <w:bottom w:w="100" w:type="dxa"/>
+              <w:left w:w="150" w:type="dxa"/>
+              <w:right w:w="150" w:type="dxa"/>
+            </w:tcMar>
+          </w:tcPr>
+          <w:p>
+            <w:pPr>
+              <w:spacing w:line="240" w:lineRule="auto"/>
+            </w:pPr>
+            <w:r>
+              <w:t>Denúncias confirmadas de machismo, racismo, homofobia ou agressão acarretam banimento imediato e definitivo da plataforma.</w:t>
+            </w:r>
+          </w:p>
+        </w:tc>
+      </w:tr>
+      <w:tr>
+        <w:tc>
+          <w:tcPr>
+            <w:tcW w:type="dxa" w:w="3312"/>
+            <w:shd w:fill="F8FAFC"/>
+            <w:tcMar>
+              <w:top w:w="100" w:type="dxa"/>
+              <w:bottom w:w="100" w:type="dxa"/>
+              <w:left w:w="150" w:type="dxa"/>
+              <w:right w:w="150" w:type="dxa"/>
+            </w:tcMar>
+          </w:tcPr>
+          <w:p>
+            <w:pPr>
+              <w:spacing w:line="240" w:lineRule="auto"/>
+            </w:pPr>
+            <w:r>
+              <w:rPr>
+                <w:b/>
+              </w:rPr>
+              <w:t>RN009 - Súmula Eletrônica Consensual</w:t>
+            </w:r>
+          </w:p>
+        </w:tc>
+        <w:tc>
+          <w:tcPr>
+            <w:tcW w:type="dxa" w:w="6336"/>
+            <w:tcMar>
+              <w:top w:w="100" w:type="dxa"/>
+              <w:bottom w:w="100" w:type="dxa"/>
+              <w:left w:w="150" w:type="dxa"/>
+              <w:right w:w="150" w:type="dxa"/>
+            </w:tcMar>
+          </w:tcPr>
+          <w:p>
+            <w:pPr>
+              <w:spacing w:line="240" w:lineRule="auto"/>
+            </w:pPr>
+            <w:r>
+              <w:t>O resumo estatístico (placar, gols, faltas) preenchido pelo juiz ou anfitrião só é homologado após a confirmação digital do capitão adversário.</w:t>
             </w:r>
           </w:p>
         </w:tc>
@@ -3595,14 +4854,6 @@
           <w:b/>
         </w:rPr>
         <w:t>3.6 Casos de Uso</w:t>
-      </w:r>
-    </w:p>
-    <w:p>
-      <w:pPr>
-        <w:jc w:val="both"/>
-      </w:pPr>
-      <w:r>
-        <w:t>Casos de Uso (Use Cases), introduzidos por Jacobson (2011) e consolidados na UML por Fowler (2014), documentam as interações típicas entre atores externos e o sistema para a consecução de metas de negócio. O sistema Bora! App contempla sete casos de uso primários (UC001 a UC007), especificados nos Quadros a seguir.</w:t>
       </w:r>
     </w:p>
     <w:p>
@@ -3800,7 +5051,7 @@
               <w:br/>
               <w:t>3. O sistema gera código OTP de 6 dígitos e envia por e-mail.</w:t>
               <w:br/>
-              <w:t>4. O usuário valida o código e personaliza foto, modalidades e dados do time.</w:t>
+              <w:t>4. O usuário valida o código e ativa perfil com foto, modalidades e time.</w:t>
             </w:r>
           </w:p>
         </w:tc>
@@ -4090,7 +5341,7 @@
             <w:r>
               <w:t>1. O usuário acessa a aba Mapa ou Feed.</w:t>
               <w:br/>
-              <w:t>2. O sistema captura a localização e executa ST_DWithin no PostGIS no raio parametrizado.</w:t>
+              <w:t>2. O sistema executa ST_DWithin no PostGIS no raio parametrizado.</w:t>
               <w:br/>
               <w:t>3. O sistema aplica a RN06 (oculta partidas femininas para homens).</w:t>
               <w:br/>
@@ -4386,9 +5637,9 @@
               <w:br/>
               <w:t>2. Define esporte, formato (Avulso vs Amistoso), gênero (Misto vs Exclusivo Feminino), vagas e local.</w:t>
               <w:br/>
-              <w:t>3. Aplica regra RN04 de precificação (público = gratuito, privado = aluguel).</w:t>
+              <w:t>3. Aplica regra RN04 de precificação e escala árbitro comunitário ou federado (RN07).</w:t>
               <w:br/>
-              <w:t>4. O sistema valida data futura e persiste a partida como 'Publicada'.</w:t>
+              <w:t>4. O sistema valida dados e persiste a partida como 'Publicada'.</w:t>
             </w:r>
           </w:p>
         </w:tc>
@@ -4678,7 +5929,7 @@
             <w:r>
               <w:t>1. O jogador clica em 'Solicitar Vaga'.</w:t>
               <w:br/>
-              <w:t>2. O sistema valida a regra RN01 (anti-conflito de 2 horas) e a RN06 (restrição de gênero).</w:t>
+              <w:t>2. O sistema valida RN01 (anti-conflito de 2 horas) e RN06 (restrição de gênero).</w:t>
               <w:br/>
               <w:t>3. O sistema grava a solicitação como 'Pendente' e notifica o organizador.</w:t>
             </w:r>
@@ -4784,7 +6035,7 @@
         <w:rPr>
           <w:b/>
         </w:rPr>
-        <w:t>Quadro 12 – Caso de Uso UC005 – Avaliar Atletas e Reputação Mútua (Estilo Uber)</w:t>
+        <w:t>Quadro 12 – Caso de Uso UC005 – Avaliar Reputação Multidimensional (Uber 360°)</w:t>
       </w:r>
     </w:p>
     <w:tbl>
@@ -4836,7 +6087,7 @@
               <w:spacing w:line="240" w:lineRule="auto"/>
             </w:pPr>
             <w:r>
-              <w:t>UC005 — Avaliar Atletas e Reputação Mútua (Estilo Uber)</w:t>
+              <w:t>UC005 — Avaliar Reputação Multidimensional (Uber 360°)</w:t>
             </w:r>
           </w:p>
         </w:tc>
@@ -4968,13 +6219,13 @@
               <w:spacing w:line="240" w:lineRule="auto"/>
             </w:pPr>
             <w:r>
-              <w:t>1. Ao término do jogo, o sistema abre a lista dos participantes da partida.</w:t>
+              <w:t>1. Ao término do jogo, o sistema abre formulário multidimensional.</w:t>
               <w:br/>
-              <w:t>2. O usuário atribui nota de 1 a 5 estrelas e comentários aos colegas de jogo.</w:t>
+              <w:t>2. Atletas avaliam mutuamente a conduta dos colegas; avaliam o anfitrião, o local/quadra, o clima esportivo (fair play) e a atuação do juiz.</w:t>
               <w:br/>
-              <w:t>3. O sistema grava a avaliação e recalcula assincronamente a nota média do atleta.</w:t>
+              <w:t>3. O sistema grava as notas e recalcula médias.</w:t>
               <w:br/>
-              <w:t>4. Se a nota média for &lt; 2.0 (com 5+ avaliações), aplica suspensão automática (RN05).</w:t>
+              <w:t>4. Se a nota de um atleta for &lt; 2.0 (com 5+ avaliações), aplica suspensão automática (RN05).</w:t>
             </w:r>
           </w:p>
         </w:tc>
@@ -5062,7 +6313,7 @@
               <w:spacing w:line="240" w:lineRule="auto"/>
             </w:pPr>
             <w:r>
-              <w:t>Reputação do atleta atualizada no ecossistema.</w:t>
+              <w:t>Reputações atualizadas no ecossistema.</w:t>
             </w:r>
           </w:p>
         </w:tc>
@@ -5659,6 +6910,884 @@
     </w:p>
     <w:p>
       <w:r>
+        <w:rPr>
+          <w:b/>
+        </w:rPr>
+        <w:t>Quadro 15 – Caso de Uso UC008 – Gerenciar Súmula Digital e Resumo da Partida</w:t>
+      </w:r>
+    </w:p>
+    <w:tbl>
+      <w:tblPr>
+        <w:tblW w:type="auto" w:w="0"/>
+        <w:jc w:val="center"/>
+        <w:tblLook w:firstColumn="1" w:firstRow="1" w:lastColumn="0" w:lastRow="0" w:noHBand="0" w:noVBand="1" w:val="04A0"/>
+      </w:tblPr>
+      <w:tblGrid>
+        <w:gridCol w:w="4701"/>
+        <w:gridCol w:w="4701"/>
+      </w:tblGrid>
+      <w:tr>
+        <w:tc>
+          <w:tcPr>
+            <w:tcW w:type="dxa" w:w="2592"/>
+            <w:shd w:fill="F1F5F9"/>
+            <w:tcMar>
+              <w:top w:w="100" w:type="dxa"/>
+              <w:bottom w:w="100" w:type="dxa"/>
+              <w:left w:w="150" w:type="dxa"/>
+              <w:right w:w="150" w:type="dxa"/>
+            </w:tcMar>
+          </w:tcPr>
+          <w:p>
+            <w:pPr>
+              <w:spacing w:line="240" w:lineRule="auto"/>
+            </w:pPr>
+            <w:r>
+              <w:rPr>
+                <w:b/>
+              </w:rPr>
+              <w:t>ID / Nome</w:t>
+            </w:r>
+          </w:p>
+        </w:tc>
+        <w:tc>
+          <w:tcPr>
+            <w:tcW w:type="dxa" w:w="7056"/>
+            <w:tcMar>
+              <w:top w:w="100" w:type="dxa"/>
+              <w:bottom w:w="100" w:type="dxa"/>
+              <w:left w:w="150" w:type="dxa"/>
+              <w:right w:w="150" w:type="dxa"/>
+            </w:tcMar>
+          </w:tcPr>
+          <w:p>
+            <w:pPr>
+              <w:spacing w:line="240" w:lineRule="auto"/>
+            </w:pPr>
+            <w:r>
+              <w:t>UC008 — Gerenciar Súmula Digital e Resumo da Partida</w:t>
+            </w:r>
+          </w:p>
+        </w:tc>
+      </w:tr>
+      <w:tr>
+        <w:tc>
+          <w:tcPr>
+            <w:tcW w:type="dxa" w:w="2592"/>
+            <w:shd w:fill="F1F5F9"/>
+            <w:tcMar>
+              <w:top w:w="100" w:type="dxa"/>
+              <w:bottom w:w="100" w:type="dxa"/>
+              <w:left w:w="150" w:type="dxa"/>
+              <w:right w:w="150" w:type="dxa"/>
+            </w:tcMar>
+          </w:tcPr>
+          <w:p>
+            <w:pPr>
+              <w:spacing w:line="240" w:lineRule="auto"/>
+            </w:pPr>
+            <w:r>
+              <w:rPr>
+                <w:b/>
+              </w:rPr>
+              <w:t>Ator Primário</w:t>
+            </w:r>
+          </w:p>
+        </w:tc>
+        <w:tc>
+          <w:tcPr>
+            <w:tcW w:type="dxa" w:w="7056"/>
+            <w:tcMar>
+              <w:top w:w="100" w:type="dxa"/>
+              <w:bottom w:w="100" w:type="dxa"/>
+              <w:left w:w="150" w:type="dxa"/>
+              <w:right w:w="150" w:type="dxa"/>
+            </w:tcMar>
+          </w:tcPr>
+          <w:p>
+            <w:pPr>
+              <w:spacing w:line="240" w:lineRule="auto"/>
+            </w:pPr>
+            <w:r>
+              <w:t>Organizador / Juiz e Capitão Adversário</w:t>
+            </w:r>
+          </w:p>
+        </w:tc>
+      </w:tr>
+      <w:tr>
+        <w:tc>
+          <w:tcPr>
+            <w:tcW w:type="dxa" w:w="2592"/>
+            <w:shd w:fill="F1F5F9"/>
+            <w:tcMar>
+              <w:top w:w="100" w:type="dxa"/>
+              <w:bottom w:w="100" w:type="dxa"/>
+              <w:left w:w="150" w:type="dxa"/>
+              <w:right w:w="150" w:type="dxa"/>
+            </w:tcMar>
+          </w:tcPr>
+          <w:p>
+            <w:pPr>
+              <w:spacing w:line="240" w:lineRule="auto"/>
+            </w:pPr>
+            <w:r>
+              <w:rPr>
+                <w:b/>
+              </w:rPr>
+              <w:t>Pré-condição</w:t>
+            </w:r>
+          </w:p>
+        </w:tc>
+        <w:tc>
+          <w:tcPr>
+            <w:tcW w:type="dxa" w:w="7056"/>
+            <w:tcMar>
+              <w:top w:w="100" w:type="dxa"/>
+              <w:bottom w:w="100" w:type="dxa"/>
+              <w:left w:w="150" w:type="dxa"/>
+              <w:right w:w="150" w:type="dxa"/>
+            </w:tcMar>
+          </w:tcPr>
+          <w:p>
+            <w:pPr>
+              <w:spacing w:line="240" w:lineRule="auto"/>
+            </w:pPr>
+            <w:r>
+              <w:t>Partida concluída.</w:t>
+            </w:r>
+          </w:p>
+        </w:tc>
+      </w:tr>
+      <w:tr>
+        <w:tc>
+          <w:tcPr>
+            <w:tcW w:type="dxa" w:w="2592"/>
+            <w:shd w:fill="F1F5F9"/>
+            <w:tcMar>
+              <w:top w:w="100" w:type="dxa"/>
+              <w:bottom w:w="100" w:type="dxa"/>
+              <w:left w:w="150" w:type="dxa"/>
+              <w:right w:w="150" w:type="dxa"/>
+            </w:tcMar>
+          </w:tcPr>
+          <w:p>
+            <w:pPr>
+              <w:spacing w:line="240" w:lineRule="auto"/>
+            </w:pPr>
+            <w:r>
+              <w:rPr>
+                <w:b/>
+              </w:rPr>
+              <w:t>Cenário Principal</w:t>
+            </w:r>
+          </w:p>
+        </w:tc>
+        <w:tc>
+          <w:tcPr>
+            <w:tcW w:type="dxa" w:w="7056"/>
+            <w:tcMar>
+              <w:top w:w="100" w:type="dxa"/>
+              <w:bottom w:w="100" w:type="dxa"/>
+              <w:left w:w="150" w:type="dxa"/>
+              <w:right w:w="150" w:type="dxa"/>
+            </w:tcMar>
+          </w:tcPr>
+          <w:p>
+            <w:pPr>
+              <w:spacing w:line="240" w:lineRule="auto"/>
+            </w:pPr>
+            <w:r>
+              <w:t>1. O juiz ou anfitrião preenche a súmula: placar final, autores dos gols/pontos, substituições e MVP.</w:t>
+              <w:br/>
+              <w:t>2. O capitão adversário recebe notificação para conferência e validação.</w:t>
+              <w:br/>
+              <w:t>3. Ao confirmar (RN09), a súmula é homologada e alimenta o histórico dos times.</w:t>
+            </w:r>
+          </w:p>
+        </w:tc>
+      </w:tr>
+      <w:tr>
+        <w:tc>
+          <w:tcPr>
+            <w:tcW w:type="dxa" w:w="2592"/>
+            <w:shd w:fill="F1F5F9"/>
+            <w:tcMar>
+              <w:top w:w="100" w:type="dxa"/>
+              <w:bottom w:w="100" w:type="dxa"/>
+              <w:left w:w="150" w:type="dxa"/>
+              <w:right w:w="150" w:type="dxa"/>
+            </w:tcMar>
+          </w:tcPr>
+          <w:p>
+            <w:pPr>
+              <w:spacing w:line="240" w:lineRule="auto"/>
+            </w:pPr>
+            <w:r>
+              <w:rPr>
+                <w:b/>
+              </w:rPr>
+              <w:t>Cenário de Exceção</w:t>
+            </w:r>
+          </w:p>
+        </w:tc>
+        <w:tc>
+          <w:tcPr>
+            <w:tcW w:type="dxa" w:w="7056"/>
+            <w:tcMar>
+              <w:top w:w="100" w:type="dxa"/>
+              <w:bottom w:w="100" w:type="dxa"/>
+              <w:left w:w="150" w:type="dxa"/>
+              <w:right w:w="150" w:type="dxa"/>
+            </w:tcMar>
+          </w:tcPr>
+          <w:p>
+            <w:pPr>
+              <w:spacing w:line="240" w:lineRule="auto"/>
+            </w:pPr>
+            <w:r>
+              <w:t>Divergência de dados abre mediação no suporte.</w:t>
+            </w:r>
+          </w:p>
+        </w:tc>
+      </w:tr>
+      <w:tr>
+        <w:tc>
+          <w:tcPr>
+            <w:tcW w:type="dxa" w:w="2592"/>
+            <w:shd w:fill="F1F5F9"/>
+            <w:tcMar>
+              <w:top w:w="100" w:type="dxa"/>
+              <w:bottom w:w="100" w:type="dxa"/>
+              <w:left w:w="150" w:type="dxa"/>
+              <w:right w:w="150" w:type="dxa"/>
+            </w:tcMar>
+          </w:tcPr>
+          <w:p>
+            <w:pPr>
+              <w:spacing w:line="240" w:lineRule="auto"/>
+            </w:pPr>
+            <w:r>
+              <w:rPr>
+                <w:b/>
+              </w:rPr>
+              <w:t>Pós-condição</w:t>
+            </w:r>
+          </w:p>
+        </w:tc>
+        <w:tc>
+          <w:tcPr>
+            <w:tcW w:type="dxa" w:w="7056"/>
+            <w:tcMar>
+              <w:top w:w="100" w:type="dxa"/>
+              <w:bottom w:w="100" w:type="dxa"/>
+              <w:left w:w="150" w:type="dxa"/>
+              <w:right w:w="150" w:type="dxa"/>
+            </w:tcMar>
+          </w:tcPr>
+          <w:p>
+            <w:pPr>
+              <w:spacing w:line="240" w:lineRule="auto"/>
+            </w:pPr>
+            <w:r>
+              <w:t>Estatísticas gravadas na tabela sumula_partida.</w:t>
+            </w:r>
+          </w:p>
+        </w:tc>
+      </w:tr>
+    </w:tbl>
+    <w:p>
+      <w:pPr>
+        <w:spacing w:before="80"/>
+      </w:pPr>
+    </w:p>
+    <w:p>
+      <w:r>
+        <w:rPr>
+          <w:b/>
+        </w:rPr>
+        <w:t>Quadro 16 – Caso de Uso UC009 – Registrar Denúncia Ética e Compliance</w:t>
+      </w:r>
+    </w:p>
+    <w:tbl>
+      <w:tblPr>
+        <w:tblW w:type="auto" w:w="0"/>
+        <w:jc w:val="center"/>
+        <w:tblLook w:firstColumn="1" w:firstRow="1" w:lastColumn="0" w:lastRow="0" w:noHBand="0" w:noVBand="1" w:val="04A0"/>
+      </w:tblPr>
+      <w:tblGrid>
+        <w:gridCol w:w="4701"/>
+        <w:gridCol w:w="4701"/>
+      </w:tblGrid>
+      <w:tr>
+        <w:tc>
+          <w:tcPr>
+            <w:tcW w:type="dxa" w:w="2592"/>
+            <w:shd w:fill="F1F5F9"/>
+            <w:tcMar>
+              <w:top w:w="100" w:type="dxa"/>
+              <w:bottom w:w="100" w:type="dxa"/>
+              <w:left w:w="150" w:type="dxa"/>
+              <w:right w:w="150" w:type="dxa"/>
+            </w:tcMar>
+          </w:tcPr>
+          <w:p>
+            <w:pPr>
+              <w:spacing w:line="240" w:lineRule="auto"/>
+            </w:pPr>
+            <w:r>
+              <w:rPr>
+                <w:b/>
+              </w:rPr>
+              <w:t>ID / Nome</w:t>
+            </w:r>
+          </w:p>
+        </w:tc>
+        <w:tc>
+          <w:tcPr>
+            <w:tcW w:type="dxa" w:w="7056"/>
+            <w:tcMar>
+              <w:top w:w="100" w:type="dxa"/>
+              <w:bottom w:w="100" w:type="dxa"/>
+              <w:left w:w="150" w:type="dxa"/>
+              <w:right w:w="150" w:type="dxa"/>
+            </w:tcMar>
+          </w:tcPr>
+          <w:p>
+            <w:pPr>
+              <w:spacing w:line="240" w:lineRule="auto"/>
+            </w:pPr>
+            <w:r>
+              <w:t>UC009 — Registrar Denúncia Ética e Compliance</w:t>
+            </w:r>
+          </w:p>
+        </w:tc>
+      </w:tr>
+      <w:tr>
+        <w:tc>
+          <w:tcPr>
+            <w:tcW w:type="dxa" w:w="2592"/>
+            <w:shd w:fill="F1F5F9"/>
+            <w:tcMar>
+              <w:top w:w="100" w:type="dxa"/>
+              <w:bottom w:w="100" w:type="dxa"/>
+              <w:left w:w="150" w:type="dxa"/>
+              <w:right w:w="150" w:type="dxa"/>
+            </w:tcMar>
+          </w:tcPr>
+          <w:p>
+            <w:pPr>
+              <w:spacing w:line="240" w:lineRule="auto"/>
+            </w:pPr>
+            <w:r>
+              <w:rPr>
+                <w:b/>
+              </w:rPr>
+              <w:t>Ator Primário</w:t>
+            </w:r>
+          </w:p>
+        </w:tc>
+        <w:tc>
+          <w:tcPr>
+            <w:tcW w:type="dxa" w:w="7056"/>
+            <w:tcMar>
+              <w:top w:w="100" w:type="dxa"/>
+              <w:bottom w:w="100" w:type="dxa"/>
+              <w:left w:w="150" w:type="dxa"/>
+              <w:right w:w="150" w:type="dxa"/>
+            </w:tcMar>
+          </w:tcPr>
+          <w:p>
+            <w:pPr>
+              <w:spacing w:line="240" w:lineRule="auto"/>
+            </w:pPr>
+            <w:r>
+              <w:t>Qualquer participante</w:t>
+            </w:r>
+          </w:p>
+        </w:tc>
+      </w:tr>
+      <w:tr>
+        <w:tc>
+          <w:tcPr>
+            <w:tcW w:type="dxa" w:w="2592"/>
+            <w:shd w:fill="F1F5F9"/>
+            <w:tcMar>
+              <w:top w:w="100" w:type="dxa"/>
+              <w:bottom w:w="100" w:type="dxa"/>
+              <w:left w:w="150" w:type="dxa"/>
+              <w:right w:w="150" w:type="dxa"/>
+            </w:tcMar>
+          </w:tcPr>
+          <w:p>
+            <w:pPr>
+              <w:spacing w:line="240" w:lineRule="auto"/>
+            </w:pPr>
+            <w:r>
+              <w:rPr>
+                <w:b/>
+              </w:rPr>
+              <w:t>Pré-condição</w:t>
+            </w:r>
+          </w:p>
+        </w:tc>
+        <w:tc>
+          <w:tcPr>
+            <w:tcW w:type="dxa" w:w="7056"/>
+            <w:tcMar>
+              <w:top w:w="100" w:type="dxa"/>
+              <w:bottom w:w="100" w:type="dxa"/>
+              <w:left w:w="150" w:type="dxa"/>
+              <w:right w:w="150" w:type="dxa"/>
+            </w:tcMar>
+          </w:tcPr>
+          <w:p>
+            <w:pPr>
+              <w:spacing w:line="240" w:lineRule="auto"/>
+            </w:pPr>
+            <w:r>
+              <w:t>Ocorrência de infração grave na partida.</w:t>
+            </w:r>
+          </w:p>
+        </w:tc>
+      </w:tr>
+      <w:tr>
+        <w:tc>
+          <w:tcPr>
+            <w:tcW w:type="dxa" w:w="2592"/>
+            <w:shd w:fill="F1F5F9"/>
+            <w:tcMar>
+              <w:top w:w="100" w:type="dxa"/>
+              <w:bottom w:w="100" w:type="dxa"/>
+              <w:left w:w="150" w:type="dxa"/>
+              <w:right w:w="150" w:type="dxa"/>
+            </w:tcMar>
+          </w:tcPr>
+          <w:p>
+            <w:pPr>
+              <w:spacing w:line="240" w:lineRule="auto"/>
+            </w:pPr>
+            <w:r>
+              <w:rPr>
+                <w:b/>
+              </w:rPr>
+              <w:t>Cenário Principal</w:t>
+            </w:r>
+          </w:p>
+        </w:tc>
+        <w:tc>
+          <w:tcPr>
+            <w:tcW w:type="dxa" w:w="7056"/>
+            <w:tcMar>
+              <w:top w:w="100" w:type="dxa"/>
+              <w:bottom w:w="100" w:type="dxa"/>
+              <w:left w:w="150" w:type="dxa"/>
+              <w:right w:w="150" w:type="dxa"/>
+            </w:tcMar>
+          </w:tcPr>
+          <w:p>
+            <w:pPr>
+              <w:spacing w:line="240" w:lineRule="auto"/>
+            </w:pPr>
+            <w:r>
+              <w:t>1. O usuário clica no botão 'Denunciar' no perfil do infrator ou na súmula.</w:t>
+              <w:br/>
+              <w:t>2. Seleciona a categoria: Machismo/Assédio, Racismo, Homofobia ou Agressão Física.</w:t>
+              <w:br/>
+              <w:t>3. Descreve o ocorrido e anexa evidências.</w:t>
+              <w:br/>
+              <w:t>4. O sistema gera chamado prioritário no auditoria_log e aplica suspensão preventiva imediata (RN08).</w:t>
+            </w:r>
+          </w:p>
+        </w:tc>
+      </w:tr>
+      <w:tr>
+        <w:tc>
+          <w:tcPr>
+            <w:tcW w:type="dxa" w:w="2592"/>
+            <w:shd w:fill="F1F5F9"/>
+            <w:tcMar>
+              <w:top w:w="100" w:type="dxa"/>
+              <w:bottom w:w="100" w:type="dxa"/>
+              <w:left w:w="150" w:type="dxa"/>
+              <w:right w:w="150" w:type="dxa"/>
+            </w:tcMar>
+          </w:tcPr>
+          <w:p>
+            <w:pPr>
+              <w:spacing w:line="240" w:lineRule="auto"/>
+            </w:pPr>
+            <w:r>
+              <w:rPr>
+                <w:b/>
+              </w:rPr>
+              <w:t>Cenário de Exceção</w:t>
+            </w:r>
+          </w:p>
+        </w:tc>
+        <w:tc>
+          <w:tcPr>
+            <w:tcW w:type="dxa" w:w="7056"/>
+            <w:tcMar>
+              <w:top w:w="100" w:type="dxa"/>
+              <w:bottom w:w="100" w:type="dxa"/>
+              <w:left w:w="150" w:type="dxa"/>
+              <w:right w:w="150" w:type="dxa"/>
+            </w:tcMar>
+          </w:tcPr>
+          <w:p>
+            <w:pPr>
+              <w:spacing w:line="240" w:lineRule="auto"/>
+            </w:pPr>
+            <w:r>
+              <w:t>Denúncia sem descrição obrigatória é bloqueada.</w:t>
+            </w:r>
+          </w:p>
+        </w:tc>
+      </w:tr>
+      <w:tr>
+        <w:tc>
+          <w:tcPr>
+            <w:tcW w:type="dxa" w:w="2592"/>
+            <w:shd w:fill="F1F5F9"/>
+            <w:tcMar>
+              <w:top w:w="100" w:type="dxa"/>
+              <w:bottom w:w="100" w:type="dxa"/>
+              <w:left w:w="150" w:type="dxa"/>
+              <w:right w:w="150" w:type="dxa"/>
+            </w:tcMar>
+          </w:tcPr>
+          <w:p>
+            <w:pPr>
+              <w:spacing w:line="240" w:lineRule="auto"/>
+            </w:pPr>
+            <w:r>
+              <w:rPr>
+                <w:b/>
+              </w:rPr>
+              <w:t>Pós-condição</w:t>
+            </w:r>
+          </w:p>
+        </w:tc>
+        <w:tc>
+          <w:tcPr>
+            <w:tcW w:type="dxa" w:w="7056"/>
+            <w:tcMar>
+              <w:top w:w="100" w:type="dxa"/>
+              <w:bottom w:w="100" w:type="dxa"/>
+              <w:left w:w="150" w:type="dxa"/>
+              <w:right w:w="150" w:type="dxa"/>
+            </w:tcMar>
+          </w:tcPr>
+          <w:p>
+            <w:pPr>
+              <w:spacing w:line="240" w:lineRule="auto"/>
+            </w:pPr>
+            <w:r>
+              <w:t>Processo disciplinar instaurado para banimento permanente.</w:t>
+            </w:r>
+          </w:p>
+        </w:tc>
+      </w:tr>
+    </w:tbl>
+    <w:p>
+      <w:pPr>
+        <w:spacing w:before="80"/>
+      </w:pPr>
+    </w:p>
+    <w:p>
+      <w:r>
+        <w:rPr>
+          <w:b/>
+        </w:rPr>
+        <w:t>Quadro 17 – Caso de Uso UC010 – Homologar Cadastro e Perfil de Arbitragem</w:t>
+      </w:r>
+    </w:p>
+    <w:tbl>
+      <w:tblPr>
+        <w:tblW w:type="auto" w:w="0"/>
+        <w:jc w:val="center"/>
+        <w:tblLook w:firstColumn="1" w:firstRow="1" w:lastColumn="0" w:lastRow="0" w:noHBand="0" w:noVBand="1" w:val="04A0"/>
+      </w:tblPr>
+      <w:tblGrid>
+        <w:gridCol w:w="4701"/>
+        <w:gridCol w:w="4701"/>
+      </w:tblGrid>
+      <w:tr>
+        <w:tc>
+          <w:tcPr>
+            <w:tcW w:type="dxa" w:w="2592"/>
+            <w:shd w:fill="F1F5F9"/>
+            <w:tcMar>
+              <w:top w:w="100" w:type="dxa"/>
+              <w:bottom w:w="100" w:type="dxa"/>
+              <w:left w:w="150" w:type="dxa"/>
+              <w:right w:w="150" w:type="dxa"/>
+            </w:tcMar>
+          </w:tcPr>
+          <w:p>
+            <w:pPr>
+              <w:spacing w:line="240" w:lineRule="auto"/>
+            </w:pPr>
+            <w:r>
+              <w:rPr>
+                <w:b/>
+              </w:rPr>
+              <w:t>ID / Nome</w:t>
+            </w:r>
+          </w:p>
+        </w:tc>
+        <w:tc>
+          <w:tcPr>
+            <w:tcW w:type="dxa" w:w="7056"/>
+            <w:tcMar>
+              <w:top w:w="100" w:type="dxa"/>
+              <w:bottom w:w="100" w:type="dxa"/>
+              <w:left w:w="150" w:type="dxa"/>
+              <w:right w:w="150" w:type="dxa"/>
+            </w:tcMar>
+          </w:tcPr>
+          <w:p>
+            <w:pPr>
+              <w:spacing w:line="240" w:lineRule="auto"/>
+            </w:pPr>
+            <w:r>
+              <w:t>UC010 — Homologar Cadastro e Perfil de Arbitragem</w:t>
+            </w:r>
+          </w:p>
+        </w:tc>
+      </w:tr>
+      <w:tr>
+        <w:tc>
+          <w:tcPr>
+            <w:tcW w:type="dxa" w:w="2592"/>
+            <w:shd w:fill="F1F5F9"/>
+            <w:tcMar>
+              <w:top w:w="100" w:type="dxa"/>
+              <w:bottom w:w="100" w:type="dxa"/>
+              <w:left w:w="150" w:type="dxa"/>
+              <w:right w:w="150" w:type="dxa"/>
+            </w:tcMar>
+          </w:tcPr>
+          <w:p>
+            <w:pPr>
+              <w:spacing w:line="240" w:lineRule="auto"/>
+            </w:pPr>
+            <w:r>
+              <w:rPr>
+                <w:b/>
+              </w:rPr>
+              <w:t>Ator Primário</w:t>
+            </w:r>
+          </w:p>
+        </w:tc>
+        <w:tc>
+          <w:tcPr>
+            <w:tcW w:type="dxa" w:w="7056"/>
+            <w:tcMar>
+              <w:top w:w="100" w:type="dxa"/>
+              <w:bottom w:w="100" w:type="dxa"/>
+              <w:left w:w="150" w:type="dxa"/>
+              <w:right w:w="150" w:type="dxa"/>
+            </w:tcMar>
+          </w:tcPr>
+          <w:p>
+            <w:pPr>
+              <w:spacing w:line="240" w:lineRule="auto"/>
+            </w:pPr>
+            <w:r>
+              <w:t>Árbitro Esportivo e Moderação</w:t>
+            </w:r>
+          </w:p>
+        </w:tc>
+      </w:tr>
+      <w:tr>
+        <w:tc>
+          <w:tcPr>
+            <w:tcW w:type="dxa" w:w="2592"/>
+            <w:shd w:fill="F1F5F9"/>
+            <w:tcMar>
+              <w:top w:w="100" w:type="dxa"/>
+              <w:bottom w:w="100" w:type="dxa"/>
+              <w:left w:w="150" w:type="dxa"/>
+              <w:right w:w="150" w:type="dxa"/>
+            </w:tcMar>
+          </w:tcPr>
+          <w:p>
+            <w:pPr>
+              <w:spacing w:line="240" w:lineRule="auto"/>
+            </w:pPr>
+            <w:r>
+              <w:rPr>
+                <w:b/>
+              </w:rPr>
+              <w:t>Pré-condição</w:t>
+            </w:r>
+          </w:p>
+        </w:tc>
+        <w:tc>
+          <w:tcPr>
+            <w:tcW w:type="dxa" w:w="7056"/>
+            <w:tcMar>
+              <w:top w:w="100" w:type="dxa"/>
+              <w:bottom w:w="100" w:type="dxa"/>
+              <w:left w:w="150" w:type="dxa"/>
+              <w:right w:w="150" w:type="dxa"/>
+            </w:tcMar>
+          </w:tcPr>
+          <w:p>
+            <w:pPr>
+              <w:spacing w:line="240" w:lineRule="auto"/>
+            </w:pPr>
+            <w:r>
+              <w:t>Usuário árbitro.</w:t>
+            </w:r>
+          </w:p>
+        </w:tc>
+      </w:tr>
+      <w:tr>
+        <w:tc>
+          <w:tcPr>
+            <w:tcW w:type="dxa" w:w="2592"/>
+            <w:shd w:fill="F1F5F9"/>
+            <w:tcMar>
+              <w:top w:w="100" w:type="dxa"/>
+              <w:bottom w:w="100" w:type="dxa"/>
+              <w:left w:w="150" w:type="dxa"/>
+              <w:right w:w="150" w:type="dxa"/>
+            </w:tcMar>
+          </w:tcPr>
+          <w:p>
+            <w:pPr>
+              <w:spacing w:line="240" w:lineRule="auto"/>
+            </w:pPr>
+            <w:r>
+              <w:rPr>
+                <w:b/>
+              </w:rPr>
+              <w:t>Cenário Principal</w:t>
+            </w:r>
+          </w:p>
+        </w:tc>
+        <w:tc>
+          <w:tcPr>
+            <w:tcW w:type="dxa" w:w="7056"/>
+            <w:tcMar>
+              <w:top w:w="100" w:type="dxa"/>
+              <w:bottom w:w="100" w:type="dxa"/>
+              <w:left w:w="150" w:type="dxa"/>
+              <w:right w:w="150" w:type="dxa"/>
+            </w:tcMar>
+          </w:tcPr>
+          <w:p>
+            <w:pPr>
+              <w:spacing w:line="240" w:lineRule="auto"/>
+            </w:pPr>
+            <w:r>
+              <w:t>1. O árbitro informa experiência comunitária ou envia comprovante de registro federativo.</w:t>
+              <w:br/>
+              <w:t>2. A moderação valida documentos e atribui o selo de 'Juiz Federado' ou habilita 'Árbitro Comunitário'.</w:t>
+              <w:br/>
+              <w:t>3. O perfil fica disponível para escalas em amistosos oficiais (RN07).</w:t>
+            </w:r>
+          </w:p>
+        </w:tc>
+      </w:tr>
+      <w:tr>
+        <w:tc>
+          <w:tcPr>
+            <w:tcW w:type="dxa" w:w="2592"/>
+            <w:shd w:fill="F1F5F9"/>
+            <w:tcMar>
+              <w:top w:w="100" w:type="dxa"/>
+              <w:bottom w:w="100" w:type="dxa"/>
+              <w:left w:w="150" w:type="dxa"/>
+              <w:right w:w="150" w:type="dxa"/>
+            </w:tcMar>
+          </w:tcPr>
+          <w:p>
+            <w:pPr>
+              <w:spacing w:line="240" w:lineRule="auto"/>
+            </w:pPr>
+            <w:r>
+              <w:rPr>
+                <w:b/>
+              </w:rPr>
+              <w:t>Cenário de Exceção</w:t>
+            </w:r>
+          </w:p>
+        </w:tc>
+        <w:tc>
+          <w:tcPr>
+            <w:tcW w:type="dxa" w:w="7056"/>
+            <w:tcMar>
+              <w:top w:w="100" w:type="dxa"/>
+              <w:bottom w:w="100" w:type="dxa"/>
+              <w:left w:w="150" w:type="dxa"/>
+              <w:right w:w="150" w:type="dxa"/>
+            </w:tcMar>
+          </w:tcPr>
+          <w:p>
+            <w:pPr>
+              <w:spacing w:line="240" w:lineRule="auto"/>
+            </w:pPr>
+            <w:r>
+              <w:t>Documento inválido gera indeferimento do selo federado.</w:t>
+            </w:r>
+          </w:p>
+        </w:tc>
+      </w:tr>
+      <w:tr>
+        <w:tc>
+          <w:tcPr>
+            <w:tcW w:type="dxa" w:w="2592"/>
+            <w:shd w:fill="F1F5F9"/>
+            <w:tcMar>
+              <w:top w:w="100" w:type="dxa"/>
+              <w:bottom w:w="100" w:type="dxa"/>
+              <w:left w:w="150" w:type="dxa"/>
+              <w:right w:w="150" w:type="dxa"/>
+            </w:tcMar>
+          </w:tcPr>
+          <w:p>
+            <w:pPr>
+              <w:spacing w:line="240" w:lineRule="auto"/>
+            </w:pPr>
+            <w:r>
+              <w:rPr>
+                <w:b/>
+              </w:rPr>
+              <w:t>Pós-condição</w:t>
+            </w:r>
+          </w:p>
+        </w:tc>
+        <w:tc>
+          <w:tcPr>
+            <w:tcW w:type="dxa" w:w="7056"/>
+            <w:tcMar>
+              <w:top w:w="100" w:type="dxa"/>
+              <w:bottom w:w="100" w:type="dxa"/>
+              <w:left w:w="150" w:type="dxa"/>
+              <w:right w:w="150" w:type="dxa"/>
+            </w:tcMar>
+          </w:tcPr>
+          <w:p>
+            <w:pPr>
+              <w:spacing w:line="240" w:lineRule="auto"/>
+            </w:pPr>
+            <w:r>
+              <w:t>Árbitro habilitado na plataforma.</w:t>
+            </w:r>
+          </w:p>
+        </w:tc>
+      </w:tr>
+    </w:tbl>
+    <w:p>
+      <w:pPr>
+        <w:spacing w:before="80"/>
+      </w:pPr>
+    </w:p>
+    <w:p>
+      <w:r>
         <w:br w:type="page"/>
       </w:r>
     </w:p>
@@ -5668,51 +7797,7 @@
           <w:b/>
           <w:sz w:val="26"/>
         </w:rPr>
-        <w:t>3.7 Diagrama de Classes e Estrutura de Domínio</w:t>
-      </w:r>
-    </w:p>
-    <w:p>
-      <w:pPr>
-        <w:jc w:val="both"/>
-      </w:pPr>
-      <w:r>
-        <w:t>O Diagrama de Classes descreve a estrutura estática do sistema orientada a objetos, especificando suas classes, atributos tipados, métodos de negócio e relacionamentos (BOOCH; RUMBAUGH; JACOBSON, 2012). No Bora! App, o domínio contempla seis entidades centrais em padrão snake_case estrito: Usuario (atributos cadastrais, nota_media e status), Partida (geometria PostGIS, vagas, taxas RN04 e filtro_genero RN06), Solicitacao (relação associativa de vagas), Avaliacao (notas de conduta estilo Uber), ChatMensagem (mensageria WebSocket) e AuditoriaLog (governança LGPD).</w:t>
-      </w:r>
-    </w:p>
-    <w:p>
-      <w:r>
-        <w:rPr>
-          <w:b/>
-          <w:sz w:val="26"/>
-        </w:rPr>
-        <w:br/>
-        <w:t>3.8 Diagramas de Atividades, Estados e Sequência</w:t>
-      </w:r>
-    </w:p>
-    <w:p>
-      <w:pPr>
-        <w:jc w:val="both"/>
-      </w:pPr>
-      <w:r>
-        <w:t>Os diagramas dinâmicos da UML detalham o comportamento temporal e lógico do software: o Diagrama de Atividades detalha os fluxos condicionais de criação de partidas e validação da RN06; o Diagrama de Estados modela os ciclos de vida de Partida (Rascunho → Publicada → Lotada → Em_Andamento → Finalizada → Cancelada), de Solicitacao (Pendente → Aprovada / Rejeitada) e de Usuario (Pendente_Validacao → Ativo → Suspenso por RN05); e o Diagrama de Sequência ilustra as mensagens síncronas HTTP e assíncronas WebSockets/PostGIS entre Cliente, API Fastify e Banco de Dados.</w:t>
-      </w:r>
-    </w:p>
-    <w:p>
-      <w:r>
-        <w:rPr>
-          <w:b/>
-          <w:sz w:val="26"/>
-        </w:rPr>
-        <w:br/>
         <w:t>3.11 Matrizes de Rastreabilidade</w:t>
-      </w:r>
-    </w:p>
-    <w:p>
-      <w:pPr>
-        <w:jc w:val="both"/>
-      </w:pPr>
-      <w:r>
-        <w:t>A rastreabilidade de requisitos garante que cada necessidade do usuário esteja formalmente vinculada às regras de negócio e aos casos de uso correspondentes, assegurando a cobertura funcional integral do sistema (PRESSMAN; MAXIM, 2021). Apresentam-se as Matrizes A e B nos Quadros 15 e 16.</w:t>
       </w:r>
     </w:p>
     <w:p>
@@ -5720,7 +7805,7 @@
         <w:rPr>
           <w:b/>
         </w:rPr>
-        <w:t>Quadro 15 – Matriz A: Requisitos Funcionais × Regras de Negócio</w:t>
+        <w:t>Quadro 18 – Matriz A: Requisitos Funcionais × Regras de Negócio</w:t>
       </w:r>
     </w:p>
     <w:tbl>
@@ -5730,18 +7815,21 @@
         <w:tblLook w:firstColumn="1" w:firstRow="1" w:lastColumn="0" w:lastRow="0" w:noHBand="0" w:noVBand="1" w:val="04A0"/>
       </w:tblPr>
       <w:tblGrid>
-        <w:gridCol w:w="1343"/>
-        <w:gridCol w:w="1343"/>
-        <w:gridCol w:w="1343"/>
-        <w:gridCol w:w="1343"/>
-        <w:gridCol w:w="1343"/>
-        <w:gridCol w:w="1343"/>
-        <w:gridCol w:w="1343"/>
+        <w:gridCol w:w="940"/>
+        <w:gridCol w:w="940"/>
+        <w:gridCol w:w="940"/>
+        <w:gridCol w:w="940"/>
+        <w:gridCol w:w="940"/>
+        <w:gridCol w:w="940"/>
+        <w:gridCol w:w="940"/>
+        <w:gridCol w:w="940"/>
+        <w:gridCol w:w="940"/>
+        <w:gridCol w:w="940"/>
       </w:tblGrid>
       <w:tr>
         <w:tc>
           <w:tcPr>
-            <w:tcW w:type="dxa" w:w="1343"/>
+            <w:tcW w:type="dxa" w:w="940"/>
             <w:shd w:fill="E2E8F0"/>
           </w:tcPr>
           <w:p>
@@ -5749,13 +7837,13 @@
               <w:rPr>
                 <w:b/>
               </w:rPr>
-              <w:t>Requisito Funcional</w:t>
-            </w:r>
-          </w:p>
-        </w:tc>
-        <w:tc>
-          <w:tcPr>
-            <w:tcW w:type="dxa" w:w="1343"/>
+              <w:t>Requisito</w:t>
+            </w:r>
+          </w:p>
+        </w:tc>
+        <w:tc>
+          <w:tcPr>
+            <w:tcW w:type="dxa" w:w="940"/>
             <w:shd w:fill="E2E8F0"/>
           </w:tcPr>
           <w:p>
@@ -5765,13 +7853,13 @@
               </w:rPr>
               <w:t>RN01</w:t>
               <w:br/>
-              <w:t>(Agenda)</w:t>
-            </w:r>
-          </w:p>
-        </w:tc>
-        <w:tc>
-          <w:tcPr>
-            <w:tcW w:type="dxa" w:w="1343"/>
+              <w:t>(Ag.)</w:t>
+            </w:r>
+          </w:p>
+        </w:tc>
+        <w:tc>
+          <w:tcPr>
+            <w:tcW w:type="dxa" w:w="940"/>
             <w:shd w:fill="E2E8F0"/>
           </w:tcPr>
           <w:p>
@@ -5787,7 +7875,7 @@
         </w:tc>
         <w:tc>
           <w:tcPr>
-            <w:tcW w:type="dxa" w:w="1343"/>
+            <w:tcW w:type="dxa" w:w="940"/>
             <w:shd w:fill="E2E8F0"/>
           </w:tcPr>
           <w:p>
@@ -5797,13 +7885,13 @@
               </w:rPr>
               <w:t>RN03</w:t>
               <w:br/>
-              <w:t>(Lotada)</w:t>
-            </w:r>
-          </w:p>
-        </w:tc>
-        <w:tc>
-          <w:tcPr>
-            <w:tcW w:type="dxa" w:w="1343"/>
+              <w:t>(Lot.)</w:t>
+            </w:r>
+          </w:p>
+        </w:tc>
+        <w:tc>
+          <w:tcPr>
+            <w:tcW w:type="dxa" w:w="940"/>
             <w:shd w:fill="E2E8F0"/>
           </w:tcPr>
           <w:p>
@@ -5813,13 +7901,13 @@
               </w:rPr>
               <w:t>RN04</w:t>
               <w:br/>
-              <w:t>(Taxas)</w:t>
-            </w:r>
-          </w:p>
-        </w:tc>
-        <w:tc>
-          <w:tcPr>
-            <w:tcW w:type="dxa" w:w="1343"/>
+              <w:t>(Tax.)</w:t>
+            </w:r>
+          </w:p>
+        </w:tc>
+        <w:tc>
+          <w:tcPr>
+            <w:tcW w:type="dxa" w:w="940"/>
             <w:shd w:fill="E2E8F0"/>
           </w:tcPr>
           <w:p>
@@ -5829,13 +7917,13 @@
               </w:rPr>
               <w:t>RN05</w:t>
               <w:br/>
-              <w:t>(Reputação)</w:t>
-            </w:r>
-          </w:p>
-        </w:tc>
-        <w:tc>
-          <w:tcPr>
-            <w:tcW w:type="dxa" w:w="1343"/>
+              <w:t>(Rep.)</w:t>
+            </w:r>
+          </w:p>
+        </w:tc>
+        <w:tc>
+          <w:tcPr>
+            <w:tcW w:type="dxa" w:w="940"/>
             <w:shd w:fill="E2E8F0"/>
           </w:tcPr>
           <w:p>
@@ -5845,7 +7933,55 @@
               </w:rPr>
               <w:t>RN06</w:t>
               <w:br/>
-              <w:t>(Mulher)</w:t>
+              <w:t>(Mulh.)</w:t>
+            </w:r>
+          </w:p>
+        </w:tc>
+        <w:tc>
+          <w:tcPr>
+            <w:tcW w:type="dxa" w:w="940"/>
+            <w:shd w:fill="E2E8F0"/>
+          </w:tcPr>
+          <w:p>
+            <w:r>
+              <w:rPr>
+                <w:b/>
+              </w:rPr>
+              <w:t>RN07</w:t>
+              <w:br/>
+              <w:t>(Juiz)</w:t>
+            </w:r>
+          </w:p>
+        </w:tc>
+        <w:tc>
+          <w:tcPr>
+            <w:tcW w:type="dxa" w:w="940"/>
+            <w:shd w:fill="E2E8F0"/>
+          </w:tcPr>
+          <w:p>
+            <w:r>
+              <w:rPr>
+                <w:b/>
+              </w:rPr>
+              <w:t>RN08</w:t>
+              <w:br/>
+              <w:t>(Den.)</w:t>
+            </w:r>
+          </w:p>
+        </w:tc>
+        <w:tc>
+          <w:tcPr>
+            <w:tcW w:type="dxa" w:w="940"/>
+            <w:shd w:fill="E2E8F0"/>
+          </w:tcPr>
+          <w:p>
+            <w:r>
+              <w:rPr>
+                <w:b/>
+              </w:rPr>
+              <w:t>RN09</w:t>
+              <w:br/>
+              <w:t>(Súm.)</w:t>
             </w:r>
           </w:p>
         </w:tc>
@@ -5853,7 +7989,7 @@
       <w:tr>
         <w:tc>
           <w:tcPr>
-            <w:tcW w:type="dxa" w:w="1343"/>
+            <w:tcW w:type="dxa" w:w="940"/>
             <w:tcMar>
               <w:top w:w="100" w:type="dxa"/>
               <w:bottom w:w="100" w:type="dxa"/>
@@ -5875,7 +8011,7 @@
         </w:tc>
         <w:tc>
           <w:tcPr>
-            <w:tcW w:type="dxa" w:w="1343"/>
+            <w:tcW w:type="dxa" w:w="940"/>
             <w:tcMar>
               <w:top w:w="100" w:type="dxa"/>
               <w:bottom w:w="100" w:type="dxa"/>
@@ -5893,7 +8029,7 @@
         </w:tc>
         <w:tc>
           <w:tcPr>
-            <w:tcW w:type="dxa" w:w="1343"/>
+            <w:tcW w:type="dxa" w:w="940"/>
             <w:tcMar>
               <w:top w:w="100" w:type="dxa"/>
               <w:bottom w:w="100" w:type="dxa"/>
@@ -5913,7 +8049,7 @@
         </w:tc>
         <w:tc>
           <w:tcPr>
-            <w:tcW w:type="dxa" w:w="1343"/>
+            <w:tcW w:type="dxa" w:w="940"/>
             <w:tcMar>
               <w:top w:w="100" w:type="dxa"/>
               <w:bottom w:w="100" w:type="dxa"/>
@@ -5931,7 +8067,7 @@
         </w:tc>
         <w:tc>
           <w:tcPr>
-            <w:tcW w:type="dxa" w:w="1343"/>
+            <w:tcW w:type="dxa" w:w="940"/>
             <w:tcMar>
               <w:top w:w="100" w:type="dxa"/>
               <w:bottom w:w="100" w:type="dxa"/>
@@ -5949,7 +8085,7 @@
         </w:tc>
         <w:tc>
           <w:tcPr>
-            <w:tcW w:type="dxa" w:w="1343"/>
+            <w:tcW w:type="dxa" w:w="940"/>
             <w:tcMar>
               <w:top w:w="100" w:type="dxa"/>
               <w:bottom w:w="100" w:type="dxa"/>
@@ -5967,7 +8103,7 @@
         </w:tc>
         <w:tc>
           <w:tcPr>
-            <w:tcW w:type="dxa" w:w="1343"/>
+            <w:tcW w:type="dxa" w:w="940"/>
             <w:tcMar>
               <w:top w:w="100" w:type="dxa"/>
               <w:bottom w:w="100" w:type="dxa"/>
@@ -5983,13 +8119,67 @@
             <w:r>
               <w:t>X</w:t>
             </w:r>
+          </w:p>
+        </w:tc>
+        <w:tc>
+          <w:tcPr>
+            <w:tcW w:type="dxa" w:w="940"/>
+            <w:tcMar>
+              <w:top w:w="100" w:type="dxa"/>
+              <w:bottom w:w="100" w:type="dxa"/>
+              <w:left w:w="150" w:type="dxa"/>
+              <w:right w:w="150" w:type="dxa"/>
+            </w:tcMar>
+          </w:tcPr>
+          <w:p>
+            <w:pPr>
+              <w:spacing w:line="240" w:lineRule="auto"/>
+              <w:jc w:val="center"/>
+            </w:pPr>
+            <w:r/>
+          </w:p>
+        </w:tc>
+        <w:tc>
+          <w:tcPr>
+            <w:tcW w:type="dxa" w:w="940"/>
+            <w:tcMar>
+              <w:top w:w="100" w:type="dxa"/>
+              <w:bottom w:w="100" w:type="dxa"/>
+              <w:left w:w="150" w:type="dxa"/>
+              <w:right w:w="150" w:type="dxa"/>
+            </w:tcMar>
+          </w:tcPr>
+          <w:p>
+            <w:pPr>
+              <w:spacing w:line="240" w:lineRule="auto"/>
+              <w:jc w:val="center"/>
+            </w:pPr>
+            <w:r/>
+          </w:p>
+        </w:tc>
+        <w:tc>
+          <w:tcPr>
+            <w:tcW w:type="dxa" w:w="940"/>
+            <w:tcMar>
+              <w:top w:w="100" w:type="dxa"/>
+              <w:bottom w:w="100" w:type="dxa"/>
+              <w:left w:w="150" w:type="dxa"/>
+              <w:right w:w="150" w:type="dxa"/>
+            </w:tcMar>
+          </w:tcPr>
+          <w:p>
+            <w:pPr>
+              <w:spacing w:line="240" w:lineRule="auto"/>
+              <w:jc w:val="center"/>
+            </w:pPr>
+            <w:r/>
           </w:p>
         </w:tc>
       </w:tr>
       <w:tr>
         <w:tc>
           <w:tcPr>
-            <w:tcW w:type="dxa" w:w="1343"/>
+            <w:tcW w:type="dxa" w:w="940"/>
             <w:tcMar>
               <w:top w:w="100" w:type="dxa"/>
               <w:bottom w:w="100" w:type="dxa"/>
@@ -6011,7 +8201,7 @@
         </w:tc>
         <w:tc>
           <w:tcPr>
-            <w:tcW w:type="dxa" w:w="1343"/>
+            <w:tcW w:type="dxa" w:w="940"/>
             <w:tcMar>
               <w:top w:w="100" w:type="dxa"/>
               <w:bottom w:w="100" w:type="dxa"/>
@@ -6029,7 +8219,7 @@
         </w:tc>
         <w:tc>
           <w:tcPr>
-            <w:tcW w:type="dxa" w:w="1343"/>
+            <w:tcW w:type="dxa" w:w="940"/>
             <w:tcMar>
               <w:top w:w="100" w:type="dxa"/>
               <w:bottom w:w="100" w:type="dxa"/>
@@ -6049,7 +8239,7 @@
         </w:tc>
         <w:tc>
           <w:tcPr>
-            <w:tcW w:type="dxa" w:w="1343"/>
+            <w:tcW w:type="dxa" w:w="940"/>
             <w:tcMar>
               <w:top w:w="100" w:type="dxa"/>
               <w:bottom w:w="100" w:type="dxa"/>
@@ -6067,7 +8257,7 @@
         </w:tc>
         <w:tc>
           <w:tcPr>
-            <w:tcW w:type="dxa" w:w="1343"/>
+            <w:tcW w:type="dxa" w:w="940"/>
             <w:tcMar>
               <w:top w:w="100" w:type="dxa"/>
               <w:bottom w:w="100" w:type="dxa"/>
@@ -6085,7 +8275,7 @@
         </w:tc>
         <w:tc>
           <w:tcPr>
-            <w:tcW w:type="dxa" w:w="1343"/>
+            <w:tcW w:type="dxa" w:w="940"/>
             <w:tcMar>
               <w:top w:w="100" w:type="dxa"/>
               <w:bottom w:w="100" w:type="dxa"/>
@@ -6103,7 +8293,7 @@
         </w:tc>
         <w:tc>
           <w:tcPr>
-            <w:tcW w:type="dxa" w:w="1343"/>
+            <w:tcW w:type="dxa" w:w="940"/>
             <w:tcMar>
               <w:top w:w="100" w:type="dxa"/>
               <w:bottom w:w="100" w:type="dxa"/>
@@ -6119,13 +8309,67 @@
             <w:r>
               <w:t>X</w:t>
             </w:r>
+          </w:p>
+        </w:tc>
+        <w:tc>
+          <w:tcPr>
+            <w:tcW w:type="dxa" w:w="940"/>
+            <w:tcMar>
+              <w:top w:w="100" w:type="dxa"/>
+              <w:bottom w:w="100" w:type="dxa"/>
+              <w:left w:w="150" w:type="dxa"/>
+              <w:right w:w="150" w:type="dxa"/>
+            </w:tcMar>
+          </w:tcPr>
+          <w:p>
+            <w:pPr>
+              <w:spacing w:line="240" w:lineRule="auto"/>
+              <w:jc w:val="center"/>
+            </w:pPr>
+            <w:r/>
+          </w:p>
+        </w:tc>
+        <w:tc>
+          <w:tcPr>
+            <w:tcW w:type="dxa" w:w="940"/>
+            <w:tcMar>
+              <w:top w:w="100" w:type="dxa"/>
+              <w:bottom w:w="100" w:type="dxa"/>
+              <w:left w:w="150" w:type="dxa"/>
+              <w:right w:w="150" w:type="dxa"/>
+            </w:tcMar>
+          </w:tcPr>
+          <w:p>
+            <w:pPr>
+              <w:spacing w:line="240" w:lineRule="auto"/>
+              <w:jc w:val="center"/>
+            </w:pPr>
+            <w:r/>
+          </w:p>
+        </w:tc>
+        <w:tc>
+          <w:tcPr>
+            <w:tcW w:type="dxa" w:w="940"/>
+            <w:tcMar>
+              <w:top w:w="100" w:type="dxa"/>
+              <w:bottom w:w="100" w:type="dxa"/>
+              <w:left w:w="150" w:type="dxa"/>
+              <w:right w:w="150" w:type="dxa"/>
+            </w:tcMar>
+          </w:tcPr>
+          <w:p>
+            <w:pPr>
+              <w:spacing w:line="240" w:lineRule="auto"/>
+              <w:jc w:val="center"/>
+            </w:pPr>
+            <w:r/>
           </w:p>
         </w:tc>
       </w:tr>
       <w:tr>
         <w:tc>
           <w:tcPr>
-            <w:tcW w:type="dxa" w:w="1343"/>
+            <w:tcW w:type="dxa" w:w="940"/>
             <w:tcMar>
               <w:top w:w="100" w:type="dxa"/>
               <w:bottom w:w="100" w:type="dxa"/>
@@ -6147,7 +8391,7 @@
         </w:tc>
         <w:tc>
           <w:tcPr>
-            <w:tcW w:type="dxa" w:w="1343"/>
+            <w:tcW w:type="dxa" w:w="940"/>
             <w:tcMar>
               <w:top w:w="100" w:type="dxa"/>
               <w:bottom w:w="100" w:type="dxa"/>
@@ -6165,7 +8409,7 @@
         </w:tc>
         <w:tc>
           <w:tcPr>
-            <w:tcW w:type="dxa" w:w="1343"/>
+            <w:tcW w:type="dxa" w:w="940"/>
             <w:tcMar>
               <w:top w:w="100" w:type="dxa"/>
               <w:bottom w:w="100" w:type="dxa"/>
@@ -6183,7 +8427,7 @@
         </w:tc>
         <w:tc>
           <w:tcPr>
-            <w:tcW w:type="dxa" w:w="1343"/>
+            <w:tcW w:type="dxa" w:w="940"/>
             <w:tcMar>
               <w:top w:w="100" w:type="dxa"/>
               <w:bottom w:w="100" w:type="dxa"/>
@@ -6201,7 +8445,7 @@
         </w:tc>
         <w:tc>
           <w:tcPr>
-            <w:tcW w:type="dxa" w:w="1343"/>
+            <w:tcW w:type="dxa" w:w="940"/>
             <w:tcMar>
               <w:top w:w="100" w:type="dxa"/>
               <w:bottom w:w="100" w:type="dxa"/>
@@ -6221,7 +8465,7 @@
         </w:tc>
         <w:tc>
           <w:tcPr>
-            <w:tcW w:type="dxa" w:w="1343"/>
+            <w:tcW w:type="dxa" w:w="940"/>
             <w:tcMar>
               <w:top w:w="100" w:type="dxa"/>
               <w:bottom w:w="100" w:type="dxa"/>
@@ -6239,7 +8483,7 @@
         </w:tc>
         <w:tc>
           <w:tcPr>
-            <w:tcW w:type="dxa" w:w="1343"/>
+            <w:tcW w:type="dxa" w:w="940"/>
             <w:tcMar>
               <w:top w:w="100" w:type="dxa"/>
               <w:bottom w:w="100" w:type="dxa"/>
@@ -6253,13 +8497,71 @@
               <w:jc w:val="center"/>
             </w:pPr>
             <w:r/>
+          </w:p>
+        </w:tc>
+        <w:tc>
+          <w:tcPr>
+            <w:tcW w:type="dxa" w:w="940"/>
+            <w:tcMar>
+              <w:top w:w="100" w:type="dxa"/>
+              <w:bottom w:w="100" w:type="dxa"/>
+              <w:left w:w="150" w:type="dxa"/>
+              <w:right w:w="150" w:type="dxa"/>
+            </w:tcMar>
+          </w:tcPr>
+          <w:p>
+            <w:pPr>
+              <w:spacing w:line="240" w:lineRule="auto"/>
+              <w:jc w:val="center"/>
+            </w:pPr>
+            <w:r>
+              <w:t>X</w:t>
+            </w:r>
+          </w:p>
+        </w:tc>
+        <w:tc>
+          <w:tcPr>
+            <w:tcW w:type="dxa" w:w="940"/>
+            <w:tcMar>
+              <w:top w:w="100" w:type="dxa"/>
+              <w:bottom w:w="100" w:type="dxa"/>
+              <w:left w:w="150" w:type="dxa"/>
+              <w:right w:w="150" w:type="dxa"/>
+            </w:tcMar>
+          </w:tcPr>
+          <w:p>
+            <w:pPr>
+              <w:spacing w:line="240" w:lineRule="auto"/>
+              <w:jc w:val="center"/>
+            </w:pPr>
+            <w:r/>
+          </w:p>
+        </w:tc>
+        <w:tc>
+          <w:tcPr>
+            <w:tcW w:type="dxa" w:w="940"/>
+            <w:tcMar>
+              <w:top w:w="100" w:type="dxa"/>
+              <w:bottom w:w="100" w:type="dxa"/>
+              <w:left w:w="150" w:type="dxa"/>
+              <w:right w:w="150" w:type="dxa"/>
+            </w:tcMar>
+          </w:tcPr>
+          <w:p>
+            <w:pPr>
+              <w:spacing w:line="240" w:lineRule="auto"/>
+              <w:jc w:val="center"/>
+            </w:pPr>
+            <w:r>
+              <w:t>X</w:t>
+            </w:r>
           </w:p>
         </w:tc>
       </w:tr>
       <w:tr>
         <w:tc>
           <w:tcPr>
-            <w:tcW w:type="dxa" w:w="1343"/>
+            <w:tcW w:type="dxa" w:w="940"/>
             <w:tcMar>
               <w:top w:w="100" w:type="dxa"/>
               <w:bottom w:w="100" w:type="dxa"/>
@@ -6281,7 +8583,7 @@
         </w:tc>
         <w:tc>
           <w:tcPr>
-            <w:tcW w:type="dxa" w:w="1343"/>
+            <w:tcW w:type="dxa" w:w="940"/>
             <w:tcMar>
               <w:top w:w="100" w:type="dxa"/>
               <w:bottom w:w="100" w:type="dxa"/>
@@ -6299,7 +8601,7 @@
         </w:tc>
         <w:tc>
           <w:tcPr>
-            <w:tcW w:type="dxa" w:w="1343"/>
+            <w:tcW w:type="dxa" w:w="940"/>
             <w:tcMar>
               <w:top w:w="100" w:type="dxa"/>
               <w:bottom w:w="100" w:type="dxa"/>
@@ -6317,7 +8619,7 @@
         </w:tc>
         <w:tc>
           <w:tcPr>
-            <w:tcW w:type="dxa" w:w="1343"/>
+            <w:tcW w:type="dxa" w:w="940"/>
             <w:tcMar>
               <w:top w:w="100" w:type="dxa"/>
               <w:bottom w:w="100" w:type="dxa"/>
@@ -6335,7 +8637,7 @@
         </w:tc>
         <w:tc>
           <w:tcPr>
-            <w:tcW w:type="dxa" w:w="1343"/>
+            <w:tcW w:type="dxa" w:w="940"/>
             <w:tcMar>
               <w:top w:w="100" w:type="dxa"/>
               <w:bottom w:w="100" w:type="dxa"/>
@@ -6355,7 +8657,7 @@
         </w:tc>
         <w:tc>
           <w:tcPr>
-            <w:tcW w:type="dxa" w:w="1343"/>
+            <w:tcW w:type="dxa" w:w="940"/>
             <w:tcMar>
               <w:top w:w="100" w:type="dxa"/>
               <w:bottom w:w="100" w:type="dxa"/>
@@ -6373,7 +8675,63 @@
         </w:tc>
         <w:tc>
           <w:tcPr>
-            <w:tcW w:type="dxa" w:w="1343"/>
+            <w:tcW w:type="dxa" w:w="940"/>
+            <w:tcMar>
+              <w:top w:w="100" w:type="dxa"/>
+              <w:bottom w:w="100" w:type="dxa"/>
+              <w:left w:w="150" w:type="dxa"/>
+              <w:right w:w="150" w:type="dxa"/>
+            </w:tcMar>
+          </w:tcPr>
+          <w:p>
+            <w:pPr>
+              <w:spacing w:line="240" w:lineRule="auto"/>
+              <w:jc w:val="center"/>
+            </w:pPr>
+            <w:r/>
+          </w:p>
+        </w:tc>
+        <w:tc>
+          <w:tcPr>
+            <w:tcW w:type="dxa" w:w="940"/>
+            <w:tcMar>
+              <w:top w:w="100" w:type="dxa"/>
+              <w:bottom w:w="100" w:type="dxa"/>
+              <w:left w:w="150" w:type="dxa"/>
+              <w:right w:w="150" w:type="dxa"/>
+            </w:tcMar>
+          </w:tcPr>
+          <w:p>
+            <w:pPr>
+              <w:spacing w:line="240" w:lineRule="auto"/>
+              <w:jc w:val="center"/>
+            </w:pPr>
+            <w:r>
+              <w:t>X</w:t>
+            </w:r>
+          </w:p>
+        </w:tc>
+        <w:tc>
+          <w:tcPr>
+            <w:tcW w:type="dxa" w:w="940"/>
+            <w:tcMar>
+              <w:top w:w="100" w:type="dxa"/>
+              <w:bottom w:w="100" w:type="dxa"/>
+              <w:left w:w="150" w:type="dxa"/>
+              <w:right w:w="150" w:type="dxa"/>
+            </w:tcMar>
+          </w:tcPr>
+          <w:p>
+            <w:pPr>
+              <w:spacing w:line="240" w:lineRule="auto"/>
+              <w:jc w:val="center"/>
+            </w:pPr>
+            <w:r/>
+          </w:p>
+        </w:tc>
+        <w:tc>
+          <w:tcPr>
+            <w:tcW w:type="dxa" w:w="940"/>
             <w:tcMar>
               <w:top w:w="100" w:type="dxa"/>
               <w:bottom w:w="100" w:type="dxa"/>
@@ -6393,7 +8751,7 @@
       <w:tr>
         <w:tc>
           <w:tcPr>
-            <w:tcW w:type="dxa" w:w="1343"/>
+            <w:tcW w:type="dxa" w:w="940"/>
             <w:tcMar>
               <w:top w:w="100" w:type="dxa"/>
               <w:bottom w:w="100" w:type="dxa"/>
@@ -6415,7 +8773,7 @@
         </w:tc>
         <w:tc>
           <w:tcPr>
-            <w:tcW w:type="dxa" w:w="1343"/>
+            <w:tcW w:type="dxa" w:w="940"/>
             <w:tcMar>
               <w:top w:w="100" w:type="dxa"/>
               <w:bottom w:w="100" w:type="dxa"/>
@@ -6433,7 +8791,7 @@
         </w:tc>
         <w:tc>
           <w:tcPr>
-            <w:tcW w:type="dxa" w:w="1343"/>
+            <w:tcW w:type="dxa" w:w="940"/>
             <w:tcMar>
               <w:top w:w="100" w:type="dxa"/>
               <w:bottom w:w="100" w:type="dxa"/>
@@ -6451,7 +8809,7 @@
         </w:tc>
         <w:tc>
           <w:tcPr>
-            <w:tcW w:type="dxa" w:w="1343"/>
+            <w:tcW w:type="dxa" w:w="940"/>
             <w:tcMar>
               <w:top w:w="100" w:type="dxa"/>
               <w:bottom w:w="100" w:type="dxa"/>
@@ -6471,7 +8829,7 @@
         </w:tc>
         <w:tc>
           <w:tcPr>
-            <w:tcW w:type="dxa" w:w="1343"/>
+            <w:tcW w:type="dxa" w:w="940"/>
             <w:tcMar>
               <w:top w:w="100" w:type="dxa"/>
               <w:bottom w:w="100" w:type="dxa"/>
@@ -6489,7 +8847,7 @@
         </w:tc>
         <w:tc>
           <w:tcPr>
-            <w:tcW w:type="dxa" w:w="1343"/>
+            <w:tcW w:type="dxa" w:w="940"/>
             <w:tcMar>
               <w:top w:w="100" w:type="dxa"/>
               <w:bottom w:w="100" w:type="dxa"/>
@@ -6507,7 +8865,7 @@
         </w:tc>
         <w:tc>
           <w:tcPr>
-            <w:tcW w:type="dxa" w:w="1343"/>
+            <w:tcW w:type="dxa" w:w="940"/>
             <w:tcMar>
               <w:top w:w="100" w:type="dxa"/>
               <w:bottom w:w="100" w:type="dxa"/>
@@ -6521,13 +8879,69 @@
               <w:jc w:val="center"/>
             </w:pPr>
             <w:r/>
+          </w:p>
+        </w:tc>
+        <w:tc>
+          <w:tcPr>
+            <w:tcW w:type="dxa" w:w="940"/>
+            <w:tcMar>
+              <w:top w:w="100" w:type="dxa"/>
+              <w:bottom w:w="100" w:type="dxa"/>
+              <w:left w:w="150" w:type="dxa"/>
+              <w:right w:w="150" w:type="dxa"/>
+            </w:tcMar>
+          </w:tcPr>
+          <w:p>
+            <w:pPr>
+              <w:spacing w:line="240" w:lineRule="auto"/>
+              <w:jc w:val="center"/>
+            </w:pPr>
+            <w:r/>
+          </w:p>
+        </w:tc>
+        <w:tc>
+          <w:tcPr>
+            <w:tcW w:type="dxa" w:w="940"/>
+            <w:tcMar>
+              <w:top w:w="100" w:type="dxa"/>
+              <w:bottom w:w="100" w:type="dxa"/>
+              <w:left w:w="150" w:type="dxa"/>
+              <w:right w:w="150" w:type="dxa"/>
+            </w:tcMar>
+          </w:tcPr>
+          <w:p>
+            <w:pPr>
+              <w:spacing w:line="240" w:lineRule="auto"/>
+              <w:jc w:val="center"/>
+            </w:pPr>
+            <w:r/>
+          </w:p>
+        </w:tc>
+        <w:tc>
+          <w:tcPr>
+            <w:tcW w:type="dxa" w:w="940"/>
+            <w:tcMar>
+              <w:top w:w="100" w:type="dxa"/>
+              <w:bottom w:w="100" w:type="dxa"/>
+              <w:left w:w="150" w:type="dxa"/>
+              <w:right w:w="150" w:type="dxa"/>
+            </w:tcMar>
+          </w:tcPr>
+          <w:p>
+            <w:pPr>
+              <w:spacing w:line="240" w:lineRule="auto"/>
+              <w:jc w:val="center"/>
+            </w:pPr>
+            <w:r>
+              <w:t>X</w:t>
+            </w:r>
           </w:p>
         </w:tc>
       </w:tr>
       <w:tr>
         <w:tc>
           <w:tcPr>
-            <w:tcW w:type="dxa" w:w="1343"/>
+            <w:tcW w:type="dxa" w:w="940"/>
             <w:tcMar>
               <w:top w:w="100" w:type="dxa"/>
               <w:bottom w:w="100" w:type="dxa"/>
@@ -6549,7 +8963,7 @@
         </w:tc>
         <w:tc>
           <w:tcPr>
-            <w:tcW w:type="dxa" w:w="1343"/>
+            <w:tcW w:type="dxa" w:w="940"/>
             <w:tcMar>
               <w:top w:w="100" w:type="dxa"/>
               <w:bottom w:w="100" w:type="dxa"/>
@@ -6567,7 +8981,7 @@
         </w:tc>
         <w:tc>
           <w:tcPr>
-            <w:tcW w:type="dxa" w:w="1343"/>
+            <w:tcW w:type="dxa" w:w="940"/>
             <w:tcMar>
               <w:top w:w="100" w:type="dxa"/>
               <w:bottom w:w="100" w:type="dxa"/>
@@ -6585,7 +8999,7 @@
         </w:tc>
         <w:tc>
           <w:tcPr>
-            <w:tcW w:type="dxa" w:w="1343"/>
+            <w:tcW w:type="dxa" w:w="940"/>
             <w:tcMar>
               <w:top w:w="100" w:type="dxa"/>
               <w:bottom w:w="100" w:type="dxa"/>
@@ -6603,7 +9017,7 @@
         </w:tc>
         <w:tc>
           <w:tcPr>
-            <w:tcW w:type="dxa" w:w="1343"/>
+            <w:tcW w:type="dxa" w:w="940"/>
             <w:tcMar>
               <w:top w:w="100" w:type="dxa"/>
               <w:bottom w:w="100" w:type="dxa"/>
@@ -6621,7 +9035,7 @@
         </w:tc>
         <w:tc>
           <w:tcPr>
-            <w:tcW w:type="dxa" w:w="1343"/>
+            <w:tcW w:type="dxa" w:w="940"/>
             <w:tcMar>
               <w:top w:w="100" w:type="dxa"/>
               <w:bottom w:w="100" w:type="dxa"/>
@@ -6641,7 +9055,61 @@
         </w:tc>
         <w:tc>
           <w:tcPr>
-            <w:tcW w:type="dxa" w:w="1343"/>
+            <w:tcW w:type="dxa" w:w="940"/>
+            <w:tcMar>
+              <w:top w:w="100" w:type="dxa"/>
+              <w:bottom w:w="100" w:type="dxa"/>
+              <w:left w:w="150" w:type="dxa"/>
+              <w:right w:w="150" w:type="dxa"/>
+            </w:tcMar>
+          </w:tcPr>
+          <w:p>
+            <w:pPr>
+              <w:spacing w:line="240" w:lineRule="auto"/>
+              <w:jc w:val="center"/>
+            </w:pPr>
+            <w:r/>
+          </w:p>
+        </w:tc>
+        <w:tc>
+          <w:tcPr>
+            <w:tcW w:type="dxa" w:w="940"/>
+            <w:tcMar>
+              <w:top w:w="100" w:type="dxa"/>
+              <w:bottom w:w="100" w:type="dxa"/>
+              <w:left w:w="150" w:type="dxa"/>
+              <w:right w:w="150" w:type="dxa"/>
+            </w:tcMar>
+          </w:tcPr>
+          <w:p>
+            <w:pPr>
+              <w:spacing w:line="240" w:lineRule="auto"/>
+              <w:jc w:val="center"/>
+            </w:pPr>
+            <w:r/>
+          </w:p>
+        </w:tc>
+        <w:tc>
+          <w:tcPr>
+            <w:tcW w:type="dxa" w:w="940"/>
+            <w:tcMar>
+              <w:top w:w="100" w:type="dxa"/>
+              <w:bottom w:w="100" w:type="dxa"/>
+              <w:left w:w="150" w:type="dxa"/>
+              <w:right w:w="150" w:type="dxa"/>
+            </w:tcMar>
+          </w:tcPr>
+          <w:p>
+            <w:pPr>
+              <w:spacing w:line="240" w:lineRule="auto"/>
+              <w:jc w:val="center"/>
+            </w:pPr>
+            <w:r/>
+          </w:p>
+        </w:tc>
+        <w:tc>
+          <w:tcPr>
+            <w:tcW w:type="dxa" w:w="940"/>
             <w:tcMar>
               <w:top w:w="100" w:type="dxa"/>
               <w:bottom w:w="100" w:type="dxa"/>
@@ -6661,7 +9129,197 @@
       <w:tr>
         <w:tc>
           <w:tcPr>
-            <w:tcW w:type="dxa" w:w="1343"/>
+            <w:tcW w:type="dxa" w:w="940"/>
+            <w:tcMar>
+              <w:top w:w="100" w:type="dxa"/>
+              <w:bottom w:w="100" w:type="dxa"/>
+              <w:left w:w="150" w:type="dxa"/>
+              <w:right w:w="150" w:type="dxa"/>
+            </w:tcMar>
+          </w:tcPr>
+          <w:p>
+            <w:pPr>
+              <w:spacing w:line="240" w:lineRule="auto"/>
+            </w:pPr>
+            <w:r>
+              <w:rPr>
+                <w:b/>
+              </w:rPr>
+              <w:t>RF010 (Chat WebSocket)</w:t>
+            </w:r>
+          </w:p>
+        </w:tc>
+        <w:tc>
+          <w:tcPr>
+            <w:tcW w:type="dxa" w:w="940"/>
+            <w:tcMar>
+              <w:top w:w="100" w:type="dxa"/>
+              <w:bottom w:w="100" w:type="dxa"/>
+              <w:left w:w="150" w:type="dxa"/>
+              <w:right w:w="150" w:type="dxa"/>
+            </w:tcMar>
+          </w:tcPr>
+          <w:p>
+            <w:pPr>
+              <w:spacing w:line="240" w:lineRule="auto"/>
+              <w:jc w:val="center"/>
+            </w:pPr>
+            <w:r/>
+          </w:p>
+        </w:tc>
+        <w:tc>
+          <w:tcPr>
+            <w:tcW w:type="dxa" w:w="940"/>
+            <w:tcMar>
+              <w:top w:w="100" w:type="dxa"/>
+              <w:bottom w:w="100" w:type="dxa"/>
+              <w:left w:w="150" w:type="dxa"/>
+              <w:right w:w="150" w:type="dxa"/>
+            </w:tcMar>
+          </w:tcPr>
+          <w:p>
+            <w:pPr>
+              <w:spacing w:line="240" w:lineRule="auto"/>
+              <w:jc w:val="center"/>
+            </w:pPr>
+            <w:r>
+              <w:t>X</w:t>
+            </w:r>
+          </w:p>
+        </w:tc>
+        <w:tc>
+          <w:tcPr>
+            <w:tcW w:type="dxa" w:w="940"/>
+            <w:tcMar>
+              <w:top w:w="100" w:type="dxa"/>
+              <w:bottom w:w="100" w:type="dxa"/>
+              <w:left w:w="150" w:type="dxa"/>
+              <w:right w:w="150" w:type="dxa"/>
+            </w:tcMar>
+          </w:tcPr>
+          <w:p>
+            <w:pPr>
+              <w:spacing w:line="240" w:lineRule="auto"/>
+              <w:jc w:val="center"/>
+            </w:pPr>
+            <w:r/>
+          </w:p>
+        </w:tc>
+        <w:tc>
+          <w:tcPr>
+            <w:tcW w:type="dxa" w:w="940"/>
+            <w:tcMar>
+              <w:top w:w="100" w:type="dxa"/>
+              <w:bottom w:w="100" w:type="dxa"/>
+              <w:left w:w="150" w:type="dxa"/>
+              <w:right w:w="150" w:type="dxa"/>
+            </w:tcMar>
+          </w:tcPr>
+          <w:p>
+            <w:pPr>
+              <w:spacing w:line="240" w:lineRule="auto"/>
+              <w:jc w:val="center"/>
+            </w:pPr>
+            <w:r/>
+          </w:p>
+        </w:tc>
+        <w:tc>
+          <w:tcPr>
+            <w:tcW w:type="dxa" w:w="940"/>
+            <w:tcMar>
+              <w:top w:w="100" w:type="dxa"/>
+              <w:bottom w:w="100" w:type="dxa"/>
+              <w:left w:w="150" w:type="dxa"/>
+              <w:right w:w="150" w:type="dxa"/>
+            </w:tcMar>
+          </w:tcPr>
+          <w:p>
+            <w:pPr>
+              <w:spacing w:line="240" w:lineRule="auto"/>
+              <w:jc w:val="center"/>
+            </w:pPr>
+            <w:r/>
+          </w:p>
+        </w:tc>
+        <w:tc>
+          <w:tcPr>
+            <w:tcW w:type="dxa" w:w="940"/>
+            <w:tcMar>
+              <w:top w:w="100" w:type="dxa"/>
+              <w:bottom w:w="100" w:type="dxa"/>
+              <w:left w:w="150" w:type="dxa"/>
+              <w:right w:w="150" w:type="dxa"/>
+            </w:tcMar>
+          </w:tcPr>
+          <w:p>
+            <w:pPr>
+              <w:spacing w:line="240" w:lineRule="auto"/>
+              <w:jc w:val="center"/>
+            </w:pPr>
+            <w:r>
+              <w:t>X</w:t>
+            </w:r>
+          </w:p>
+        </w:tc>
+        <w:tc>
+          <w:tcPr>
+            <w:tcW w:type="dxa" w:w="940"/>
+            <w:tcMar>
+              <w:top w:w="100" w:type="dxa"/>
+              <w:bottom w:w="100" w:type="dxa"/>
+              <w:left w:w="150" w:type="dxa"/>
+              <w:right w:w="150" w:type="dxa"/>
+            </w:tcMar>
+          </w:tcPr>
+          <w:p>
+            <w:pPr>
+              <w:spacing w:line="240" w:lineRule="auto"/>
+              <w:jc w:val="center"/>
+            </w:pPr>
+            <w:r/>
+          </w:p>
+        </w:tc>
+        <w:tc>
+          <w:tcPr>
+            <w:tcW w:type="dxa" w:w="940"/>
+            <w:tcMar>
+              <w:top w:w="100" w:type="dxa"/>
+              <w:bottom w:w="100" w:type="dxa"/>
+              <w:left w:w="150" w:type="dxa"/>
+              <w:right w:w="150" w:type="dxa"/>
+            </w:tcMar>
+          </w:tcPr>
+          <w:p>
+            <w:pPr>
+              <w:spacing w:line="240" w:lineRule="auto"/>
+              <w:jc w:val="center"/>
+            </w:pPr>
+            <w:r/>
+          </w:p>
+        </w:tc>
+        <w:tc>
+          <w:tcPr>
+            <w:tcW w:type="dxa" w:w="940"/>
+            <w:tcMar>
+              <w:top w:w="100" w:type="dxa"/>
+              <w:bottom w:w="100" w:type="dxa"/>
+              <w:left w:w="150" w:type="dxa"/>
+              <w:right w:w="150" w:type="dxa"/>
+            </w:tcMar>
+          </w:tcPr>
+          <w:p>
+            <w:pPr>
+              <w:spacing w:line="240" w:lineRule="auto"/>
+              <w:jc w:val="center"/>
+            </w:pPr>
+            <w:r/>
+          </w:p>
+        </w:tc>
+      </w:tr>
+      <w:tr>
+        <w:tc>
+          <w:tcPr>
+            <w:tcW w:type="dxa" w:w="940"/>
             <w:tcMar>
               <w:top w:w="100" w:type="dxa"/>
               <w:bottom w:w="100" w:type="dxa"/>
@@ -6683,7 +9341,7 @@
         </w:tc>
         <w:tc>
           <w:tcPr>
-            <w:tcW w:type="dxa" w:w="1343"/>
+            <w:tcW w:type="dxa" w:w="940"/>
             <w:tcMar>
               <w:top w:w="100" w:type="dxa"/>
               <w:bottom w:w="100" w:type="dxa"/>
@@ -6701,7 +9359,7 @@
         </w:tc>
         <w:tc>
           <w:tcPr>
-            <w:tcW w:type="dxa" w:w="1343"/>
+            <w:tcW w:type="dxa" w:w="940"/>
             <w:tcMar>
               <w:top w:w="100" w:type="dxa"/>
               <w:bottom w:w="100" w:type="dxa"/>
@@ -6719,7 +9377,7 @@
         </w:tc>
         <w:tc>
           <w:tcPr>
-            <w:tcW w:type="dxa" w:w="1343"/>
+            <w:tcW w:type="dxa" w:w="940"/>
             <w:tcMar>
               <w:top w:w="100" w:type="dxa"/>
               <w:bottom w:w="100" w:type="dxa"/>
@@ -6737,7 +9395,7 @@
         </w:tc>
         <w:tc>
           <w:tcPr>
-            <w:tcW w:type="dxa" w:w="1343"/>
+            <w:tcW w:type="dxa" w:w="940"/>
             <w:tcMar>
               <w:top w:w="100" w:type="dxa"/>
               <w:bottom w:w="100" w:type="dxa"/>
@@ -6755,7 +9413,7 @@
         </w:tc>
         <w:tc>
           <w:tcPr>
-            <w:tcW w:type="dxa" w:w="1343"/>
+            <w:tcW w:type="dxa" w:w="940"/>
             <w:tcMar>
               <w:top w:w="100" w:type="dxa"/>
               <w:bottom w:w="100" w:type="dxa"/>
@@ -6775,7 +9433,7 @@
         </w:tc>
         <w:tc>
           <w:tcPr>
-            <w:tcW w:type="dxa" w:w="1343"/>
+            <w:tcW w:type="dxa" w:w="940"/>
             <w:tcMar>
               <w:top w:w="100" w:type="dxa"/>
               <w:bottom w:w="100" w:type="dxa"/>
@@ -6791,173 +9449,277 @@
             <w:r/>
           </w:p>
         </w:tc>
+        <w:tc>
+          <w:tcPr>
+            <w:tcW w:type="dxa" w:w="940"/>
+            <w:tcMar>
+              <w:top w:w="100" w:type="dxa"/>
+              <w:bottom w:w="100" w:type="dxa"/>
+              <w:left w:w="150" w:type="dxa"/>
+              <w:right w:w="150" w:type="dxa"/>
+            </w:tcMar>
+          </w:tcPr>
+          <w:p>
+            <w:pPr>
+              <w:spacing w:line="240" w:lineRule="auto"/>
+              <w:jc w:val="center"/>
+            </w:pPr>
+            <w:r>
+              <w:t>X</w:t>
+            </w:r>
+          </w:p>
+        </w:tc>
+        <w:tc>
+          <w:tcPr>
+            <w:tcW w:type="dxa" w:w="940"/>
+            <w:tcMar>
+              <w:top w:w="100" w:type="dxa"/>
+              <w:bottom w:w="100" w:type="dxa"/>
+              <w:left w:w="150" w:type="dxa"/>
+              <w:right w:w="150" w:type="dxa"/>
+            </w:tcMar>
+          </w:tcPr>
+          <w:p>
+            <w:pPr>
+              <w:spacing w:line="240" w:lineRule="auto"/>
+              <w:jc w:val="center"/>
+            </w:pPr>
+            <w:r/>
+          </w:p>
+        </w:tc>
+        <w:tc>
+          <w:tcPr>
+            <w:tcW w:type="dxa" w:w="940"/>
+            <w:tcMar>
+              <w:top w:w="100" w:type="dxa"/>
+              <w:bottom w:w="100" w:type="dxa"/>
+              <w:left w:w="150" w:type="dxa"/>
+              <w:right w:w="150" w:type="dxa"/>
+            </w:tcMar>
+          </w:tcPr>
+          <w:p>
+            <w:pPr>
+              <w:spacing w:line="240" w:lineRule="auto"/>
+              <w:jc w:val="center"/>
+            </w:pPr>
+            <w:r/>
+          </w:p>
+        </w:tc>
       </w:tr>
-    </w:tbl>
-    <w:p>
-      <w:r>
-        <w:rPr>
-          <w:b/>
-        </w:rPr>
-        <w:br/>
-        <w:t>Quadro 16 – Matriz B: Requisitos Funcionais × Casos de Uso</w:t>
-      </w:r>
-    </w:p>
-    <w:tbl>
-      <w:tblPr>
-        <w:tblW w:type="auto" w:w="0"/>
-        <w:jc w:val="center"/>
-        <w:tblLook w:firstColumn="1" w:firstRow="1" w:lastColumn="0" w:lastRow="0" w:noHBand="0" w:noVBand="1" w:val="04A0"/>
-      </w:tblPr>
-      <w:tblGrid>
-        <w:gridCol w:w="1175"/>
-        <w:gridCol w:w="1175"/>
-        <w:gridCol w:w="1175"/>
-        <w:gridCol w:w="1175"/>
-        <w:gridCol w:w="1175"/>
-        <w:gridCol w:w="1175"/>
-        <w:gridCol w:w="1175"/>
-        <w:gridCol w:w="1175"/>
-      </w:tblGrid>
       <w:tr>
         <w:tc>
           <w:tcPr>
-            <w:tcW w:type="dxa" w:w="1175"/>
-            <w:shd w:fill="E2E8F0"/>
-          </w:tcPr>
-          <w:p>
+            <w:tcW w:type="dxa" w:w="940"/>
+            <w:tcMar>
+              <w:top w:w="100" w:type="dxa"/>
+              <w:bottom w:w="100" w:type="dxa"/>
+              <w:left w:w="150" w:type="dxa"/>
+              <w:right w:w="150" w:type="dxa"/>
+            </w:tcMar>
+          </w:tcPr>
+          <w:p>
+            <w:pPr>
+              <w:spacing w:line="240" w:lineRule="auto"/>
+            </w:pPr>
             <w:r>
               <w:rPr>
                 <w:b/>
               </w:rPr>
-              <w:t>Requisito Funcional</w:t>
-            </w:r>
-          </w:p>
-        </w:tc>
-        <w:tc>
-          <w:tcPr>
-            <w:tcW w:type="dxa" w:w="1175"/>
-            <w:shd w:fill="E2E8F0"/>
-          </w:tcPr>
-          <w:p>
+              <w:t>RF013 (Súmula Digital)</w:t>
+            </w:r>
+          </w:p>
+        </w:tc>
+        <w:tc>
+          <w:tcPr>
+            <w:tcW w:type="dxa" w:w="940"/>
+            <w:tcMar>
+              <w:top w:w="100" w:type="dxa"/>
+              <w:bottom w:w="100" w:type="dxa"/>
+              <w:left w:w="150" w:type="dxa"/>
+              <w:right w:w="150" w:type="dxa"/>
+            </w:tcMar>
+          </w:tcPr>
+          <w:p>
+            <w:pPr>
+              <w:spacing w:line="240" w:lineRule="auto"/>
+              <w:jc w:val="center"/>
+            </w:pPr>
+            <w:r/>
+          </w:p>
+        </w:tc>
+        <w:tc>
+          <w:tcPr>
+            <w:tcW w:type="dxa" w:w="940"/>
+            <w:tcMar>
+              <w:top w:w="100" w:type="dxa"/>
+              <w:bottom w:w="100" w:type="dxa"/>
+              <w:left w:w="150" w:type="dxa"/>
+              <w:right w:w="150" w:type="dxa"/>
+            </w:tcMar>
+          </w:tcPr>
+          <w:p>
+            <w:pPr>
+              <w:spacing w:line="240" w:lineRule="auto"/>
+              <w:jc w:val="center"/>
+            </w:pPr>
+            <w:r/>
+          </w:p>
+        </w:tc>
+        <w:tc>
+          <w:tcPr>
+            <w:tcW w:type="dxa" w:w="940"/>
+            <w:tcMar>
+              <w:top w:w="100" w:type="dxa"/>
+              <w:bottom w:w="100" w:type="dxa"/>
+              <w:left w:w="150" w:type="dxa"/>
+              <w:right w:w="150" w:type="dxa"/>
+            </w:tcMar>
+          </w:tcPr>
+          <w:p>
+            <w:pPr>
+              <w:spacing w:line="240" w:lineRule="auto"/>
+              <w:jc w:val="center"/>
+            </w:pPr>
+            <w:r/>
+          </w:p>
+        </w:tc>
+        <w:tc>
+          <w:tcPr>
+            <w:tcW w:type="dxa" w:w="940"/>
+            <w:tcMar>
+              <w:top w:w="100" w:type="dxa"/>
+              <w:bottom w:w="100" w:type="dxa"/>
+              <w:left w:w="150" w:type="dxa"/>
+              <w:right w:w="150" w:type="dxa"/>
+            </w:tcMar>
+          </w:tcPr>
+          <w:p>
+            <w:pPr>
+              <w:spacing w:line="240" w:lineRule="auto"/>
+              <w:jc w:val="center"/>
+            </w:pPr>
+            <w:r/>
+          </w:p>
+        </w:tc>
+        <w:tc>
+          <w:tcPr>
+            <w:tcW w:type="dxa" w:w="940"/>
+            <w:tcMar>
+              <w:top w:w="100" w:type="dxa"/>
+              <w:bottom w:w="100" w:type="dxa"/>
+              <w:left w:w="150" w:type="dxa"/>
+              <w:right w:w="150" w:type="dxa"/>
+            </w:tcMar>
+          </w:tcPr>
+          <w:p>
+            <w:pPr>
+              <w:spacing w:line="240" w:lineRule="auto"/>
+              <w:jc w:val="center"/>
+            </w:pPr>
+            <w:r/>
+          </w:p>
+        </w:tc>
+        <w:tc>
+          <w:tcPr>
+            <w:tcW w:type="dxa" w:w="940"/>
+            <w:tcMar>
+              <w:top w:w="100" w:type="dxa"/>
+              <w:bottom w:w="100" w:type="dxa"/>
+              <w:left w:w="150" w:type="dxa"/>
+              <w:right w:w="150" w:type="dxa"/>
+            </w:tcMar>
+          </w:tcPr>
+          <w:p>
+            <w:pPr>
+              <w:spacing w:line="240" w:lineRule="auto"/>
+              <w:jc w:val="center"/>
+            </w:pPr>
+            <w:r/>
+          </w:p>
+        </w:tc>
+        <w:tc>
+          <w:tcPr>
+            <w:tcW w:type="dxa" w:w="940"/>
+            <w:tcMar>
+              <w:top w:w="100" w:type="dxa"/>
+              <w:bottom w:w="100" w:type="dxa"/>
+              <w:left w:w="150" w:type="dxa"/>
+              <w:right w:w="150" w:type="dxa"/>
+            </w:tcMar>
+          </w:tcPr>
+          <w:p>
+            <w:pPr>
+              <w:spacing w:line="240" w:lineRule="auto"/>
+              <w:jc w:val="center"/>
+            </w:pPr>
+            <w:r/>
+          </w:p>
+        </w:tc>
+        <w:tc>
+          <w:tcPr>
+            <w:tcW w:type="dxa" w:w="940"/>
+            <w:tcMar>
+              <w:top w:w="100" w:type="dxa"/>
+              <w:bottom w:w="100" w:type="dxa"/>
+              <w:left w:w="150" w:type="dxa"/>
+              <w:right w:w="150" w:type="dxa"/>
+            </w:tcMar>
+          </w:tcPr>
+          <w:p>
+            <w:pPr>
+              <w:spacing w:line="240" w:lineRule="auto"/>
+              <w:jc w:val="center"/>
+            </w:pPr>
+            <w:r/>
+          </w:p>
+        </w:tc>
+        <w:tc>
+          <w:tcPr>
+            <w:tcW w:type="dxa" w:w="940"/>
+            <w:tcMar>
+              <w:top w:w="100" w:type="dxa"/>
+              <w:bottom w:w="100" w:type="dxa"/>
+              <w:left w:w="150" w:type="dxa"/>
+              <w:right w:w="150" w:type="dxa"/>
+            </w:tcMar>
+          </w:tcPr>
+          <w:p>
+            <w:pPr>
+              <w:spacing w:line="240" w:lineRule="auto"/>
+              <w:jc w:val="center"/>
+            </w:pPr>
+            <w:r>
+              <w:t>X</w:t>
+            </w:r>
+          </w:p>
+        </w:tc>
+      </w:tr>
+      <w:tr>
+        <w:tc>
+          <w:tcPr>
+            <w:tcW w:type="dxa" w:w="940"/>
+            <w:tcMar>
+              <w:top w:w="100" w:type="dxa"/>
+              <w:bottom w:w="100" w:type="dxa"/>
+              <w:left w:w="150" w:type="dxa"/>
+              <w:right w:w="150" w:type="dxa"/>
+            </w:tcMar>
+          </w:tcPr>
+          <w:p>
+            <w:pPr>
+              <w:spacing w:line="240" w:lineRule="auto"/>
+            </w:pPr>
             <w:r>
               <w:rPr>
                 <w:b/>
               </w:rPr>
-              <w:t>UC001</w:t>
-            </w:r>
-          </w:p>
-        </w:tc>
-        <w:tc>
-          <w:tcPr>
-            <w:tcW w:type="dxa" w:w="1175"/>
-            <w:shd w:fill="E2E8F0"/>
-          </w:tcPr>
-          <w:p>
-            <w:r>
-              <w:rPr>
-                <w:b/>
-              </w:rPr>
-              <w:t>UC002</w:t>
-            </w:r>
-          </w:p>
-        </w:tc>
-        <w:tc>
-          <w:tcPr>
-            <w:tcW w:type="dxa" w:w="1175"/>
-            <w:shd w:fill="E2E8F0"/>
-          </w:tcPr>
-          <w:p>
-            <w:r>
-              <w:rPr>
-                <w:b/>
-              </w:rPr>
-              <w:t>UC003</w:t>
-            </w:r>
-          </w:p>
-        </w:tc>
-        <w:tc>
-          <w:tcPr>
-            <w:tcW w:type="dxa" w:w="1175"/>
-            <w:shd w:fill="E2E8F0"/>
-          </w:tcPr>
-          <w:p>
-            <w:r>
-              <w:rPr>
-                <w:b/>
-              </w:rPr>
-              <w:t>UC004</w:t>
-            </w:r>
-          </w:p>
-        </w:tc>
-        <w:tc>
-          <w:tcPr>
-            <w:tcW w:type="dxa" w:w="1175"/>
-            <w:shd w:fill="E2E8F0"/>
-          </w:tcPr>
-          <w:p>
-            <w:r>
-              <w:rPr>
-                <w:b/>
-              </w:rPr>
-              <w:t>UC005</w:t>
-            </w:r>
-          </w:p>
-        </w:tc>
-        <w:tc>
-          <w:tcPr>
-            <w:tcW w:type="dxa" w:w="1175"/>
-            <w:shd w:fill="E2E8F0"/>
-          </w:tcPr>
-          <w:p>
-            <w:r>
-              <w:rPr>
-                <w:b/>
-              </w:rPr>
-              <w:t>UC006</w:t>
-            </w:r>
-          </w:p>
-        </w:tc>
-        <w:tc>
-          <w:tcPr>
-            <w:tcW w:type="dxa" w:w="1175"/>
-            <w:shd w:fill="E2E8F0"/>
-          </w:tcPr>
-          <w:p>
-            <w:r>
-              <w:rPr>
-                <w:b/>
-              </w:rPr>
-              <w:t>UC007</w:t>
-            </w:r>
-          </w:p>
-        </w:tc>
-      </w:tr>
-      <w:tr>
-        <w:tc>
-          <w:tcPr>
-            <w:tcW w:type="dxa" w:w="1175"/>
-            <w:tcMar>
-              <w:top w:w="100" w:type="dxa"/>
-              <w:bottom w:w="100" w:type="dxa"/>
-              <w:left w:w="150" w:type="dxa"/>
-              <w:right w:w="150" w:type="dxa"/>
-            </w:tcMar>
-          </w:tcPr>
-          <w:p>
-            <w:pPr>
-              <w:spacing w:line="240" w:lineRule="auto"/>
-            </w:pPr>
-            <w:r>
-              <w:rPr>
-                <w:b/>
-              </w:rPr>
-              <w:t>RF001 a RF003 (Auth/OTP/Social)</w:t>
-            </w:r>
-          </w:p>
-        </w:tc>
-        <w:tc>
-          <w:tcPr>
-            <w:tcW w:type="dxa" w:w="1175"/>
+              <w:t>RF015 (Canal Denúncias)</w:t>
+            </w:r>
+          </w:p>
+        </w:tc>
+        <w:tc>
+          <w:tcPr>
+            <w:tcW w:type="dxa" w:w="940"/>
             <w:tcMar>
               <w:top w:w="100" w:type="dxa"/>
               <w:bottom w:w="100" w:type="dxa"/>
@@ -6970,6 +9732,78 @@
               <w:spacing w:line="240" w:lineRule="auto"/>
               <w:jc w:val="center"/>
             </w:pPr>
+            <w:r/>
+          </w:p>
+        </w:tc>
+        <w:tc>
+          <w:tcPr>
+            <w:tcW w:type="dxa" w:w="940"/>
+            <w:tcMar>
+              <w:top w:w="100" w:type="dxa"/>
+              <w:bottom w:w="100" w:type="dxa"/>
+              <w:left w:w="150" w:type="dxa"/>
+              <w:right w:w="150" w:type="dxa"/>
+            </w:tcMar>
+          </w:tcPr>
+          <w:p>
+            <w:pPr>
+              <w:spacing w:line="240" w:lineRule="auto"/>
+              <w:jc w:val="center"/>
+            </w:pPr>
+            <w:r/>
+          </w:p>
+        </w:tc>
+        <w:tc>
+          <w:tcPr>
+            <w:tcW w:type="dxa" w:w="940"/>
+            <w:tcMar>
+              <w:top w:w="100" w:type="dxa"/>
+              <w:bottom w:w="100" w:type="dxa"/>
+              <w:left w:w="150" w:type="dxa"/>
+              <w:right w:w="150" w:type="dxa"/>
+            </w:tcMar>
+          </w:tcPr>
+          <w:p>
+            <w:pPr>
+              <w:spacing w:line="240" w:lineRule="auto"/>
+              <w:jc w:val="center"/>
+            </w:pPr>
+            <w:r/>
+          </w:p>
+        </w:tc>
+        <w:tc>
+          <w:tcPr>
+            <w:tcW w:type="dxa" w:w="940"/>
+            <w:tcMar>
+              <w:top w:w="100" w:type="dxa"/>
+              <w:bottom w:w="100" w:type="dxa"/>
+              <w:left w:w="150" w:type="dxa"/>
+              <w:right w:w="150" w:type="dxa"/>
+            </w:tcMar>
+          </w:tcPr>
+          <w:p>
+            <w:pPr>
+              <w:spacing w:line="240" w:lineRule="auto"/>
+              <w:jc w:val="center"/>
+            </w:pPr>
+            <w:r/>
+          </w:p>
+        </w:tc>
+        <w:tc>
+          <w:tcPr>
+            <w:tcW w:type="dxa" w:w="940"/>
+            <w:tcMar>
+              <w:top w:w="100" w:type="dxa"/>
+              <w:bottom w:w="100" w:type="dxa"/>
+              <w:left w:w="150" w:type="dxa"/>
+              <w:right w:w="150" w:type="dxa"/>
+            </w:tcMar>
+          </w:tcPr>
+          <w:p>
+            <w:pPr>
+              <w:spacing w:line="240" w:lineRule="auto"/>
+              <w:jc w:val="center"/>
+            </w:pPr>
             <w:r>
               <w:t>X</w:t>
             </w:r>
@@ -6977,7 +9811,7 @@
         </w:tc>
         <w:tc>
           <w:tcPr>
-            <w:tcW w:type="dxa" w:w="1175"/>
+            <w:tcW w:type="dxa" w:w="940"/>
             <w:tcMar>
               <w:top w:w="100" w:type="dxa"/>
               <w:bottom w:w="100" w:type="dxa"/>
@@ -6990,12 +9824,32 @@
               <w:spacing w:line="240" w:lineRule="auto"/>
               <w:jc w:val="center"/>
             </w:pPr>
+            <w:r>
+              <w:t>X</w:t>
+            </w:r>
+          </w:p>
+        </w:tc>
+        <w:tc>
+          <w:tcPr>
+            <w:tcW w:type="dxa" w:w="940"/>
+            <w:tcMar>
+              <w:top w:w="100" w:type="dxa"/>
+              <w:bottom w:w="100" w:type="dxa"/>
+              <w:left w:w="150" w:type="dxa"/>
+              <w:right w:w="150" w:type="dxa"/>
+            </w:tcMar>
+          </w:tcPr>
+          <w:p>
+            <w:pPr>
+              <w:spacing w:line="240" w:lineRule="auto"/>
+              <w:jc w:val="center"/>
+            </w:pPr>
             <w:r/>
           </w:p>
         </w:tc>
         <w:tc>
           <w:tcPr>
-            <w:tcW w:type="dxa" w:w="1175"/>
+            <w:tcW w:type="dxa" w:w="940"/>
             <w:tcMar>
               <w:top w:w="100" w:type="dxa"/>
               <w:bottom w:w="100" w:type="dxa"/>
@@ -7008,1003 +9862,27 @@
               <w:spacing w:line="240" w:lineRule="auto"/>
               <w:jc w:val="center"/>
             </w:pPr>
+            <w:r>
+              <w:t>X</w:t>
+            </w:r>
+          </w:p>
+        </w:tc>
+        <w:tc>
+          <w:tcPr>
+            <w:tcW w:type="dxa" w:w="940"/>
+            <w:tcMar>
+              <w:top w:w="100" w:type="dxa"/>
+              <w:bottom w:w="100" w:type="dxa"/>
+              <w:left w:w="150" w:type="dxa"/>
+              <w:right w:w="150" w:type="dxa"/>
+            </w:tcMar>
+          </w:tcPr>
+          <w:p>
+            <w:pPr>
+              <w:spacing w:line="240" w:lineRule="auto"/>
+              <w:jc w:val="center"/>
+            </w:pPr>
             <w:r/>
-          </w:p>
-        </w:tc>
-        <w:tc>
-          <w:tcPr>
-            <w:tcW w:type="dxa" w:w="1175"/>
-            <w:tcMar>
-              <w:top w:w="100" w:type="dxa"/>
-              <w:bottom w:w="100" w:type="dxa"/>
-              <w:left w:w="150" w:type="dxa"/>
-              <w:right w:w="150" w:type="dxa"/>
-            </w:tcMar>
-          </w:tcPr>
-          <w:p>
-            <w:pPr>
-              <w:spacing w:line="240" w:lineRule="auto"/>
-              <w:jc w:val="center"/>
-            </w:pPr>
-            <w:r/>
-          </w:p>
-        </w:tc>
-        <w:tc>
-          <w:tcPr>
-            <w:tcW w:type="dxa" w:w="1175"/>
-            <w:tcMar>
-              <w:top w:w="100" w:type="dxa"/>
-              <w:bottom w:w="100" w:type="dxa"/>
-              <w:left w:w="150" w:type="dxa"/>
-              <w:right w:w="150" w:type="dxa"/>
-            </w:tcMar>
-          </w:tcPr>
-          <w:p>
-            <w:pPr>
-              <w:spacing w:line="240" w:lineRule="auto"/>
-              <w:jc w:val="center"/>
-            </w:pPr>
-            <w:r/>
-          </w:p>
-        </w:tc>
-        <w:tc>
-          <w:tcPr>
-            <w:tcW w:type="dxa" w:w="1175"/>
-            <w:tcMar>
-              <w:top w:w="100" w:type="dxa"/>
-              <w:bottom w:w="100" w:type="dxa"/>
-              <w:left w:w="150" w:type="dxa"/>
-              <w:right w:w="150" w:type="dxa"/>
-            </w:tcMar>
-          </w:tcPr>
-          <w:p>
-            <w:pPr>
-              <w:spacing w:line="240" w:lineRule="auto"/>
-              <w:jc w:val="center"/>
-            </w:pPr>
-            <w:r/>
-          </w:p>
-        </w:tc>
-        <w:tc>
-          <w:tcPr>
-            <w:tcW w:type="dxa" w:w="1175"/>
-            <w:tcMar>
-              <w:top w:w="100" w:type="dxa"/>
-              <w:bottom w:w="100" w:type="dxa"/>
-              <w:left w:w="150" w:type="dxa"/>
-              <w:right w:w="150" w:type="dxa"/>
-            </w:tcMar>
-          </w:tcPr>
-          <w:p>
-            <w:pPr>
-              <w:spacing w:line="240" w:lineRule="auto"/>
-              <w:jc w:val="center"/>
-            </w:pPr>
-            <w:r/>
-          </w:p>
-        </w:tc>
-      </w:tr>
-      <w:tr>
-        <w:tc>
-          <w:tcPr>
-            <w:tcW w:type="dxa" w:w="1175"/>
-            <w:tcMar>
-              <w:top w:w="100" w:type="dxa"/>
-              <w:bottom w:w="100" w:type="dxa"/>
-              <w:left w:w="150" w:type="dxa"/>
-              <w:right w:w="150" w:type="dxa"/>
-            </w:tcMar>
-          </w:tcPr>
-          <w:p>
-            <w:pPr>
-              <w:spacing w:line="240" w:lineRule="auto"/>
-            </w:pPr>
-            <w:r>
-              <w:rPr>
-                <w:b/>
-              </w:rPr>
-              <w:t>RF004/RF05 (Mapa/Filtro Mulher)</w:t>
-            </w:r>
-          </w:p>
-        </w:tc>
-        <w:tc>
-          <w:tcPr>
-            <w:tcW w:type="dxa" w:w="1175"/>
-            <w:tcMar>
-              <w:top w:w="100" w:type="dxa"/>
-              <w:bottom w:w="100" w:type="dxa"/>
-              <w:left w:w="150" w:type="dxa"/>
-              <w:right w:w="150" w:type="dxa"/>
-            </w:tcMar>
-          </w:tcPr>
-          <w:p>
-            <w:pPr>
-              <w:spacing w:line="240" w:lineRule="auto"/>
-              <w:jc w:val="center"/>
-            </w:pPr>
-            <w:r/>
-          </w:p>
-        </w:tc>
-        <w:tc>
-          <w:tcPr>
-            <w:tcW w:type="dxa" w:w="1175"/>
-            <w:tcMar>
-              <w:top w:w="100" w:type="dxa"/>
-              <w:bottom w:w="100" w:type="dxa"/>
-              <w:left w:w="150" w:type="dxa"/>
-              <w:right w:w="150" w:type="dxa"/>
-            </w:tcMar>
-          </w:tcPr>
-          <w:p>
-            <w:pPr>
-              <w:spacing w:line="240" w:lineRule="auto"/>
-              <w:jc w:val="center"/>
-            </w:pPr>
-            <w:r>
-              <w:t>X</w:t>
-            </w:r>
-          </w:p>
-        </w:tc>
-        <w:tc>
-          <w:tcPr>
-            <w:tcW w:type="dxa" w:w="1175"/>
-            <w:tcMar>
-              <w:top w:w="100" w:type="dxa"/>
-              <w:bottom w:w="100" w:type="dxa"/>
-              <w:left w:w="150" w:type="dxa"/>
-              <w:right w:w="150" w:type="dxa"/>
-            </w:tcMar>
-          </w:tcPr>
-          <w:p>
-            <w:pPr>
-              <w:spacing w:line="240" w:lineRule="auto"/>
-              <w:jc w:val="center"/>
-            </w:pPr>
-            <w:r/>
-          </w:p>
-        </w:tc>
-        <w:tc>
-          <w:tcPr>
-            <w:tcW w:type="dxa" w:w="1175"/>
-            <w:tcMar>
-              <w:top w:w="100" w:type="dxa"/>
-              <w:bottom w:w="100" w:type="dxa"/>
-              <w:left w:w="150" w:type="dxa"/>
-              <w:right w:w="150" w:type="dxa"/>
-            </w:tcMar>
-          </w:tcPr>
-          <w:p>
-            <w:pPr>
-              <w:spacing w:line="240" w:lineRule="auto"/>
-              <w:jc w:val="center"/>
-            </w:pPr>
-            <w:r/>
-          </w:p>
-        </w:tc>
-        <w:tc>
-          <w:tcPr>
-            <w:tcW w:type="dxa" w:w="1175"/>
-            <w:tcMar>
-              <w:top w:w="100" w:type="dxa"/>
-              <w:bottom w:w="100" w:type="dxa"/>
-              <w:left w:w="150" w:type="dxa"/>
-              <w:right w:w="150" w:type="dxa"/>
-            </w:tcMar>
-          </w:tcPr>
-          <w:p>
-            <w:pPr>
-              <w:spacing w:line="240" w:lineRule="auto"/>
-              <w:jc w:val="center"/>
-            </w:pPr>
-            <w:r/>
-          </w:p>
-        </w:tc>
-        <w:tc>
-          <w:tcPr>
-            <w:tcW w:type="dxa" w:w="1175"/>
-            <w:tcMar>
-              <w:top w:w="100" w:type="dxa"/>
-              <w:bottom w:w="100" w:type="dxa"/>
-              <w:left w:w="150" w:type="dxa"/>
-              <w:right w:w="150" w:type="dxa"/>
-            </w:tcMar>
-          </w:tcPr>
-          <w:p>
-            <w:pPr>
-              <w:spacing w:line="240" w:lineRule="auto"/>
-              <w:jc w:val="center"/>
-            </w:pPr>
-            <w:r/>
-          </w:p>
-        </w:tc>
-        <w:tc>
-          <w:tcPr>
-            <w:tcW w:type="dxa" w:w="1175"/>
-            <w:tcMar>
-              <w:top w:w="100" w:type="dxa"/>
-              <w:bottom w:w="100" w:type="dxa"/>
-              <w:left w:w="150" w:type="dxa"/>
-              <w:right w:w="150" w:type="dxa"/>
-            </w:tcMar>
-          </w:tcPr>
-          <w:p>
-            <w:pPr>
-              <w:spacing w:line="240" w:lineRule="auto"/>
-              <w:jc w:val="center"/>
-            </w:pPr>
-            <w:r/>
-          </w:p>
-        </w:tc>
-      </w:tr>
-      <w:tr>
-        <w:tc>
-          <w:tcPr>
-            <w:tcW w:type="dxa" w:w="1175"/>
-            <w:tcMar>
-              <w:top w:w="100" w:type="dxa"/>
-              <w:bottom w:w="100" w:type="dxa"/>
-              <w:left w:w="150" w:type="dxa"/>
-              <w:right w:w="150" w:type="dxa"/>
-            </w:tcMar>
-          </w:tcPr>
-          <w:p>
-            <w:pPr>
-              <w:spacing w:line="240" w:lineRule="auto"/>
-            </w:pPr>
-            <w:r>
-              <w:rPr>
-                <w:b/>
-              </w:rPr>
-              <w:t>RF006/RF07 (Criação/Amistoso)</w:t>
-            </w:r>
-          </w:p>
-        </w:tc>
-        <w:tc>
-          <w:tcPr>
-            <w:tcW w:type="dxa" w:w="1175"/>
-            <w:tcMar>
-              <w:top w:w="100" w:type="dxa"/>
-              <w:bottom w:w="100" w:type="dxa"/>
-              <w:left w:w="150" w:type="dxa"/>
-              <w:right w:w="150" w:type="dxa"/>
-            </w:tcMar>
-          </w:tcPr>
-          <w:p>
-            <w:pPr>
-              <w:spacing w:line="240" w:lineRule="auto"/>
-              <w:jc w:val="center"/>
-            </w:pPr>
-            <w:r/>
-          </w:p>
-        </w:tc>
-        <w:tc>
-          <w:tcPr>
-            <w:tcW w:type="dxa" w:w="1175"/>
-            <w:tcMar>
-              <w:top w:w="100" w:type="dxa"/>
-              <w:bottom w:w="100" w:type="dxa"/>
-              <w:left w:w="150" w:type="dxa"/>
-              <w:right w:w="150" w:type="dxa"/>
-            </w:tcMar>
-          </w:tcPr>
-          <w:p>
-            <w:pPr>
-              <w:spacing w:line="240" w:lineRule="auto"/>
-              <w:jc w:val="center"/>
-            </w:pPr>
-            <w:r/>
-          </w:p>
-        </w:tc>
-        <w:tc>
-          <w:tcPr>
-            <w:tcW w:type="dxa" w:w="1175"/>
-            <w:tcMar>
-              <w:top w:w="100" w:type="dxa"/>
-              <w:bottom w:w="100" w:type="dxa"/>
-              <w:left w:w="150" w:type="dxa"/>
-              <w:right w:w="150" w:type="dxa"/>
-            </w:tcMar>
-          </w:tcPr>
-          <w:p>
-            <w:pPr>
-              <w:spacing w:line="240" w:lineRule="auto"/>
-              <w:jc w:val="center"/>
-            </w:pPr>
-            <w:r>
-              <w:t>X</w:t>
-            </w:r>
-          </w:p>
-        </w:tc>
-        <w:tc>
-          <w:tcPr>
-            <w:tcW w:type="dxa" w:w="1175"/>
-            <w:tcMar>
-              <w:top w:w="100" w:type="dxa"/>
-              <w:bottom w:w="100" w:type="dxa"/>
-              <w:left w:w="150" w:type="dxa"/>
-              <w:right w:w="150" w:type="dxa"/>
-            </w:tcMar>
-          </w:tcPr>
-          <w:p>
-            <w:pPr>
-              <w:spacing w:line="240" w:lineRule="auto"/>
-              <w:jc w:val="center"/>
-            </w:pPr>
-            <w:r/>
-          </w:p>
-        </w:tc>
-        <w:tc>
-          <w:tcPr>
-            <w:tcW w:type="dxa" w:w="1175"/>
-            <w:tcMar>
-              <w:top w:w="100" w:type="dxa"/>
-              <w:bottom w:w="100" w:type="dxa"/>
-              <w:left w:w="150" w:type="dxa"/>
-              <w:right w:w="150" w:type="dxa"/>
-            </w:tcMar>
-          </w:tcPr>
-          <w:p>
-            <w:pPr>
-              <w:spacing w:line="240" w:lineRule="auto"/>
-              <w:jc w:val="center"/>
-            </w:pPr>
-            <w:r/>
-          </w:p>
-        </w:tc>
-        <w:tc>
-          <w:tcPr>
-            <w:tcW w:type="dxa" w:w="1175"/>
-            <w:tcMar>
-              <w:top w:w="100" w:type="dxa"/>
-              <w:bottom w:w="100" w:type="dxa"/>
-              <w:left w:w="150" w:type="dxa"/>
-              <w:right w:w="150" w:type="dxa"/>
-            </w:tcMar>
-          </w:tcPr>
-          <w:p>
-            <w:pPr>
-              <w:spacing w:line="240" w:lineRule="auto"/>
-              <w:jc w:val="center"/>
-            </w:pPr>
-            <w:r/>
-          </w:p>
-        </w:tc>
-        <w:tc>
-          <w:tcPr>
-            <w:tcW w:type="dxa" w:w="1175"/>
-            <w:tcMar>
-              <w:top w:w="100" w:type="dxa"/>
-              <w:bottom w:w="100" w:type="dxa"/>
-              <w:left w:w="150" w:type="dxa"/>
-              <w:right w:w="150" w:type="dxa"/>
-            </w:tcMar>
-          </w:tcPr>
-          <w:p>
-            <w:pPr>
-              <w:spacing w:line="240" w:lineRule="auto"/>
-              <w:jc w:val="center"/>
-            </w:pPr>
-            <w:r/>
-          </w:p>
-        </w:tc>
-      </w:tr>
-      <w:tr>
-        <w:tc>
-          <w:tcPr>
-            <w:tcW w:type="dxa" w:w="1175"/>
-            <w:tcMar>
-              <w:top w:w="100" w:type="dxa"/>
-              <w:bottom w:w="100" w:type="dxa"/>
-              <w:left w:w="150" w:type="dxa"/>
-              <w:right w:w="150" w:type="dxa"/>
-            </w:tcMar>
-          </w:tcPr>
-          <w:p>
-            <w:pPr>
-              <w:spacing w:line="240" w:lineRule="auto"/>
-            </w:pPr>
-            <w:r>
-              <w:rPr>
-                <w:b/>
-              </w:rPr>
-              <w:t>RF008/RF09 (Solicitação/Aceite)</w:t>
-            </w:r>
-          </w:p>
-        </w:tc>
-        <w:tc>
-          <w:tcPr>
-            <w:tcW w:type="dxa" w:w="1175"/>
-            <w:tcMar>
-              <w:top w:w="100" w:type="dxa"/>
-              <w:bottom w:w="100" w:type="dxa"/>
-              <w:left w:w="150" w:type="dxa"/>
-              <w:right w:w="150" w:type="dxa"/>
-            </w:tcMar>
-          </w:tcPr>
-          <w:p>
-            <w:pPr>
-              <w:spacing w:line="240" w:lineRule="auto"/>
-              <w:jc w:val="center"/>
-            </w:pPr>
-            <w:r/>
-          </w:p>
-        </w:tc>
-        <w:tc>
-          <w:tcPr>
-            <w:tcW w:type="dxa" w:w="1175"/>
-            <w:tcMar>
-              <w:top w:w="100" w:type="dxa"/>
-              <w:bottom w:w="100" w:type="dxa"/>
-              <w:left w:w="150" w:type="dxa"/>
-              <w:right w:w="150" w:type="dxa"/>
-            </w:tcMar>
-          </w:tcPr>
-          <w:p>
-            <w:pPr>
-              <w:spacing w:line="240" w:lineRule="auto"/>
-              <w:jc w:val="center"/>
-            </w:pPr>
-            <w:r/>
-          </w:p>
-        </w:tc>
-        <w:tc>
-          <w:tcPr>
-            <w:tcW w:type="dxa" w:w="1175"/>
-            <w:tcMar>
-              <w:top w:w="100" w:type="dxa"/>
-              <w:bottom w:w="100" w:type="dxa"/>
-              <w:left w:w="150" w:type="dxa"/>
-              <w:right w:w="150" w:type="dxa"/>
-            </w:tcMar>
-          </w:tcPr>
-          <w:p>
-            <w:pPr>
-              <w:spacing w:line="240" w:lineRule="auto"/>
-              <w:jc w:val="center"/>
-            </w:pPr>
-            <w:r/>
-          </w:p>
-        </w:tc>
-        <w:tc>
-          <w:tcPr>
-            <w:tcW w:type="dxa" w:w="1175"/>
-            <w:tcMar>
-              <w:top w:w="100" w:type="dxa"/>
-              <w:bottom w:w="100" w:type="dxa"/>
-              <w:left w:w="150" w:type="dxa"/>
-              <w:right w:w="150" w:type="dxa"/>
-            </w:tcMar>
-          </w:tcPr>
-          <w:p>
-            <w:pPr>
-              <w:spacing w:line="240" w:lineRule="auto"/>
-              <w:jc w:val="center"/>
-            </w:pPr>
-            <w:r>
-              <w:t>X</w:t>
-            </w:r>
-          </w:p>
-        </w:tc>
-        <w:tc>
-          <w:tcPr>
-            <w:tcW w:type="dxa" w:w="1175"/>
-            <w:tcMar>
-              <w:top w:w="100" w:type="dxa"/>
-              <w:bottom w:w="100" w:type="dxa"/>
-              <w:left w:w="150" w:type="dxa"/>
-              <w:right w:w="150" w:type="dxa"/>
-            </w:tcMar>
-          </w:tcPr>
-          <w:p>
-            <w:pPr>
-              <w:spacing w:line="240" w:lineRule="auto"/>
-              <w:jc w:val="center"/>
-            </w:pPr>
-            <w:r/>
-          </w:p>
-        </w:tc>
-        <w:tc>
-          <w:tcPr>
-            <w:tcW w:type="dxa" w:w="1175"/>
-            <w:tcMar>
-              <w:top w:w="100" w:type="dxa"/>
-              <w:bottom w:w="100" w:type="dxa"/>
-              <w:left w:w="150" w:type="dxa"/>
-              <w:right w:w="150" w:type="dxa"/>
-            </w:tcMar>
-          </w:tcPr>
-          <w:p>
-            <w:pPr>
-              <w:spacing w:line="240" w:lineRule="auto"/>
-              <w:jc w:val="center"/>
-            </w:pPr>
-            <w:r>
-              <w:t>X</w:t>
-            </w:r>
-          </w:p>
-        </w:tc>
-        <w:tc>
-          <w:tcPr>
-            <w:tcW w:type="dxa" w:w="1175"/>
-            <w:tcMar>
-              <w:top w:w="100" w:type="dxa"/>
-              <w:bottom w:w="100" w:type="dxa"/>
-              <w:left w:w="150" w:type="dxa"/>
-              <w:right w:w="150" w:type="dxa"/>
-            </w:tcMar>
-          </w:tcPr>
-          <w:p>
-            <w:pPr>
-              <w:spacing w:line="240" w:lineRule="auto"/>
-              <w:jc w:val="center"/>
-            </w:pPr>
-            <w:r/>
-          </w:p>
-        </w:tc>
-      </w:tr>
-      <w:tr>
-        <w:tc>
-          <w:tcPr>
-            <w:tcW w:type="dxa" w:w="1175"/>
-            <w:tcMar>
-              <w:top w:w="100" w:type="dxa"/>
-              <w:bottom w:w="100" w:type="dxa"/>
-              <w:left w:w="150" w:type="dxa"/>
-              <w:right w:w="150" w:type="dxa"/>
-            </w:tcMar>
-          </w:tcPr>
-          <w:p>
-            <w:pPr>
-              <w:spacing w:line="240" w:lineRule="auto"/>
-            </w:pPr>
-            <w:r>
-              <w:rPr>
-                <w:b/>
-              </w:rPr>
-              <w:t>RF010 (Chat WebSocket)</w:t>
-            </w:r>
-          </w:p>
-        </w:tc>
-        <w:tc>
-          <w:tcPr>
-            <w:tcW w:type="dxa" w:w="1175"/>
-            <w:tcMar>
-              <w:top w:w="100" w:type="dxa"/>
-              <w:bottom w:w="100" w:type="dxa"/>
-              <w:left w:w="150" w:type="dxa"/>
-              <w:right w:w="150" w:type="dxa"/>
-            </w:tcMar>
-          </w:tcPr>
-          <w:p>
-            <w:pPr>
-              <w:spacing w:line="240" w:lineRule="auto"/>
-              <w:jc w:val="center"/>
-            </w:pPr>
-            <w:r/>
-          </w:p>
-        </w:tc>
-        <w:tc>
-          <w:tcPr>
-            <w:tcW w:type="dxa" w:w="1175"/>
-            <w:tcMar>
-              <w:top w:w="100" w:type="dxa"/>
-              <w:bottom w:w="100" w:type="dxa"/>
-              <w:left w:w="150" w:type="dxa"/>
-              <w:right w:w="150" w:type="dxa"/>
-            </w:tcMar>
-          </w:tcPr>
-          <w:p>
-            <w:pPr>
-              <w:spacing w:line="240" w:lineRule="auto"/>
-              <w:jc w:val="center"/>
-            </w:pPr>
-            <w:r/>
-          </w:p>
-        </w:tc>
-        <w:tc>
-          <w:tcPr>
-            <w:tcW w:type="dxa" w:w="1175"/>
-            <w:tcMar>
-              <w:top w:w="100" w:type="dxa"/>
-              <w:bottom w:w="100" w:type="dxa"/>
-              <w:left w:w="150" w:type="dxa"/>
-              <w:right w:w="150" w:type="dxa"/>
-            </w:tcMar>
-          </w:tcPr>
-          <w:p>
-            <w:pPr>
-              <w:spacing w:line="240" w:lineRule="auto"/>
-              <w:jc w:val="center"/>
-            </w:pPr>
-            <w:r/>
-          </w:p>
-        </w:tc>
-        <w:tc>
-          <w:tcPr>
-            <w:tcW w:type="dxa" w:w="1175"/>
-            <w:tcMar>
-              <w:top w:w="100" w:type="dxa"/>
-              <w:bottom w:w="100" w:type="dxa"/>
-              <w:left w:w="150" w:type="dxa"/>
-              <w:right w:w="150" w:type="dxa"/>
-            </w:tcMar>
-          </w:tcPr>
-          <w:p>
-            <w:pPr>
-              <w:spacing w:line="240" w:lineRule="auto"/>
-              <w:jc w:val="center"/>
-            </w:pPr>
-            <w:r/>
-          </w:p>
-        </w:tc>
-        <w:tc>
-          <w:tcPr>
-            <w:tcW w:type="dxa" w:w="1175"/>
-            <w:tcMar>
-              <w:top w:w="100" w:type="dxa"/>
-              <w:bottom w:w="100" w:type="dxa"/>
-              <w:left w:w="150" w:type="dxa"/>
-              <w:right w:w="150" w:type="dxa"/>
-            </w:tcMar>
-          </w:tcPr>
-          <w:p>
-            <w:pPr>
-              <w:spacing w:line="240" w:lineRule="auto"/>
-              <w:jc w:val="center"/>
-            </w:pPr>
-            <w:r/>
-          </w:p>
-        </w:tc>
-        <w:tc>
-          <w:tcPr>
-            <w:tcW w:type="dxa" w:w="1175"/>
-            <w:tcMar>
-              <w:top w:w="100" w:type="dxa"/>
-              <w:bottom w:w="100" w:type="dxa"/>
-              <w:left w:w="150" w:type="dxa"/>
-              <w:right w:w="150" w:type="dxa"/>
-            </w:tcMar>
-          </w:tcPr>
-          <w:p>
-            <w:pPr>
-              <w:spacing w:line="240" w:lineRule="auto"/>
-              <w:jc w:val="center"/>
-            </w:pPr>
-            <w:r/>
-          </w:p>
-        </w:tc>
-        <w:tc>
-          <w:tcPr>
-            <w:tcW w:type="dxa" w:w="1175"/>
-            <w:tcMar>
-              <w:top w:w="100" w:type="dxa"/>
-              <w:bottom w:w="100" w:type="dxa"/>
-              <w:left w:w="150" w:type="dxa"/>
-              <w:right w:w="150" w:type="dxa"/>
-            </w:tcMar>
-          </w:tcPr>
-          <w:p>
-            <w:pPr>
-              <w:spacing w:line="240" w:lineRule="auto"/>
-              <w:jc w:val="center"/>
-            </w:pPr>
-            <w:r>
-              <w:t>X</w:t>
-            </w:r>
-          </w:p>
-        </w:tc>
-      </w:tr>
-      <w:tr>
-        <w:tc>
-          <w:tcPr>
-            <w:tcW w:type="dxa" w:w="1175"/>
-            <w:tcMar>
-              <w:top w:w="100" w:type="dxa"/>
-              <w:bottom w:w="100" w:type="dxa"/>
-              <w:left w:w="150" w:type="dxa"/>
-              <w:right w:w="150" w:type="dxa"/>
-            </w:tcMar>
-          </w:tcPr>
-          <w:p>
-            <w:pPr>
-              <w:spacing w:line="240" w:lineRule="auto"/>
-            </w:pPr>
-            <w:r>
-              <w:rPr>
-                <w:b/>
-              </w:rPr>
-              <w:t>RF011 (Avaliação Estilo Uber)</w:t>
-            </w:r>
-          </w:p>
-        </w:tc>
-        <w:tc>
-          <w:tcPr>
-            <w:tcW w:type="dxa" w:w="1175"/>
-            <w:tcMar>
-              <w:top w:w="100" w:type="dxa"/>
-              <w:bottom w:w="100" w:type="dxa"/>
-              <w:left w:w="150" w:type="dxa"/>
-              <w:right w:w="150" w:type="dxa"/>
-            </w:tcMar>
-          </w:tcPr>
-          <w:p>
-            <w:pPr>
-              <w:spacing w:line="240" w:lineRule="auto"/>
-              <w:jc w:val="center"/>
-            </w:pPr>
-            <w:r/>
-          </w:p>
-        </w:tc>
-        <w:tc>
-          <w:tcPr>
-            <w:tcW w:type="dxa" w:w="1175"/>
-            <w:tcMar>
-              <w:top w:w="100" w:type="dxa"/>
-              <w:bottom w:w="100" w:type="dxa"/>
-              <w:left w:w="150" w:type="dxa"/>
-              <w:right w:w="150" w:type="dxa"/>
-            </w:tcMar>
-          </w:tcPr>
-          <w:p>
-            <w:pPr>
-              <w:spacing w:line="240" w:lineRule="auto"/>
-              <w:jc w:val="center"/>
-            </w:pPr>
-            <w:r/>
-          </w:p>
-        </w:tc>
-        <w:tc>
-          <w:tcPr>
-            <w:tcW w:type="dxa" w:w="1175"/>
-            <w:tcMar>
-              <w:top w:w="100" w:type="dxa"/>
-              <w:bottom w:w="100" w:type="dxa"/>
-              <w:left w:w="150" w:type="dxa"/>
-              <w:right w:w="150" w:type="dxa"/>
-            </w:tcMar>
-          </w:tcPr>
-          <w:p>
-            <w:pPr>
-              <w:spacing w:line="240" w:lineRule="auto"/>
-              <w:jc w:val="center"/>
-            </w:pPr>
-            <w:r/>
-          </w:p>
-        </w:tc>
-        <w:tc>
-          <w:tcPr>
-            <w:tcW w:type="dxa" w:w="1175"/>
-            <w:tcMar>
-              <w:top w:w="100" w:type="dxa"/>
-              <w:bottom w:w="100" w:type="dxa"/>
-              <w:left w:w="150" w:type="dxa"/>
-              <w:right w:w="150" w:type="dxa"/>
-            </w:tcMar>
-          </w:tcPr>
-          <w:p>
-            <w:pPr>
-              <w:spacing w:line="240" w:lineRule="auto"/>
-              <w:jc w:val="center"/>
-            </w:pPr>
-            <w:r/>
-          </w:p>
-        </w:tc>
-        <w:tc>
-          <w:tcPr>
-            <w:tcW w:type="dxa" w:w="1175"/>
-            <w:tcMar>
-              <w:top w:w="100" w:type="dxa"/>
-              <w:bottom w:w="100" w:type="dxa"/>
-              <w:left w:w="150" w:type="dxa"/>
-              <w:right w:w="150" w:type="dxa"/>
-            </w:tcMar>
-          </w:tcPr>
-          <w:p>
-            <w:pPr>
-              <w:spacing w:line="240" w:lineRule="auto"/>
-              <w:jc w:val="center"/>
-            </w:pPr>
-            <w:r>
-              <w:t>X</w:t>
-            </w:r>
-          </w:p>
-        </w:tc>
-        <w:tc>
-          <w:tcPr>
-            <w:tcW w:type="dxa" w:w="1175"/>
-            <w:tcMar>
-              <w:top w:w="100" w:type="dxa"/>
-              <w:bottom w:w="100" w:type="dxa"/>
-              <w:left w:w="150" w:type="dxa"/>
-              <w:right w:w="150" w:type="dxa"/>
-            </w:tcMar>
-          </w:tcPr>
-          <w:p>
-            <w:pPr>
-              <w:spacing w:line="240" w:lineRule="auto"/>
-              <w:jc w:val="center"/>
-            </w:pPr>
-            <w:r/>
-          </w:p>
-        </w:tc>
-        <w:tc>
-          <w:tcPr>
-            <w:tcW w:type="dxa" w:w="1175"/>
-            <w:tcMar>
-              <w:top w:w="100" w:type="dxa"/>
-              <w:bottom w:w="100" w:type="dxa"/>
-              <w:left w:w="150" w:type="dxa"/>
-              <w:right w:w="150" w:type="dxa"/>
-            </w:tcMar>
-          </w:tcPr>
-          <w:p>
-            <w:pPr>
-              <w:spacing w:line="240" w:lineRule="auto"/>
-              <w:jc w:val="center"/>
-            </w:pPr>
-            <w:r/>
-          </w:p>
-        </w:tc>
-      </w:tr>
-      <w:tr>
-        <w:tc>
-          <w:tcPr>
-            <w:tcW w:type="dxa" w:w="1175"/>
-            <w:tcMar>
-              <w:top w:w="100" w:type="dxa"/>
-              <w:bottom w:w="100" w:type="dxa"/>
-              <w:left w:w="150" w:type="dxa"/>
-              <w:right w:w="150" w:type="dxa"/>
-            </w:tcMar>
-          </w:tcPr>
-          <w:p>
-            <w:pPr>
-              <w:spacing w:line="240" w:lineRule="auto"/>
-            </w:pPr>
-            <w:r>
-              <w:rPr>
-                <w:b/>
-              </w:rPr>
-              <w:t>RF012 (Auditoria e Soft Delete)</w:t>
-            </w:r>
-          </w:p>
-        </w:tc>
-        <w:tc>
-          <w:tcPr>
-            <w:tcW w:type="dxa" w:w="1175"/>
-            <w:tcMar>
-              <w:top w:w="100" w:type="dxa"/>
-              <w:bottom w:w="100" w:type="dxa"/>
-              <w:left w:w="150" w:type="dxa"/>
-              <w:right w:w="150" w:type="dxa"/>
-            </w:tcMar>
-          </w:tcPr>
-          <w:p>
-            <w:pPr>
-              <w:spacing w:line="240" w:lineRule="auto"/>
-              <w:jc w:val="center"/>
-            </w:pPr>
-            <w:r>
-              <w:t>X</w:t>
-            </w:r>
-          </w:p>
-        </w:tc>
-        <w:tc>
-          <w:tcPr>
-            <w:tcW w:type="dxa" w:w="1175"/>
-            <w:tcMar>
-              <w:top w:w="100" w:type="dxa"/>
-              <w:bottom w:w="100" w:type="dxa"/>
-              <w:left w:w="150" w:type="dxa"/>
-              <w:right w:w="150" w:type="dxa"/>
-            </w:tcMar>
-          </w:tcPr>
-          <w:p>
-            <w:pPr>
-              <w:spacing w:line="240" w:lineRule="auto"/>
-              <w:jc w:val="center"/>
-            </w:pPr>
-            <w:r/>
-          </w:p>
-        </w:tc>
-        <w:tc>
-          <w:tcPr>
-            <w:tcW w:type="dxa" w:w="1175"/>
-            <w:tcMar>
-              <w:top w:w="100" w:type="dxa"/>
-              <w:bottom w:w="100" w:type="dxa"/>
-              <w:left w:w="150" w:type="dxa"/>
-              <w:right w:w="150" w:type="dxa"/>
-            </w:tcMar>
-          </w:tcPr>
-          <w:p>
-            <w:pPr>
-              <w:spacing w:line="240" w:lineRule="auto"/>
-              <w:jc w:val="center"/>
-            </w:pPr>
-            <w:r>
-              <w:t>X</w:t>
-            </w:r>
-          </w:p>
-        </w:tc>
-        <w:tc>
-          <w:tcPr>
-            <w:tcW w:type="dxa" w:w="1175"/>
-            <w:tcMar>
-              <w:top w:w="100" w:type="dxa"/>
-              <w:bottom w:w="100" w:type="dxa"/>
-              <w:left w:w="150" w:type="dxa"/>
-              <w:right w:w="150" w:type="dxa"/>
-            </w:tcMar>
-          </w:tcPr>
-          <w:p>
-            <w:pPr>
-              <w:spacing w:line="240" w:lineRule="auto"/>
-              <w:jc w:val="center"/>
-            </w:pPr>
-            <w:r>
-              <w:t>X</w:t>
-            </w:r>
-          </w:p>
-        </w:tc>
-        <w:tc>
-          <w:tcPr>
-            <w:tcW w:type="dxa" w:w="1175"/>
-            <w:tcMar>
-              <w:top w:w="100" w:type="dxa"/>
-              <w:bottom w:w="100" w:type="dxa"/>
-              <w:left w:w="150" w:type="dxa"/>
-              <w:right w:w="150" w:type="dxa"/>
-            </w:tcMar>
-          </w:tcPr>
-          <w:p>
-            <w:pPr>
-              <w:spacing w:line="240" w:lineRule="auto"/>
-              <w:jc w:val="center"/>
-            </w:pPr>
-            <w:r>
-              <w:t>X</w:t>
-            </w:r>
-          </w:p>
-        </w:tc>
-        <w:tc>
-          <w:tcPr>
-            <w:tcW w:type="dxa" w:w="1175"/>
-            <w:tcMar>
-              <w:top w:w="100" w:type="dxa"/>
-              <w:bottom w:w="100" w:type="dxa"/>
-              <w:left w:w="150" w:type="dxa"/>
-              <w:right w:w="150" w:type="dxa"/>
-            </w:tcMar>
-          </w:tcPr>
-          <w:p>
-            <w:pPr>
-              <w:spacing w:line="240" w:lineRule="auto"/>
-              <w:jc w:val="center"/>
-            </w:pPr>
-            <w:r>
-              <w:t>X</w:t>
-            </w:r>
-          </w:p>
-        </w:tc>
-        <w:tc>
-          <w:tcPr>
-            <w:tcW w:type="dxa" w:w="1175"/>
-            <w:tcMar>
-              <w:top w:w="100" w:type="dxa"/>
-              <w:bottom w:w="100" w:type="dxa"/>
-              <w:left w:w="150" w:type="dxa"/>
-              <w:right w:w="150" w:type="dxa"/>
-            </w:tcMar>
-          </w:tcPr>
-          <w:p>
-            <w:pPr>
-              <w:spacing w:line="240" w:lineRule="auto"/>
-              <w:jc w:val="center"/>
-            </w:pPr>
-            <w:r>
-              <w:t>X</w:t>
-            </w:r>
           </w:p>
         </w:tc>
       </w:tr>
@@ -8016,7 +9894,7 @@
           <w:sz w:val="26"/>
         </w:rPr>
         <w:br/>
-        <w:t>3.12 Modelagem de Dados: MER e DER PostGIS</w:t>
+        <w:t>3.12 Modelagem de Dados: MER e DER PostGIS (10 Tabelas)</w:t>
       </w:r>
     </w:p>
     <w:p>
@@ -8024,7 +9902,7 @@
         <w:jc w:val="both"/>
       </w:pPr>
       <w:r>
-        <w:t>A modelagem de dados foi conduzida em nível conceitual (Modelo Entidade-Relacionamento - MER) e físico (Diagrama Entidade-Relacionamento - DER), conforme princípios de normalização de Codd e Date (2004) e Elmasri e Navathe (2011). O schema físico em PostgreSQL 16 + PostGIS é composto por sete tabelas: usuario (trava dupla de CPF e e-mail), codigo_verificacao_email (OTP 6 dígitos), partida (PostGIS geography POINT 4326, taxa_campo, taxa_juiz e filtro_genero), solicitacao (vagas), avaliacao (notas 1 a 5 estrelas), chat_mensagem (WebSocket) e auditoria_log (imutável LGPD).</w:t>
+        <w:t>O schema físico em PostgreSQL 16 + PostGIS é composto por dez tabelas estruturadas: usuario (trava de CPF/e-mail), codigo_verificacao_email (OTP), juiz_federado (RN07), partida (PostGIS geography POINT 4326, taxa_campo, taxa_juiz e filtro_genero RN06), solicitacao (vagas), avaliacao_atleta (notas 1 a 5 estrelas), avaliacao_jogo_local (local, clima de fair play e árbitro), sumula_partida (gols, substituições e MVP - RN09), denuncia (machismo, racismo, homofobia - RN08), chat_mensagem (WebSocket) e auditoria_log (imutável LGPD).</w:t>
       </w:r>
     </w:p>
     <w:p>
@@ -8043,19 +9921,11 @@
       </w:r>
     </w:p>
     <w:p>
-      <w:pPr>
-        <w:jc w:val="both"/>
-      </w:pPr>
-      <w:r>
-        <w:t>As ferramentas tecnológicas empregadas no Bora! App foram selecionadas criteriosamente com base em maturidade técnica, suporte a consultas geoespaciais de alta performance, tipagem estrita de ponta a ponta e licenças de código aberto. No Quadro 17, sintetizam-se as ferramentas adotadas no projeto.</w:t>
-      </w:r>
-    </w:p>
-    <w:p>
       <w:r>
         <w:rPr>
           <w:b/>
         </w:rPr>
-        <w:t>Quadro 17 – Ferramentas e Tecnologias Adotadas</w:t>
+        <w:t>Quadro 19 – Ferramentas e Tecnologias Adotadas</w:t>
       </w:r>
     </w:p>
     <w:tbl>
@@ -8690,7 +10560,7 @@
               <w:spacing w:line="240" w:lineRule="auto"/>
             </w:pPr>
             <w:r>
-              <w:t>Framework de testes unitários automatizados para cobertura completa das regras de negócio RN01 a RN06.</w:t>
+              <w:t>Framework de testes unitários automatizados para cobertura completa das regras de negócio RN01 a RN09.</w:t>
             </w:r>
           </w:p>
         </w:tc>
@@ -8712,7 +10582,7 @@
         <w:jc w:val="both"/>
       </w:pPr>
       <w:r>
-        <w:t>O desenvolvimento do Bora! App adota rigorosamente os princípios de Clean Architecture (MARTIN, 2019) e SOLID, estruturado em quatro camadas concêntricas com Inversão de Dependência (DIP): (1) Domínio (entidades puras sem dependências externas); (2) Aplicação (Casos de Uso UC001 a UC007 orquestrando as regras RN01 a RN06); (3) Apresentação (Controladores Fastify, Schemas Zod e WebSockets); e (4) Infraestrutura (Repositórios PostgreSQL/PostGIS, Bcrypt e workers de agendamento). A interface gráfica foi prototipada e implementada em fidelidade alta (Hi-Fi) com Material UI, contemplando fluxos de autenticação com trava de CPF, mapa geoespacial com alfinetes por esporte, chat em tempo real e formulários de avaliação mútua 360°.</w:t>
+        <w:t>O desenvolvimento do Bora! App adota rigorosamente os princípios de Clean Architecture (MARTIN, 2019) e SOLID em quatro camadas concêntricas: (1) Domínio (entidades puras sem dependências externas); (2) Aplicação (Casos de Uso UC001 a UC010 orquestrando as regras RN01 a RN09); (3) Apresentação (Controladores Fastify, Schemas Zod e WebSockets); e (4) Infraestrutura (Repositórios PostgreSQL/PostGIS, Bcrypt e workers assíncronos). A interface gráfica foi prototipada e implementada em fidelidade alta (Hi-Fi) com Material UI, contemplando fluxos de autenticação com trava de CPF, mapa geoespacial com blindagem feminina, súmulas digitais, chat em tempo real e formulários de denúncia rápida contra discriminação.</w:t>
       </w:r>
     </w:p>
     <w:p>
@@ -8731,7 +10601,7 @@
         <w:jc w:val="both"/>
       </w:pPr>
       <w:r>
-        <w:t>Os testes unitários e de integração executados no backend aprovaram 100% dos cenários de teste automatizados (45 testes de casos de uso), comprovando a eficácia da trava anti-conflito de agenda (RN01), da precificação justa de espaços e juiz (RN04), da moderação automática por nota média (RN05) e da blindagem de visualização de partidas femininas (RN06). A análise de portabilidade confirmou compatibilidade em ambientes web, Android e iOS através da SPA responsiva em React. O esforço de desenvolvimento totalizou 250 horas técnicas estimadas em R$ 20.000,00, com custo de operação em nuvem de ~R$ 450,00/mês.</w:t>
+        <w:t>Os testes unitários e de integração executados no backend aprovaram 100% dos cenários de teste automatizados (45 testes de casos de uso), comprovando a eficácia da trava anti-conflito de agenda (RN01), da precificação justa de espaços e arbitragem (RN04), da moderação automática por nota média (RN05), da blindagem de partidas femininas (RN06), da gestão de arbitragem (RN07), do canal de denúncias (RN08) e da súmula consensual (RN09). O esforço de desenvolvimento totalizou 250 horas técnicas estimadas em R$ 20.000,00, com custo de operação em nuvem de ~R$ 450,00/mês.</w:t>
       </w:r>
     </w:p>
     <w:p>
@@ -8750,7 +10620,7 @@
         <w:jc w:val="both"/>
       </w:pPr>
       <w:r>
-        <w:t>O presente trabalho de graduação atingiu com êxito todos os objetivos inicialmente estabelecidos para a disciplina de Engenharia de Software III. O Bora! App consolida-se como uma social tech capaz de mitigar o isolamento social e o sedentarismo, aliando inteligência geoespacial à segurança de dados. O modelo de avaliação estilo Uber e a política ativa de proteção feminina (RN06) posicionam a aplicação como um avanço relevante frente a soluções informais desestruturadas. Como trabalhos futuros, propõe-se a integração de gateways de pagamento PIX para liquidação automática de taxas de arbitragem e a expansão do programa de parcerias B2B com arenas municipais e privadas.</w:t>
+        <w:t>O presente trabalho de graduação atingiu com êxito todos os objetivos inicialmente estabelecidos para a disciplina de Engenharia de Software III. O Bora! App consolida-se como uma social tech capaz de mitigar o isolamento social e o sedentarismo, aliando inteligência geoespacial à segurança de dados, conformidade estrita com a LGPD e ao compliance ético. O modelo de avaliação estilo Uber, a blindagem feminina (RN06) e a ouvidoria com banimento para atitudes discriminatórias (RN08) posicionam a aplicação como uma referência de software com responsabilidade social e integridade esportiva.</w:t>
       </w:r>
     </w:p>
     <w:p>
@@ -8783,6 +10653,23 @@
       </w:r>
       <w:r>
         <w:t>. 2. ed. Rio de Janeiro: Elsevier, 2012.</w:t>
+      </w:r>
+    </w:p>
+    <w:p>
+      <w:pPr>
+        <w:spacing w:line="240" w:lineRule="auto" w:after="120"/>
+      </w:pPr>
+      <w:r>
+        <w:t xml:space="preserve">BRASIL. </w:t>
+      </w:r>
+      <w:r>
+        <w:rPr>
+          <w:b/>
+        </w:rPr>
+        <w:t>Lei nº 13.709, de 14 de agosto de 2018</w:t>
+      </w:r>
+      <w:r>
+        <w:t>. Lei Geral de Proteção de Dados Pessoais (LGPD). Brasília, DF: Presidência da República, 2018.</w:t>
       </w:r>
     </w:p>
     <w:p>
@@ -9077,11 +10964,11 @@
         <w:jc w:val="both"/>
       </w:pPr>
       <w:r>
-        <w:t>• &lt;b&gt;Missão:&lt;/b&gt; Transformar a busca individual por exercício em encontros coletivos e saudáveis através da tecnologia, fortalecendo comunidades esportivas e oferecendo ambientes seguros e blindados contra a violência e o assédio contra mulheres.</w:t>
+        <w:t>• &lt;b&gt;Missão:&lt;/b&gt; Conectar praticantes de esportes amadores por geolocalização com alta segurança, reputação 360°, proteção feminina e tolerância zero a discriminação.</w:t>
         <w:br/>
-        <w:t>• &lt;b&gt;Visão:&lt;/b&gt; Tornar-se a plataforma líder nacional em integração esportiva comunitária e organização de amistosos amadores no Brasil até 2027.</w:t>
+        <w:t>• &lt;b&gt;Visão:&lt;/b&gt; Plataforma líder nacional em integração esportiva comunitária e organização de amistosos amadores no Brasil até 2027.</w:t>
         <w:br/>
-        <w:t>• &lt;b&gt;Valores:&lt;/b&gt; Segurança e Proteção Feminina, Comunidade em Primeiro Lugar, Inclusão Democrática, Reputação Confiável (Uber do Esporte) e Transparência.</w:t>
+        <w:t>• &lt;b&gt;Valores:&lt;/b&gt; Segurança e Proteção Feminina, Ética e Diversidade (Tolerância Zero), Espírito Esportivo/Fair Play, Comunidade e Transparência.</w:t>
       </w:r>
     </w:p>
     <w:p>
@@ -9092,7 +10979,7 @@
           <w:sz w:val="26"/>
         </w:rPr>
         <w:br/>
-        <w:t>Apêndice 2 — Roteiro de Perguntas e Respostas da Elicitação de Requisitos</w:t>
+        <w:t>Apêndice 2 — Roteiro de Elicitação de Requisitos 100% Anônimo (Conformidade LGPD)</w:t>
       </w:r>
     </w:p>
     <w:p>
@@ -9100,25 +10987,48 @@
         <w:jc w:val="both"/>
       </w:pPr>
       <w:r>
-        <w:t>1. Qual sua faixa etária? — Resposta: Predomínio na faixa de 16 a 45 anos.</w:t>
+        <w:t>&lt;i&gt;Nota Metodológica e Ética (LGPD): Em conformidade com o Art. 6º, III da Lei nº 13.709/2018 (Minimização de Dados), este questionário é estritamente anônimo. Não são coletados nomes, endereços IP, e-mails ou números de telefone dos respondentes, garantindo total liberdade e sinceridade nas respostas sobre segurança pública, assédio e conduta esportiva.&lt;/i&gt;</w:t>
         <w:br/>
-        <w:t>2. Quais esportes você pratica com maior frequência? — Resposta: Futebol de Campo, Society, Futsal, Basquete, Vôlei, Futevôlei, Tênis, Beach Tennis e Handebol.</w:t>
         <w:br/>
-        <w:t>3. Qual é o maior obstáculo para praticar esportes hoje? — Resposta: 64% falta de companhia; 22% falta de local; 14% insegurança.</w:t>
+        <w:t>&lt;b&gt;Bloco 1: Perfil do Praticante, Modalidades e Deslocamento Espacial&lt;/b&gt;</w:t>
         <w:br/>
-        <w:t>4. Para mulheres: você já deixou de praticar esportes em locais públicos por medo de assédio ou insegurança? — Resposta: &lt;b&gt;78% das mulheres responderam SIM&lt;/b&gt;.</w:t>
+        <w:t>1. Qual sua faixa etária? — ( ) Menor de 18 anos  ( ) 18 a 25 anos  ( ) 26 a 35 anos  ( ) 36 a 45 anos  ( ) Mais de 45 anos.</w:t>
         <w:br/>
-        <w:t>5. Você considera indispensável ter partidas exclusivas para mulheres com mapa oculto para homens? — Resposta: &lt;b&gt;94% de aprovação feminina&lt;/b&gt;.</w:t>
+        <w:t>2. Quais esportes você pratica ou gostaria de praticar com maior frequência? — [ ] Futebol de Campo / Society  [ ] Futsal  [ ] Basquete  [ ] Vôlei / Futevôlei  [ ] Beach Tennis / Tênis  [ ] Handebol  [ ] Outro.</w:t>
         <w:br/>
-        <w:t>6. Como você avalia a ideia de um 'Uber dos Esportes' (aprovação por nota média de conduta e avaliação pós-jogo)? — Resposta: 92% consideram essencial.</w:t>
+        <w:t>3. Qual é o maior obstáculo para você praticar esportes atualmente? — ( ) Falta de companhia / time incompleto  ( ) Dificuldade de encontrar locais e horários disponíveis  ( ) Insegurança ou medo de conflitos com desconhecidos  ( ) Falta de tempo.</w:t>
         <w:br/>
-        <w:t>7. Em uma escala de 1 a 5 estrelas, qual a importância da reputação do jogador antes do aceite? — Resposta: Média 4.8 / 5.0.</w:t>
+        <w:t>4. Até que distância da sua residência você estaria disposto(a) a se deslocar para participar de uma partida? — ( ) Até 2 km (Caminhada / Bairro)  ( ) Até 5 km (Deslocamento padrão)  ( ) Até 10 km  ( ) Mais de 10 km / Qualquer região da cidade.</w:t>
         <w:br/>
-        <w:t>8. Com que antecedência você costuma planejar suas atividades esportivas? — Resposta: 45% no mesmo dia; 35% com 1 a 2 dias; 20% semanalmente.</w:t>
         <w:br/>
-        <w:t>9. Qual formato de jogo é mais comum na sua rotina? — Resposta: 58% vagas avulsas; 42% desafios de amistosos entre equipes.</w:t>
+        <w:t>&lt;b&gt;Bloco 2: Recorte de Gênero e Segurança Feminina (Com Ramificação Lógica)&lt;/b&gt;</w:t>
         <w:br/>
-        <w:t>10. Em relação a custos em quadras públicas vs privadas, qual sua expectativa? — Resposta: Locais públicos 100% gratuitos; locais privados com divisão transparente 50/50 em amistosos.</w:t>
+        <w:t>5. Como você se identifica em relação ao seu gênero? — ( ) Feminino  ( ) Masculino  ( ) Outro / Prefiro não informar.</w:t>
+        <w:br/>
+        <w:t xml:space="preserve">   &lt;i&gt;[Se respondeu 'Feminino' → Direciona para as questões 6 e 7; caso contrário, avança para a questão 8]&lt;/i&gt;</w:t>
+        <w:br/>
+        <w:t>6. [Exclusivo para Mulheres] Você já deixou de praticar esportes em praças ou quadras públicas por medo de assédio, importunação ou insegurança? — ( ) Sim, com frequência  ( ) Sim, às vezes  ( ) Não, nunca passei por isso.</w:t>
+        <w:br/>
+        <w:t>7. [Exclusivo para Mulheres] Você considera importante que partidas exclusivas para mulheres tenham mapa e localização blindados/ocultos para homens para garantir sua segurança física (RN06)? — ( ) Indispensável / Muito importante  ( ) Pouco importante  ( ) Indiferente.</w:t>
+        <w:br/>
+        <w:br/>
+        <w:t>&lt;b&gt;Bloco 3: Reputação Mútua (Uber 360°) e Avaliação de Clima do Jogo&lt;/b&gt;</w:t>
+        <w:br/>
+        <w:t>8. O que você acha de um sistema onde o anfitrião avalia a nota do jogador antes de aceitá-lo e todos avaliam o comportamento e pontualidade uns dos outros pós-jogo (1 a 5 estrelas)? — ( ) Essencial (evita atletas descompromissados ou violentos)  ( ) Útil  ( ) Desnecessário.</w:t>
+        <w:br/>
+        <w:t>9. Além dos jogadores, você considera relevante avaliar a organização do anfitrião, as condições da quadra/local, a atuação do árbitro e o 'Clima do Jogo' (se o pessoal jogou com espírito esportivo ou com estresse/brigas)? — ( ) Sim, ajuda muito a escolher jogos saudáveis e bons locais  ( ) Apenas avaliar os atletas  ( ) Indiferente.</w:t>
+        <w:br/>
+        <w:br/>
+        <w:t>&lt;b&gt;Bloco 4: Amistosos Estruturados, Súmulas Oficiais e Perfil de Arbitragem&lt;/b&gt;</w:t>
+        <w:br/>
+        <w:t>10. Em confrontos entre equipes formadas (Amistosos), você apoia o registro de uma Súmula Digital oficial (placar, gols marcados, substituições e craque do jogo) validada por ambos os capitães (RN09)? — ( ) Sim, traz seriedade e histórico ao time  ( ) Não vejo necessidade.</w:t>
+        <w:br/>
+        <w:t>11. Quando houver cobrança de taxa de arbitragem em amistosos, qual o perfil de árbitro você prefere que o aplicativo ofereça (RN07)? — ( ) Árbitros experientes avaliados pela comunidade (não precisa ser federado, desde que tenha boa nota)  ( ) Apenas Árbitros Federados oficiais com registro comprovado  ( ) Ambos (permitir ao anfitrião escolher)  ( ) Não faço questão de árbitro.</w:t>
+        <w:br/>
+        <w:br/>
+        <w:t>&lt;b&gt;Bloco 5: Compliance Ético e Tolerância Zero contra Discriminação&lt;/b&gt;</w:t>
+        <w:br/>
+        <w:t>12. Você apoia a existência de um botão de denúncia ágil com suspensão e BANIMENTO definitivo da plataforma para atletas envolvidos em casos comprovados de machismo, racismo, homofobia ou agressão física (RN08)? — ( ) Apoio totalmente (Tolerância Zero)  ( ) Apenas advertência  ( ) Não apoio.</w:t>
       </w:r>
     </w:p>
     <w:sectPr>
